--- a/docs/content/pivoting/pivoting_activity.docx
+++ b/docs/content/pivoting/pivoting_activity.docx
@@ -31,7 +31,7 @@
         <w:pStyle w:val="Date"/>
       </w:pPr>
       <w:r>
-        <w:t xml:space="preserve">2026-09-04</w:t>
+        <w:t xml:space="preserve">2026-09-08</w:t>
       </w:r>
     </w:p>
     <w:bookmarkStart w:id="16" w:name="Xf7cf90b4a679eda01eb2ce70f4ca78c5c98dcb1"/>

--- a/docs/content/pivoting/pivoting_activity.docx
+++ b/docs/content/pivoting/pivoting_activity.docx
@@ -31,7 +31,7 @@
         <w:pStyle w:val="Date"/>
       </w:pPr>
       <w:r>
-        <w:t xml:space="preserve">2026-09-08</w:t>
+        <w:t xml:space="preserve">2026-09-10</w:t>
       </w:r>
     </w:p>
     <w:bookmarkStart w:id="16" w:name="Xf7cf90b4a679eda01eb2ce70f4ca78c5c98dcb1"/>

--- a/docs/content/pivoting/pivoting_activity.docx
+++ b/docs/content/pivoting/pivoting_activity.docx
@@ -31,7 +31,7 @@
         <w:pStyle w:val="Date"/>
       </w:pPr>
       <w:r>
-        <w:t xml:space="preserve">2026-09-10</w:t>
+        <w:t xml:space="preserve">2026-09-14</w:t>
       </w:r>
     </w:p>
     <w:bookmarkStart w:id="16" w:name="Xf7cf90b4a679eda01eb2ce70f4ca78c5c98dcb1"/>

--- a/docs/content/pivoting/pivoting_activity.docx
+++ b/docs/content/pivoting/pivoting_activity.docx
@@ -8276,7 +8276,6 @@
         <w:bottom w:color="FF0000" w:space="1" w:sz="8" w:val="single"/>
         <w:right w:color="FF0000" w:space="4" w:sz="8" w:val="single"/>
       </w:pBdr>
-      <w:shd w:color="auto" w:fill="auto" w:val="pct15"/>
       <w:spacing w:after="120" w:before="120"/>
       <w:ind w:left="432" w:right="432"/>
     </w:pPr>
@@ -8297,7 +8296,6 @@
         <w:bottom w:color="auto" w:space="1" w:sz="8" w:val="single"/>
         <w:right w:color="auto" w:space="4" w:sz="8" w:val="single"/>
       </w:pBdr>
-      <w:shd w:color="auto" w:fill="auto" w:val="pct15"/>
       <w:spacing w:after="240" w:before="240"/>
       <w:ind w:left="432" w:right="432"/>
     </w:pPr>
@@ -8312,7 +8310,6 @@
     <w:qFormat/>
     <w:rsid w:val="00771E03"/>
     <w:pPr>
-      <w:shd w:color="auto" w:fill="auto" w:val="pct15"/>
       <w:spacing w:after="240" w:before="240"/>
       <w:ind w:left="432" w:right="432"/>
     </w:pPr>

--- a/docs/content/pivoting/pivoting_activity.docx
+++ b/docs/content/pivoting/pivoting_activity.docx
@@ -31,7 +31,7 @@
         <w:pStyle w:val="Date"/>
       </w:pPr>
       <w:r>
-        <w:t xml:space="preserve">2026-09-14</w:t>
+        <w:t xml:space="preserve">2026-09-21</w:t>
       </w:r>
     </w:p>
     <w:bookmarkStart w:id="16" w:name="Xf7cf90b4a679eda01eb2ce70f4ca78c5c98dcb1"/>

--- a/docs/content/pivoting/pivoting_activity.docx
+++ b/docs/content/pivoting/pivoting_activity.docx
@@ -31,7 +31,7 @@
         <w:pStyle w:val="Date"/>
       </w:pPr>
       <w:r>
-        <w:t xml:space="preserve">2026-09-21</w:t>
+        <w:t xml:space="preserve">2026-09-22</w:t>
       </w:r>
     </w:p>
     <w:bookmarkStart w:id="16" w:name="Xf7cf90b4a679eda01eb2ce70f4ca78c5c98dcb1"/>

--- a/docs/content/pivoting/pivoting_activity.docx
+++ b/docs/content/pivoting/pivoting_activity.docx
@@ -31,7 +31,7 @@
         <w:pStyle w:val="Date"/>
       </w:pPr>
       <w:r>
-        <w:t xml:space="preserve">2026-09-22</w:t>
+        <w:t xml:space="preserve">2026-09-23</w:t>
       </w:r>
     </w:p>
     <w:bookmarkStart w:id="16" w:name="Xf7cf90b4a679eda01eb2ce70f4ca78c5c98dcb1"/>

--- a/docs/content/pivoting/pivoting_activity.docx
+++ b/docs/content/pivoting/pivoting_activity.docx
@@ -8359,6 +8359,252 @@
       <w:spacing w:after="100"/>
     </w:pPr>
   </w:style>
+  <w:style w:styleId="BodyText" w:type="paragraph">
+    <w:name w:val="Body Text"/>
+    <w:basedOn w:val="Normal"/>
+    <w:link w:val="BodyTextChar"/>
+    <w:qFormat/>
+    <w:pPr>
+      <w:spacing w:after="180" w:before="180"/>
+    </w:pPr>
+  </w:style>
+  <w:style w:customStyle="1" w:styleId="FirstParagraph" w:type="paragraph">
+    <w:name w:val="First Paragraph"/>
+    <w:basedOn w:val="BodyText"/>
+    <w:next w:val="BodyText"/>
+    <w:qFormat/>
+  </w:style>
+  <w:style w:customStyle="1" w:styleId="Compact" w:type="paragraph">
+    <w:name w:val="Compact"/>
+    <w:basedOn w:val="BodyText"/>
+    <w:qFormat/>
+    <w:pPr>
+      <w:spacing w:after="36" w:before="36"/>
+    </w:pPr>
+  </w:style>
+  <w:style w:customStyle="1" w:styleId="Author" w:type="paragraph">
+    <w:name w:val="Author"/>
+    <w:basedOn w:val="Title"/>
+    <w:next w:val="BodyText"/>
+    <w:qFormat/>
+    <w:pPr>
+      <w:keepNext/>
+      <w:keepLines/>
+    </w:pPr>
+    <w:rPr>
+      <w:sz w:val="24"/>
+      <w:szCs w:val="24"/>
+    </w:rPr>
+  </w:style>
+  <w:style w:styleId="Date" w:type="paragraph">
+    <w:name w:val="Date"/>
+    <w:basedOn w:val="Title"/>
+    <w:next w:val="BodyText"/>
+    <w:qFormat/>
+    <w:pPr>
+      <w:keepNext/>
+      <w:keepLines/>
+    </w:pPr>
+    <w:rPr>
+      <w:sz w:val="24"/>
+      <w:szCs w:val="24"/>
+    </w:rPr>
+  </w:style>
+  <w:style w:customStyle="1" w:styleId="AbstractTitle" w:type="paragraph">
+    <w:name w:val="Abstract Title"/>
+    <w:basedOn w:val="Normal"/>
+    <w:next w:val="Abstract"/>
+    <w:qFormat/>
+    <w:pPr>
+      <w:keepNext/>
+      <w:keepLines/>
+      <w:spacing w:after="0" w:before="300"/>
+      <w:jc w:val="center"/>
+    </w:pPr>
+    <w:rPr>
+      <w:b/>
+      <w:sz w:val="20"/>
+      <w:szCs w:val="20"/>
+    </w:rPr>
+  </w:style>
+  <w:style w:customStyle="1" w:styleId="Abstract" w:type="paragraph">
+    <w:name w:val="Abstract"/>
+    <w:basedOn w:val="Normal"/>
+    <w:next w:val="BodyText"/>
+    <w:qFormat/>
+    <w:pPr>
+      <w:keepNext/>
+      <w:keepLines/>
+      <w:spacing w:after="300" w:before="100"/>
+    </w:pPr>
+    <w:rPr>
+      <w:sz w:val="20"/>
+      <w:szCs w:val="20"/>
+    </w:rPr>
+  </w:style>
+  <w:style w:styleId="Bibliography" w:type="paragraph">
+    <w:name w:val="Bibliography"/>
+    <w:basedOn w:val="Normal"/>
+    <w:next w:val="Bibliography"/>
+    <w:qFormat/>
+    <w:pPr/>
+    <w:rPr/>
+  </w:style>
+  <w:style w:styleId="BlockText" w:type="paragraph">
+    <w:name w:val="Block Text"/>
+    <w:basedOn w:val="BodyText"/>
+    <w:next w:val="BodyText"/>
+    <w:uiPriority w:val="9"/>
+    <w:unhideWhenUsed/>
+    <w:qFormat/>
+    <w:pPr>
+      <w:spacing w:after="100" w:before="100"/>
+      <w:ind w:firstLine="0" w:left="480" w:right="480"/>
+    </w:pPr>
+  </w:style>
+  <w:style w:styleId="FootnoteText" w:type="paragraph">
+    <w:name w:val="Footnote Text"/>
+    <w:basedOn w:val="Normal"/>
+    <w:next w:val="FootnoteText"/>
+    <w:uiPriority w:val="9"/>
+    <w:unhideWhenUsed/>
+    <w:qFormat/>
+  </w:style>
+  <w:style w:styleId="FootnoteBlockText" w:type="paragraph">
+    <w:name w:val="Footnote Block Text"/>
+    <w:basedOn w:val="FootnoteText"/>
+    <w:next w:val="FootnoteText"/>
+    <w:uiPriority w:val="9"/>
+    <w:unhideWhenUsed/>
+    <w:qFormat/>
+    <w:pPr>
+      <w:spacing w:after="100" w:before="100"/>
+      <w:ind w:firstLine="0" w:left="480" w:right="480"/>
+    </w:pPr>
+  </w:style>
+  <w:style w:styleId="Table" w:type="table">
+    <w:name w:val="Table"/>
+    <w:basedOn w:val="TableNormal"/>
+    <w:semiHidden/>
+    <w:unhideWhenUsed/>
+    <w:qFormat/>
+    <w:tblPr>
+      <w:tblInd w:type="dxa" w:w="0"/>
+      <w:tblCellMar>
+        <w:top w:type="dxa" w:w="0"/>
+        <w:left w:type="dxa" w:w="108"/>
+        <w:bottom w:type="dxa" w:w="0"/>
+        <w:right w:type="dxa" w:w="108"/>
+      </w:tblCellMar>
+    </w:tblPr>
+    <w:tblStylePr w:type="firstRow">
+      <w:tcPr>
+        <w:tcBorders>
+          <w:bottom w:val="single"/>
+        </w:tcBorders>
+        <w:vAlign w:val="bottom"/>
+      </w:tcPr>
+    </w:tblStylePr>
+  </w:style>
+  <w:style w:customStyle="1" w:styleId="DefinitionTerm" w:type="paragraph">
+    <w:name w:val="Definition Term"/>
+    <w:basedOn w:val="Normal"/>
+    <w:next w:val="Definition"/>
+    <w:pPr>
+      <w:keepNext/>
+      <w:keepLines/>
+      <w:spacing w:after="0"/>
+    </w:pPr>
+    <w:rPr>
+      <w:b/>
+    </w:rPr>
+  </w:style>
+  <w:style w:customStyle="1" w:styleId="Definition" w:type="paragraph">
+    <w:name w:val="Definition"/>
+    <w:basedOn w:val="Normal"/>
+  </w:style>
+  <w:style w:styleId="Caption" w:type="paragraph">
+    <w:name w:val="Caption"/>
+    <w:basedOn w:val="Normal"/>
+    <w:link w:val="BodyTextChar"/>
+    <w:pPr>
+      <w:spacing w:after="120" w:before="0"/>
+    </w:pPr>
+    <w:rPr>
+      <w:i/>
+    </w:rPr>
+  </w:style>
+  <w:style w:customStyle="1" w:styleId="TableCaption" w:type="paragraph">
+    <w:name w:val="Table Caption"/>
+    <w:basedOn w:val="Caption"/>
+    <w:pPr>
+      <w:keepNext/>
+    </w:pPr>
+  </w:style>
+  <w:style w:customStyle="1" w:styleId="ImageCaption" w:type="paragraph">
+    <w:name w:val="Image Caption"/>
+    <w:basedOn w:val="Caption"/>
+  </w:style>
+  <w:style w:customStyle="1" w:styleId="Figure" w:type="paragraph">
+    <w:name w:val="Figure"/>
+    <w:basedOn w:val="Normal"/>
+  </w:style>
+  <w:style w:customStyle="1" w:styleId="CaptionedFigure" w:type="paragraph">
+    <w:name w:val="Captioned Figure"/>
+    <w:basedOn w:val="Figure"/>
+    <w:pPr>
+      <w:keepNext/>
+    </w:pPr>
+  </w:style>
+  <w:style w:customStyle="1" w:styleId="BodyTextChar" w:type="character">
+    <w:name w:val="Body Text Char"/>
+    <w:basedOn w:val="DefaultParagraphFont"/>
+    <w:link w:val="BodyText"/>
+  </w:style>
+  <w:style w:customStyle="1" w:styleId="VerbatimChar" w:type="character">
+    <w:name w:val="Verbatim Char"/>
+    <w:basedOn w:val="BodyTextChar"/>
+    <w:rPr>
+      <w:rFonts w:ascii="Consolas" w:hAnsi="Consolas"/>
+      <w:sz w:val="22"/>
+    </w:rPr>
+  </w:style>
+  <w:style w:customStyle="1" w:styleId="SectionNumber" w:type="character">
+    <w:name w:val="Section Number"/>
+    <w:basedOn w:val="BodyTextChar"/>
+  </w:style>
+  <w:style w:styleId="FootnoteReference" w:type="character">
+    <w:name w:val="Footnote Reference"/>
+    <w:basedOn w:val="BodyTextChar"/>
+    <w:rPr>
+      <w:vertAlign w:val="superscript"/>
+    </w:rPr>
+  </w:style>
+  <w:style w:styleId="Hyperlink" w:type="character">
+    <w:name w:val="Hyperlink"/>
+    <w:basedOn w:val="BodyTextChar"/>
+    <w:rPr>
+      <w:color w:themeColor="accent1" w:val="4F81BD"/>
+    </w:rPr>
+  </w:style>
+  <w:style w:styleId="TOCHeading" w:type="paragraph">
+    <w:name w:val="TOC Heading"/>
+    <w:basedOn w:val="Heading1"/>
+    <w:next w:val="BodyText"/>
+    <w:uiPriority w:val="39"/>
+    <w:unhideWhenUsed/>
+    <w:qFormat/>
+    <w:pPr>
+      <w:spacing w:before="240" w:line="259" w:lineRule="auto"/>
+      <w:outlineLvl w:val="9"/>
+    </w:pPr>
+    <w:rPr>
+      <w:rFonts w:asciiTheme="majorHAnsi" w:cstheme="majorBidi" w:eastAsiaTheme="majorEastAsia" w:hAnsiTheme="majorHAnsi"/>
+      <w:b w:val="0"/>
+      <w:bCs w:val="0"/>
+      <w:color w:themeColor="accent1" w:themeShade="BF" w:val="365F91"/>
+    </w:rPr>
+  </w:style>
   <w:style w:type="character" w:customStyle="1" w:styleId="KeywordTok">
     <w:name w:val="KeywordTok"/>
     <w:basedOn w:val="VerbatimChar"/>

--- a/docs/content/pivoting/pivoting_activity.docx
+++ b/docs/content/pivoting/pivoting_activity.docx
@@ -6846,7 +6846,7 @@
     <w:bookmarkEnd w:id="40"/>
     <w:sectPr>
       <w:pgSz w:h="15840" w:w="12240"/>
-      <w:pgMar w:bottom="1440" w:footer="720" w:gutter="0" w:header="720" w:left="1440" w:right="1440" w:top="1440"/>
+      <w:pgMar w:bottom="720" w:footer="432" w:gutter="0" w:header="432" w:left="720" w:right="1008" w:top="720"/>
       <w:cols w:space="720"/>
       <w:docGrid w:linePitch="360"/>
     </w:sectPr>
@@ -7358,7 +7358,11 @@
         <w14:ligatures w14:val="standardContextual"/>
       </w:rPr>
     </w:rPrDefault>
-    <w:pPrDefault/>
+    <w:pPrDefault>
+      <w:pPr>
+        <w:spacing w:after="0" w:before="0" w:line="240" w:lineRule="auto"/>
+      </w:pPr>
+    </w:pPrDefault>
   </w:docDefaults>
   <w:latentStyles w:count="376" w:defLockedState="0" w:defQFormat="0" w:defSemiHidden="0" w:defUIPriority="99" w:defUnhideWhenUsed="0">
     <w:lsdException w:name="Normal" w:qFormat="1" w:uiPriority="0"/>
@@ -8158,7 +8162,7 @@
     <w:qFormat/>
     <w:rsid w:val="00AF5CF1"/>
     <w:pPr>
-      <w:spacing w:after="160" w:before="160"/>
+      <w:spacing w:after="0" w:before="0"/>
       <w:jc w:val="center"/>
     </w:pPr>
     <w:rPr>
@@ -8276,7 +8280,7 @@
         <w:bottom w:color="FF0000" w:space="1" w:sz="8" w:val="single"/>
         <w:right w:color="FF0000" w:space="4" w:sz="8" w:val="single"/>
       </w:pBdr>
-      <w:spacing w:after="120" w:before="120"/>
+      <w:spacing w:after="40" w:before="40"/>
       <w:ind w:left="432" w:right="432"/>
     </w:pPr>
     <w:rPr>
@@ -8296,7 +8300,7 @@
         <w:bottom w:color="auto" w:space="1" w:sz="8" w:val="single"/>
         <w:right w:color="auto" w:space="4" w:sz="8" w:val="single"/>
       </w:pBdr>
-      <w:spacing w:after="240" w:before="240"/>
+      <w:spacing w:after="40" w:before="40"/>
       <w:ind w:left="432" w:right="432"/>
     </w:pPr>
     <w:rPr>
@@ -8310,7 +8314,7 @@
     <w:qFormat/>
     <w:rsid w:val="00771E03"/>
     <w:pPr>
-      <w:spacing w:after="240" w:before="240"/>
+      <w:spacing w:after="40" w:before="40"/>
       <w:ind w:left="432" w:right="432"/>
     </w:pPr>
     <w:rPr>
@@ -8356,7 +8360,7 @@
     <w:unhideWhenUsed/>
     <w:rsid w:val="00322D32"/>
     <w:pPr>
-      <w:spacing w:after="100"/>
+      <w:spacing w:after="0" w:before="0"/>
     </w:pPr>
   </w:style>
   <w:style w:styleId="BodyText" w:type="paragraph">
@@ -8365,7 +8369,7 @@
     <w:link w:val="BodyTextChar"/>
     <w:qFormat/>
     <w:pPr>
-      <w:spacing w:after="180" w:before="180"/>
+      <w:spacing w:after="0" w:before="0"/>
     </w:pPr>
   </w:style>
   <w:style w:customStyle="1" w:styleId="FirstParagraph" w:type="paragraph">
@@ -8373,13 +8377,16 @@
     <w:basedOn w:val="BodyText"/>
     <w:next w:val="BodyText"/>
     <w:qFormat/>
+    <w:pPr>
+      <w:spacing w:after="0" w:before="0"/>
+    </w:pPr>
   </w:style>
   <w:style w:customStyle="1" w:styleId="Compact" w:type="paragraph">
     <w:name w:val="Compact"/>
     <w:basedOn w:val="BodyText"/>
     <w:qFormat/>
     <w:pPr>
-      <w:spacing w:after="36" w:before="36"/>
+      <w:spacing w:after="0" w:before="0"/>
     </w:pPr>
   </w:style>
   <w:style w:customStyle="1" w:styleId="Author" w:type="paragraph">
@@ -8458,7 +8465,7 @@
     <w:unhideWhenUsed/>
     <w:qFormat/>
     <w:pPr>
-      <w:spacing w:after="100" w:before="100"/>
+      <w:spacing w:after="0" w:before="0"/>
       <w:ind w:firstLine="0" w:left="480" w:right="480"/>
     </w:pPr>
   </w:style>
@@ -8528,7 +8535,7 @@
     <w:basedOn w:val="Normal"/>
     <w:link w:val="BodyTextChar"/>
     <w:pPr>
-      <w:spacing w:after="120" w:before="0"/>
+      <w:spacing w:after="0" w:before="0"/>
     </w:pPr>
     <w:rPr>
       <w:i/>
@@ -8538,21 +8545,29 @@
     <w:name w:val="Table Caption"/>
     <w:basedOn w:val="Caption"/>
     <w:pPr>
+      <w:spacing w:after="0" w:before="0"/>
       <w:keepNext/>
     </w:pPr>
   </w:style>
   <w:style w:customStyle="1" w:styleId="ImageCaption" w:type="paragraph">
     <w:name w:val="Image Caption"/>
     <w:basedOn w:val="Caption"/>
+    <w:pPr>
+      <w:spacing w:after="0" w:before="0"/>
+    </w:pPr>
   </w:style>
   <w:style w:customStyle="1" w:styleId="Figure" w:type="paragraph">
     <w:name w:val="Figure"/>
     <w:basedOn w:val="Normal"/>
+    <w:pPr>
+      <w:spacing w:after="0" w:before="0"/>
+    </w:pPr>
   </w:style>
   <w:style w:customStyle="1" w:styleId="CaptionedFigure" w:type="paragraph">
     <w:name w:val="Captioned Figure"/>
     <w:basedOn w:val="Figure"/>
     <w:pPr>
+      <w:spacing w:after="0" w:before="0"/>
       <w:keepNext/>
     </w:pPr>
   </w:style>
@@ -8565,8 +8580,8 @@
     <w:name w:val="Verbatim Char"/>
     <w:basedOn w:val="BodyTextChar"/>
     <w:rPr>
-      <w:rFonts w:ascii="Consolas" w:hAnsi="Consolas"/>
-      <w:sz w:val="22"/>
+      <w:rFonts w:ascii="Courier New" w:cs="Courier New" w:hAnsi="Courier New"/>
+      <w:sz w:val="20"/>
     </w:rPr>
   </w:style>
   <w:style w:customStyle="1" w:styleId="SectionNumber" w:type="character">

--- a/docs/content/pivoting/pivoting_activity.docx
+++ b/docs/content/pivoting/pivoting_activity.docx
@@ -2231,7 +2231,16 @@
         <w:rPr>
           <w:rStyle w:val="NormalTok"/>
         </w:rPr>
-        <w:t xml:space="preserve">), year </w:t>
+        <w:t xml:space="preserve">),</w:t>
+      </w:r>
+      <w:r>
+        <w:br/>
+      </w:r>
+      <w:r>
+        <w:rPr>
+          <w:rStyle w:val="NormalTok"/>
+        </w:rPr>
+        <w:t xml:space="preserve">                            year </w:t>
       </w:r>
       <w:r>
         <w:rPr>
@@ -2706,7 +2715,16 @@
         <w:rPr>
           <w:rStyle w:val="NormalTok"/>
         </w:rPr>
-        <w:t xml:space="preserve">), </w:t>
+        <w:t xml:space="preserve">),</w:t>
+      </w:r>
+      <w:r>
+        <w:br/>
+      </w:r>
+      <w:r>
+        <w:rPr>
+          <w:rStyle w:val="NormalTok"/>
+        </w:rPr>
+        <w:t xml:space="preserve">            </w:t>
       </w:r>
       <w:r>
         <w:rPr>
@@ -4430,7 +4448,16 @@
         <w:rPr>
           <w:rStyle w:val="NormalTok"/>
         </w:rPr>
-        <w:t xml:space="preserve">, current_yr, </w:t>
+        <w:t xml:space="preserve">, current_yr,</w:t>
+      </w:r>
+      <w:r>
+        <w:br/>
+      </w:r>
+      <w:r>
+        <w:rPr>
+          <w:rStyle w:val="NormalTok"/>
+        </w:rPr>
+        <w:t xml:space="preserve">                        </w:t>
       </w:r>
       <w:r>
         <w:rPr>
@@ -4919,7 +4946,16 @@
         <w:rPr>
           <w:rStyle w:val="VerbatimChar"/>
         </w:rPr>
-        <w:t xml:space="preserve">What does the DATE of each year's peak tell you (early vs. late season)?</w:t>
+        <w:t xml:space="preserve">What does the DATE of each year's peak</w:t>
+      </w:r>
+      <w:r>
+        <w:br/>
+      </w:r>
+      <w:r>
+        <w:rPr>
+          <w:rStyle w:val="VerbatimChar"/>
+        </w:rPr>
+        <w:t xml:space="preserve">tell you (early vs. late season)?</w:t>
       </w:r>
     </w:p>
     <w:p>
@@ -5507,7 +5543,16 @@
         <w:rPr>
           <w:rStyle w:val="VerbatimChar"/>
         </w:rPr>
-        <w:t xml:space="preserve">In one sentence — is Lake Superior's peak ice cover changing? How confident are you, given the scatter?</w:t>
+        <w:t xml:space="preserve">In one sentence — is Lake Superior's peak ice cover</w:t>
+      </w:r>
+      <w:r>
+        <w:br/>
+      </w:r>
+      <w:r>
+        <w:rPr>
+          <w:rStyle w:val="VerbatimChar"/>
+        </w:rPr>
+        <w:t xml:space="preserve">changing? How confident are you, given the scatter?</w:t>
       </w:r>
     </w:p>
     <w:p>
@@ -6215,6 +6260,15 @@
       </w:pPr>
       <w:r>
         <w:rPr>
+          <w:rStyle w:val="CommentTok"/>
+        </w:rPr>
+        <w:t xml:space="preserve"># &lt;- your lake</w:t>
+      </w:r>
+      <w:r>
+        <w:br/>
+      </w:r>
+      <w:r>
+        <w:rPr>
           <w:rStyle w:val="NormalTok"/>
         </w:rPr>
         <w:t xml:space="preserve">url </w:t>
@@ -6236,18 +6290,6 @@
           <w:rStyle w:val="StringTok"/>
         </w:rPr>
         <w:t xml:space="preserve">"https://www.glerl.noaa.gov/data/ice/glicd/daily/eri.txt"</w:t>
-      </w:r>
-      <w:r>
-        <w:rPr>
-          <w:rStyle w:val="NormalTok"/>
-        </w:rPr>
-        <w:t xml:space="preserve">   </w:t>
-      </w:r>
-      <w:r>
-        <w:rPr>
-          <w:rStyle w:val="CommentTok"/>
-        </w:rPr>
-        <w:t xml:space="preserve"># &lt;- your lake</w:t>
       </w:r>
       <w:r>
         <w:br/>

--- a/docs/content/pivoting/pivoting_activity.docx
+++ b/docs/content/pivoting/pivoting_activity.docx
@@ -31,7 +31,7 @@
         <w:pStyle w:val="Date"/>
       </w:pPr>
       <w:r>
-        <w:t xml:space="preserve">2026-09-23</w:t>
+        <w:t xml:space="preserve">2026-09-24</w:t>
       </w:r>
     </w:p>
     <w:bookmarkStart w:id="16" w:name="Xf7cf90b4a679eda01eb2ce70f4ca78c5c98dcb1"/>

--- a/docs/content/pivoting/pivoting_activity.docx
+++ b/docs/content/pivoting/pivoting_activity.docx
@@ -31,7 +31,7 @@
         <w:pStyle w:val="Date"/>
       </w:pPr>
       <w:r>
-        <w:t xml:space="preserve">2026-09-24</w:t>
+        <w:t xml:space="preserve">2026-09-29</w:t>
       </w:r>
     </w:p>
     <w:bookmarkStart w:id="16" w:name="Xf7cf90b4a679eda01eb2ce70f4ca78c5c98dcb1"/>

--- a/docs/content/pivoting/pivoting_activity.docx
+++ b/docs/content/pivoting/pivoting_activity.docx
@@ -31,7 +31,7 @@
         <w:pStyle w:val="Date"/>
       </w:pPr>
       <w:r>
-        <w:t xml:space="preserve">2026-09-29</w:t>
+        <w:t xml:space="preserve">2026-10-01</w:t>
       </w:r>
     </w:p>
     <w:bookmarkStart w:id="16" w:name="Xf7cf90b4a679eda01eb2ce70f4ca78c5c98dcb1"/>

--- a/docs/content/pivoting/pivoting_activity.docx
+++ b/docs/content/pivoting/pivoting_activity.docx
@@ -31,7 +31,7 @@
         <w:pStyle w:val="Date"/>
       </w:pPr>
       <w:r>
-        <w:t xml:space="preserve">2026-10-01</w:t>
+        <w:t xml:space="preserve">2026-10-05</w:t>
       </w:r>
     </w:p>
     <w:bookmarkStart w:id="16" w:name="Xf7cf90b4a679eda01eb2ce70f4ca78c5c98dcb1"/>
@@ -495,7 +495,7 @@
                     <a:graphicData uri="http://schemas.openxmlformats.org/drawingml/2006/picture">
                       <pic:pic>
                         <pic:nvPicPr>
-                          <pic:cNvPr descr="/Applications/Positron.app/Contents/Resources/app/quarto/share/formats/docx/note.png" id="13" name="Picture"/>
+                          <pic:cNvPr descr="/opt/quarto/share/formats/docx/note.png" id="13" name="Picture"/>
                           <pic:cNvPicPr>
                             <a:picLocks noChangeArrowheads="1" noChangeAspect="1"/>
                           </pic:cNvPicPr>
@@ -6036,7 +6036,7 @@
                     <a:graphicData uri="http://schemas.openxmlformats.org/drawingml/2006/picture">
                       <pic:pic>
                         <pic:nvPicPr>
-                          <pic:cNvPr descr="/Applications/Positron.app/Contents/Resources/app/quarto/share/formats/docx/important.png" id="34" name="Picture"/>
+                          <pic:cNvPr descr="/opt/quarto/share/formats/docx/important.png" id="34" name="Picture"/>
                           <pic:cNvPicPr>
                             <a:picLocks noChangeArrowheads="1" noChangeAspect="1"/>
                           </pic:cNvPicPr>

--- a/docs/content/pivoting/pivoting_activity.docx
+++ b/docs/content/pivoting/pivoting_activity.docx
@@ -31,7 +31,7 @@
         <w:pStyle w:val="Date"/>
       </w:pPr>
       <w:r>
-        <w:t xml:space="preserve">2026-10-05</w:t>
+        <w:t xml:space="preserve">2026-10-08</w:t>
       </w:r>
     </w:p>
     <w:bookmarkStart w:id="16" w:name="Xf7cf90b4a679eda01eb2ce70f4ca78c5c98dcb1"/>
@@ -495,7 +495,7 @@
                     <a:graphicData uri="http://schemas.openxmlformats.org/drawingml/2006/picture">
                       <pic:pic>
                         <pic:nvPicPr>
-                          <pic:cNvPr descr="/opt/quarto/share/formats/docx/note.png" id="13" name="Picture"/>
+                          <pic:cNvPr descr="/Applications/Positron.app/Contents/Resources/app/quarto/share/formats/docx/note.png" id="13" name="Picture"/>
                           <pic:cNvPicPr>
                             <a:picLocks noChangeArrowheads="1" noChangeAspect="1"/>
                           </pic:cNvPicPr>
@@ -6036,7 +6036,7 @@
                     <a:graphicData uri="http://schemas.openxmlformats.org/drawingml/2006/picture">
                       <pic:pic>
                         <pic:nvPicPr>
-                          <pic:cNvPr descr="/opt/quarto/share/formats/docx/important.png" id="34" name="Picture"/>
+                          <pic:cNvPr descr="/Applications/Positron.app/Contents/Resources/app/quarto/share/formats/docx/important.png" id="34" name="Picture"/>
                           <pic:cNvPicPr>
                             <a:picLocks noChangeArrowheads="1" noChangeAspect="1"/>
                           </pic:cNvPicPr>

--- a/docs/content/pivoting/pivoting_activity.docx
+++ b/docs/content/pivoting/pivoting_activity.docx
@@ -31,7 +31,7 @@
         <w:pStyle w:val="Date"/>
       </w:pPr>
       <w:r>
-        <w:t xml:space="preserve">2026-10-08</w:t>
+        <w:t xml:space="preserve">2026-10-09</w:t>
       </w:r>
     </w:p>
     <w:bookmarkStart w:id="16" w:name="Xf7cf90b4a679eda01eb2ce70f4ca78c5c98dcb1"/>

--- a/docs/content/pivoting/pivoting_activity.docx
+++ b/docs/content/pivoting/pivoting_activity.docx
@@ -3832,13 +3832,12 @@
     <w:tbl>
       <w:tblPr>
         <w:tblStyle w:val="Table"/>
-        <w:tblW w:type="pct" w:w="5000"/>
-        <w:tblLayout w:type="fixed"/>
+        <w:tblW w:type="auto" w:w="0"/>
         <w:tblLook w:firstRow="1" w:lastRow="0" w:firstColumn="0" w:lastColumn="0" w:noHBand="0" w:noVBand="0" w:val="0020"/>
       </w:tblPr>
       <w:tblGrid>
-        <w:gridCol w:w="2376"/>
-        <w:gridCol w:w="5544"/>
+        <w:gridCol w:w="3960"/>
+        <w:gridCol w:w="3960"/>
       </w:tblGrid>
       <w:tr>
         <w:trPr>

--- a/docs/content/pivoting/pivoting_activity.docx
+++ b/docs/content/pivoting/pivoting_activity.docx
@@ -31,7 +31,7 @@
         <w:pStyle w:val="Date"/>
       </w:pPr>
       <w:r>
-        <w:t xml:space="preserve">2026-10-19</w:t>
+        <w:t xml:space="preserve">2026-10-22</w:t>
       </w:r>
     </w:p>
     <w:bookmarkStart w:id="23" w:name="Xfe110142060a62bbb07e4f4680f111a38201e10"/>
@@ -179,19 +179,22 @@
         </w:numPr>
       </w:pPr>
       <w:r>
-        <w:t xml:space="preserve">Rebuild NOAA’s</w:t>
-      </w:r>
-      <w:r>
-        <w:t xml:space="preserve"> </w:t>
-      </w:r>
-      <w:r>
-        <w:t xml:space="preserve">“spaghetti plot”</w:t>
-      </w:r>
-      <w:r>
-        <w:t xml:space="preserve"> </w:t>
-      </w:r>
-      <w:r>
-        <w:t xml:space="preserve">of every ice season</w:t>
+        <w:t xml:space="preserve">Regress one month’s ice cover on</w:t>
+      </w:r>
+      <w:r>
+        <w:t xml:space="preserve"> </w:t>
+      </w:r>
+      <w:r>
+        <w:rPr>
+          <w:rStyle w:val="VerbatimChar"/>
+        </w:rPr>
+        <w:t xml:space="preserve">year</w:t>
+      </w:r>
+      <w:r>
+        <w:t xml:space="preserve"> </w:t>
+      </w:r>
+      <w:r>
+        <w:t xml:space="preserve">to get a slope</w:t>
       </w:r>
     </w:p>
     <w:p>
@@ -203,22 +206,19 @@
         </w:numPr>
       </w:pPr>
       <w:r>
-        <w:t xml:space="preserve">Use</w:t>
-      </w:r>
-      <w:r>
-        <w:t xml:space="preserve"> </w:t>
-      </w:r>
-      <w:r>
-        <w:rPr>
-          <w:rStyle w:val="VerbatimChar"/>
-        </w:rPr>
-        <w:t xml:space="preserve">slice_max()</w:t>
-      </w:r>
-      <w:r>
-        <w:t xml:space="preserve"> </w:t>
-      </w:r>
-      <w:r>
-        <w:t xml:space="preserve">to pull each winter’s peak ice cover</w:t>
+        <w:t xml:space="preserve">Rebuild NOAA’s</w:t>
+      </w:r>
+      <w:r>
+        <w:t xml:space="preserve"> </w:t>
+      </w:r>
+      <w:r>
+        <w:t xml:space="preserve">“spaghetti plot”</w:t>
+      </w:r>
+      <w:r>
+        <w:t xml:space="preserve"> </w:t>
+      </w:r>
+      <w:r>
+        <w:t xml:space="preserve">of every ice season</w:t>
       </w:r>
     </w:p>
     <w:p>
@@ -230,6 +230,33 @@
         </w:numPr>
       </w:pPr>
       <w:r>
+        <w:t xml:space="preserve">Use</w:t>
+      </w:r>
+      <w:r>
+        <w:t xml:space="preserve"> </w:t>
+      </w:r>
+      <w:r>
+        <w:rPr>
+          <w:rStyle w:val="VerbatimChar"/>
+        </w:rPr>
+        <w:t xml:space="preserve">slice_max()</w:t>
+      </w:r>
+      <w:r>
+        <w:t xml:space="preserve"> </w:t>
+      </w:r>
+      <w:r>
+        <w:t xml:space="preserve">to pull each winter’s peak ice cover</w:t>
+      </w:r>
+    </w:p>
+    <w:p>
+      <w:pPr>
+        <w:pStyle w:val="Compact"/>
+        <w:numPr>
+          <w:ilvl w:val="0"/>
+          <w:numId w:val="1001"/>
+        </w:numPr>
+      </w:pPr>
+      <w:r>
         <w:t xml:space="preserve">Fit</w:t>
       </w:r>
       <w:r>
@@ -246,6 +273,40 @@
       </w:r>
       <w:r>
         <w:t xml:space="preserve">to ask whether maximum ice cover is declining</w:t>
+      </w:r>
+    </w:p>
+    <w:p>
+      <w:pPr>
+        <w:pStyle w:val="Compact"/>
+        <w:numPr>
+          <w:ilvl w:val="0"/>
+          <w:numId w:val="1001"/>
+        </w:numPr>
+      </w:pPr>
+      <w:r>
+        <w:t xml:space="preserve">Flip the summary table back to long and compare every month’s slope at once</w:t>
+      </w:r>
+    </w:p>
+    <w:p>
+      <w:pPr>
+        <w:pStyle w:val="Compact"/>
+        <w:numPr>
+          <w:ilvl w:val="0"/>
+          <w:numId w:val="1001"/>
+        </w:numPr>
+      </w:pPr>
+      <w:r>
+        <w:rPr>
+          <w:i/>
+          <w:iCs/>
+        </w:rPr>
+        <w:t xml:space="preserve">If there is time:</w:t>
+      </w:r>
+      <w:r>
+        <w:t xml:space="preserve"> </w:t>
+      </w:r>
+      <w:r>
+        <w:t xml:space="preserve">join in Duluth’s monthly temperature and regress ice on temp — this month’s and last month’s</w:t>
       </w:r>
     </w:p>
     <w:p>
@@ -554,28 +615,13 @@
                 <w:b/>
                 <w:bCs/>
               </w:rPr>
-              <w:t xml:space="preserve">You type most of the code.</w:t>
+              <w:t xml:space="preserve">All of today’s code is right here in this activity.</w:t>
             </w:r>
             <w:r>
               <w:t xml:space="preserve"> </w:t>
             </w:r>
             <w:r>
-              <w:t xml:space="preserve">The skeleton pre-fills the libraries, the file read, and the long spaghetti-plot block. Every other chunk is a</w:t>
-            </w:r>
-            <w:r>
-              <w:t xml:space="preserve"> </w:t>
-            </w:r>
-            <w:r>
-              <w:rPr>
-                <w:rStyle w:val="VerbatimChar"/>
-              </w:rPr>
-              <w:t xml:space="preserve"># YOUR CODE:</w:t>
-            </w:r>
-            <w:r>
-              <w:t xml:space="preserve"> </w:t>
-            </w:r>
-            <w:r>
-              <w:t xml:space="preserve">blank — the code is on the lecture slides, so read it there and type it in.</w:t>
+              <w:t xml:space="preserve">Type it into your script as we go and run it chunk by chunk. The skeleton has the import, the cleaning, the pivot to the wide summary table, and the regression already written — Part 10 is the one blank you fill in yourself.</w:t>
             </w:r>
           </w:p>
           <w:p>
@@ -587,7 +633,7 @@
               </w:numPr>
             </w:pPr>
             <w:r>
-              <w:t xml:space="preserve">You answer the</w:t>
+              <w:t xml:space="preserve">The</w:t>
             </w:r>
             <w:r>
               <w:t xml:space="preserve"> </w:t>
@@ -603,22 +649,36 @@
               <w:t xml:space="preserve"> </w:t>
             </w:r>
             <w:r>
-              <w:t xml:space="preserve">boxes as</w:t>
+              <w:t xml:space="preserve">boxes are</w:t>
             </w:r>
             <w:r>
               <w:t xml:space="preserve"> </w:t>
             </w:r>
             <w:r>
               <w:rPr>
-                <w:rStyle w:val="VerbatimChar"/>
+                <w:b/>
+                <w:bCs/>
               </w:rPr>
-              <w:t xml:space="preserve">#</w:t>
+              <w:t xml:space="preserve">things to think about</w:t>
+            </w:r>
+            <w:r>
+              <w:t xml:space="preserve">, not inline homework. Read them, talk them over, answer them in your head. They are there for your benefit — you do</w:t>
             </w:r>
             <w:r>
               <w:t xml:space="preserve"> </w:t>
             </w:r>
             <w:r>
-              <w:t xml:space="preserve">comments in the script.</w:t>
+              <w:rPr>
+                <w:b/>
+                <w:bCs/>
+              </w:rPr>
+              <w:t xml:space="preserve">not</w:t>
+            </w:r>
+            <w:r>
+              <w:t xml:space="preserve"> </w:t>
+            </w:r>
+            <w:r>
+              <w:t xml:space="preserve">have to type answers into the script, and they are not graded.</w:t>
             </w:r>
           </w:p>
           <w:p>
@@ -646,7 +706,23 @@
               <w:t xml:space="preserve"> </w:t>
             </w:r>
             <w:r>
-              <w:t xml:space="preserve">at the bottom of the skeleton runs the whole workflow on a different Great Lake — that part you write yourself.</w:t>
+              <w:t xml:space="preserve">at the bottom runs the whole workflow on a different Great Lake — that part you write, and that part</w:t>
+            </w:r>
+            <w:r>
+              <w:t xml:space="preserve"> </w:t>
+            </w:r>
+            <w:r>
+              <w:rPr>
+                <w:i/>
+                <w:iCs/>
+              </w:rPr>
+              <w:t xml:space="preserve">is</w:t>
+            </w:r>
+            <w:r>
+              <w:t xml:space="preserve"> </w:t>
+            </w:r>
+            <w:r>
+              <w:t xml:space="preserve">graded.</w:t>
             </w:r>
           </w:p>
           <w:p>
@@ -819,7 +895,7 @@
               <w:t xml:space="preserve"> </w:t>
             </w:r>
             <w:r>
-              <w:t xml:space="preserve">after the fact. Before each pivot, write down the shape you expect — how many rows, how many columns — then run it. A wrong prediction points straight at the argument you misunderstood:</w:t>
+              <w:t xml:space="preserve">after the fact. Before each pivot, say out loud the shape you expect — how many rows, how many columns — then run it. A wrong prediction points straight at the argument you misunderstood:</w:t>
             </w:r>
             <w:r>
               <w:t xml:space="preserve"> </w:t>
@@ -867,7 +943,7 @@
         <w:pStyle w:val="BodyText"/>
       </w:pPr>
       <w:r>
-        <w:t xml:space="preserve">Keep the plots plain today — no labels, colors, or themes except where the skeleton already has them. The goal is to</w:t>
+        <w:t xml:space="preserve">Keep the plots plain today — no labels, colors, or themes except where the code already has them. The goal is to</w:t>
       </w:r>
       <w:r>
         <w:t xml:space="preserve"> </w:t>
@@ -1051,7 +1127,7 @@
               <w:t xml:space="preserve"> </w:t>
             </w:r>
             <w:r>
-              <w:t xml:space="preserve">— without the bumper, that is the next chunk, way down past the answer box. With it, the cursor stops right there and you keep your place. It does nothing and prints nothing.</w:t>
+              <w:t xml:space="preserve">— without the bumper, that is the next chunk, way down past the next heading. With it, the cursor stops right there and you keep your place. It does nothing and prints nothing.</w:t>
             </w:r>
           </w:p>
           <w:p/>
@@ -1109,23 +1185,11 @@
         <w:pStyle w:val="FirstParagraph"/>
       </w:pPr>
       <w:r>
-        <w:t xml:space="preserve">This chunk is</w:t>
-      </w:r>
-      <w:r>
-        <w:t xml:space="preserve"> </w:t>
-      </w:r>
-      <w:r>
         <w:rPr>
           <w:b/>
           <w:bCs/>
         </w:rPr>
-        <w:t xml:space="preserve">pre-filled</w:t>
-      </w:r>
-      <w:r>
-        <w:t xml:space="preserve"> </w:t>
-      </w:r>
-      <w:r>
-        <w:t xml:space="preserve">in the skeleton. Run it and read it.</w:t>
+        <w:t xml:space="preserve">▶ Run this:</w:t>
       </w:r>
     </w:p>
     <w:p>
@@ -1134,6 +1198,80 @@
       </w:pPr>
       <w:r>
         <w:rPr>
+          <w:rStyle w:val="CommentTok"/>
+        </w:rPr>
+        <w:t xml:space="preserve"># Load libraries ---------------------------------------</w:t>
+      </w:r>
+      <w:r>
+        <w:br/>
+      </w:r>
+      <w:r>
+        <w:rPr>
+          <w:rStyle w:val="FunctionTok"/>
+        </w:rPr>
+        <w:t xml:space="preserve">library</w:t>
+      </w:r>
+      <w:r>
+        <w:rPr>
+          <w:rStyle w:val="NormalTok"/>
+        </w:rPr>
+        <w:t xml:space="preserve">(tidyverse)   </w:t>
+      </w:r>
+      <w:r>
+        <w:rPr>
+          <w:rStyle w:val="CommentTok"/>
+        </w:rPr>
+        <w:t xml:space="preserve"># dplyr + tidyr + ggplot2 + stringr</w:t>
+      </w:r>
+      <w:r>
+        <w:br/>
+      </w:r>
+      <w:r>
+        <w:rPr>
+          <w:rStyle w:val="FunctionTok"/>
+        </w:rPr>
+        <w:t xml:space="preserve">library</w:t>
+      </w:r>
+      <w:r>
+        <w:rPr>
+          <w:rStyle w:val="NormalTok"/>
+        </w:rPr>
+        <w:t xml:space="preserve">(lubridate)   </w:t>
+      </w:r>
+      <w:r>
+        <w:rPr>
+          <w:rStyle w:val="CommentTok"/>
+        </w:rPr>
+        <w:t xml:space="preserve"># ymd(), month(), update()</w:t>
+      </w:r>
+    </w:p>
+    <w:p>
+      <w:pPr>
+        <w:pStyle w:val="FirstParagraph"/>
+      </w:pPr>
+      <w:r>
+        <w:rPr>
+          <w:b/>
+          <w:bCs/>
+        </w:rPr>
+        <w:t xml:space="preserve">▶ Run this:</w:t>
+      </w:r>
+    </w:p>
+    <w:p>
+      <w:pPr>
+        <w:pStyle w:val="SourceCode"/>
+      </w:pPr>
+      <w:r>
+        <w:rPr>
+          <w:rStyle w:val="CommentTok"/>
+        </w:rPr>
+        <w:t xml:space="preserve"># Read NOAA's messy text file straight off the web -----</w:t>
+      </w:r>
+      <w:r>
+        <w:br/>
+      </w:r>
+      <w:r>
+        <w:rPr>
           <w:rStyle w:val="NormalTok"/>
         </w:rPr>
         <w:t xml:space="preserve">url </w:t>
@@ -1190,7 +1328,25 @@
         <w:rPr>
           <w:rStyle w:val="NormalTok"/>
         </w:rPr>
-        <w:t xml:space="preserve">(url, </w:t>
+        <w:t xml:space="preserve">(</w:t>
+      </w:r>
+      <w:r>
+        <w:br/>
+      </w:r>
+      <w:r>
+        <w:rPr>
+          <w:rStyle w:val="NormalTok"/>
+        </w:rPr>
+        <w:t xml:space="preserve">  url,</w:t>
+      </w:r>
+      <w:r>
+        <w:br/>
+      </w:r>
+      <w:r>
+        <w:rPr>
+          <w:rStyle w:val="NormalTok"/>
+        </w:rPr>
+        <w:t xml:space="preserve">  </w:t>
       </w:r>
       <w:r>
         <w:rPr>
@@ -1223,7 +1379,7 @@
         <w:rPr>
           <w:rStyle w:val="NormalTok"/>
         </w:rPr>
-        <w:t xml:space="preserve">                      </w:t>
+        <w:t xml:space="preserve">  </w:t>
       </w:r>
       <w:r>
         <w:rPr>
@@ -1283,7 +1439,16 @@
         <w:rPr>
           <w:rStyle w:val="NormalTok"/>
         </w:rPr>
-        <w:t xml:space="preserve">)) </w:t>
+        <w:t xml:space="preserve">)</w:t>
+      </w:r>
+      <w:r>
+        <w:br/>
+      </w:r>
+      <w:r>
+        <w:rPr>
+          <w:rStyle w:val="NormalTok"/>
+        </w:rPr>
+        <w:t xml:space="preserve">) </w:t>
       </w:r>
       <w:r>
         <w:rPr>
@@ -1362,6 +1527,24 @@
           <w:rStyle w:val="NormalTok"/>
         </w:rPr>
         <w:t xml:space="preserve">()</w:t>
+      </w:r>
+      <w:r>
+        <w:br/>
+      </w:r>
+      <w:r>
+        <w:br/>
+      </w:r>
+      <w:r>
+        <w:rPr>
+          <w:rStyle w:val="FunctionTok"/>
+        </w:rPr>
+        <w:t xml:space="preserve">head</w:t>
+      </w:r>
+      <w:r>
+        <w:rPr>
+          <w:rStyle w:val="NormalTok"/>
+        </w:rPr>
+        <w:t xml:space="preserve">(ice_raw)</w:t>
       </w:r>
     </w:p>
     <w:p>
@@ -1528,27 +1711,60 @@
         <w:pStyle w:val="FirstParagraph"/>
       </w:pPr>
       <w:r>
-        <w:t xml:space="preserve">Write the two lines that report the shape of</w:t>
-      </w:r>
-      <w:r>
-        <w:t xml:space="preserve"> </w:t>
-      </w:r>
-      <w:r>
-        <w:rPr>
-          <w:rStyle w:val="VerbatimChar"/>
-        </w:rPr>
-        <w:t xml:space="preserve">ice_raw</w:t>
-      </w:r>
-      <w:r>
-        <w:t xml:space="preserve"> </w:t>
-      </w:r>
-      <w:r>
-        <w:t xml:space="preserve">and its column names.</w:t>
-      </w:r>
-    </w:p>
-    <w:p>
-      <w:pPr>
-        <w:pStyle w:val="BodyText"/>
+        <w:rPr>
+          <w:b/>
+          <w:bCs/>
+        </w:rPr>
+        <w:t xml:space="preserve">▶ Run this:</w:t>
+      </w:r>
+    </w:p>
+    <w:p>
+      <w:pPr>
+        <w:pStyle w:val="SourceCode"/>
+      </w:pPr>
+      <w:r>
+        <w:rPr>
+          <w:rStyle w:val="CommentTok"/>
+        </w:rPr>
+        <w:t xml:space="preserve"># How wide is wide? ------------------------------------</w:t>
+      </w:r>
+      <w:r>
+        <w:br/>
+      </w:r>
+      <w:r>
+        <w:rPr>
+          <w:rStyle w:val="FunctionTok"/>
+        </w:rPr>
+        <w:t xml:space="preserve">dim</w:t>
+      </w:r>
+      <w:r>
+        <w:rPr>
+          <w:rStyle w:val="NormalTok"/>
+        </w:rPr>
+        <w:t xml:space="preserve">(ice_raw)</w:t>
+      </w:r>
+      <w:r>
+        <w:br/>
+      </w:r>
+      <w:r>
+        <w:br/>
+      </w:r>
+      <w:r>
+        <w:rPr>
+          <w:rStyle w:val="FunctionTok"/>
+        </w:rPr>
+        <w:t xml:space="preserve">names</w:t>
+      </w:r>
+      <w:r>
+        <w:rPr>
+          <w:rStyle w:val="NormalTok"/>
+        </w:rPr>
+        <w:t xml:space="preserve">(ice_raw)</w:t>
+      </w:r>
+    </w:p>
+    <w:p>
+      <w:pPr>
+        <w:pStyle w:val="FirstParagraph"/>
       </w:pPr>
       <w:r>
         <w:t xml:space="preserve">✏️</w:t>
@@ -1845,7 +2061,7 @@
         <w:t xml:space="preserve">rows</w:t>
       </w:r>
       <w:r>
-        <w:t xml:space="preserve">? Write your guess in the skeleton before you run it.</w:t>
+        <w:t xml:space="preserve">?</w:t>
       </w:r>
     </w:p>
     <w:p>
@@ -1853,7 +2069,276 @@
         <w:pStyle w:val="FirstParagraph"/>
       </w:pPr>
       <w:r>
-        <w:t xml:space="preserve">Type the</w:t>
+        <w:rPr>
+          <w:b/>
+          <w:bCs/>
+        </w:rPr>
+        <w:t xml:space="preserve">▶ Run this:</w:t>
+      </w:r>
+    </w:p>
+    <w:p>
+      <w:pPr>
+        <w:pStyle w:val="SourceCode"/>
+      </w:pPr>
+      <w:r>
+        <w:rPr>
+          <w:rStyle w:val="CommentTok"/>
+        </w:rPr>
+        <w:t xml:space="preserve"># Collapse every year column into year + ice_cover -----</w:t>
+      </w:r>
+      <w:r>
+        <w:br/>
+      </w:r>
+      <w:r>
+        <w:rPr>
+          <w:rStyle w:val="NormalTok"/>
+        </w:rPr>
+        <w:t xml:space="preserve">ice_long </w:t>
+      </w:r>
+      <w:r>
+        <w:rPr>
+          <w:rStyle w:val="OtherTok"/>
+        </w:rPr>
+        <w:t xml:space="preserve">&lt;-</w:t>
+      </w:r>
+      <w:r>
+        <w:rPr>
+          <w:rStyle w:val="NormalTok"/>
+        </w:rPr>
+        <w:t xml:space="preserve"> ice_raw </w:t>
+      </w:r>
+      <w:r>
+        <w:rPr>
+          <w:rStyle w:val="SpecialCharTok"/>
+        </w:rPr>
+        <w:t xml:space="preserve">%&gt;%</w:t>
+      </w:r>
+      <w:r>
+        <w:br/>
+      </w:r>
+      <w:r>
+        <w:rPr>
+          <w:rStyle w:val="NormalTok"/>
+        </w:rPr>
+        <w:t xml:space="preserve">  </w:t>
+      </w:r>
+      <w:r>
+        <w:rPr>
+          <w:rStyle w:val="FunctionTok"/>
+        </w:rPr>
+        <w:t xml:space="preserve">pivot_longer</w:t>
+      </w:r>
+      <w:r>
+        <w:rPr>
+          <w:rStyle w:val="NormalTok"/>
+        </w:rPr>
+        <w:t xml:space="preserve">(</w:t>
+      </w:r>
+      <w:r>
+        <w:br/>
+      </w:r>
+      <w:r>
+        <w:rPr>
+          <w:rStyle w:val="NormalTok"/>
+        </w:rPr>
+        <w:t xml:space="preserve">    </w:t>
+      </w:r>
+      <w:r>
+        <w:rPr>
+          <w:rStyle w:val="AttributeTok"/>
+        </w:rPr>
+        <w:t xml:space="preserve">cols =</w:t>
+      </w:r>
+      <w:r>
+        <w:rPr>
+          <w:rStyle w:val="NormalTok"/>
+        </w:rPr>
+        <w:t xml:space="preserve"> </w:t>
+      </w:r>
+      <w:r>
+        <w:rPr>
+          <w:rStyle w:val="SpecialCharTok"/>
+        </w:rPr>
+        <w:t xml:space="preserve">-</w:t>
+      </w:r>
+      <w:r>
+        <w:rPr>
+          <w:rStyle w:val="NormalTok"/>
+        </w:rPr>
+        <w:t xml:space="preserve">date,</w:t>
+      </w:r>
+      <w:r>
+        <w:br/>
+      </w:r>
+      <w:r>
+        <w:rPr>
+          <w:rStyle w:val="NormalTok"/>
+        </w:rPr>
+        <w:t xml:space="preserve">    </w:t>
+      </w:r>
+      <w:r>
+        <w:rPr>
+          <w:rStyle w:val="AttributeTok"/>
+        </w:rPr>
+        <w:t xml:space="preserve">names_to =</w:t>
+      </w:r>
+      <w:r>
+        <w:rPr>
+          <w:rStyle w:val="NormalTok"/>
+        </w:rPr>
+        <w:t xml:space="preserve"> </w:t>
+      </w:r>
+      <w:r>
+        <w:rPr>
+          <w:rStyle w:val="StringTok"/>
+        </w:rPr>
+        <w:t xml:space="preserve">"year"</w:t>
+      </w:r>
+      <w:r>
+        <w:rPr>
+          <w:rStyle w:val="NormalTok"/>
+        </w:rPr>
+        <w:t xml:space="preserve">,</w:t>
+      </w:r>
+      <w:r>
+        <w:br/>
+      </w:r>
+      <w:r>
+        <w:rPr>
+          <w:rStyle w:val="NormalTok"/>
+        </w:rPr>
+        <w:t xml:space="preserve">    </w:t>
+      </w:r>
+      <w:r>
+        <w:rPr>
+          <w:rStyle w:val="AttributeTok"/>
+        </w:rPr>
+        <w:t xml:space="preserve">names_prefix =</w:t>
+      </w:r>
+      <w:r>
+        <w:rPr>
+          <w:rStyle w:val="NormalTok"/>
+        </w:rPr>
+        <w:t xml:space="preserve"> </w:t>
+      </w:r>
+      <w:r>
+        <w:rPr>
+          <w:rStyle w:val="StringTok"/>
+        </w:rPr>
+        <w:t xml:space="preserve">"X"</w:t>
+      </w:r>
+      <w:r>
+        <w:rPr>
+          <w:rStyle w:val="NormalTok"/>
+        </w:rPr>
+        <w:t xml:space="preserve">,</w:t>
+      </w:r>
+      <w:r>
+        <w:br/>
+      </w:r>
+      <w:r>
+        <w:rPr>
+          <w:rStyle w:val="NormalTok"/>
+        </w:rPr>
+        <w:t xml:space="preserve">    </w:t>
+      </w:r>
+      <w:r>
+        <w:rPr>
+          <w:rStyle w:val="AttributeTok"/>
+        </w:rPr>
+        <w:t xml:space="preserve">values_to =</w:t>
+      </w:r>
+      <w:r>
+        <w:rPr>
+          <w:rStyle w:val="NormalTok"/>
+        </w:rPr>
+        <w:t xml:space="preserve"> </w:t>
+      </w:r>
+      <w:r>
+        <w:rPr>
+          <w:rStyle w:val="StringTok"/>
+        </w:rPr>
+        <w:t xml:space="preserve">"ice_cover"</w:t>
+      </w:r>
+      <w:r>
+        <w:br/>
+      </w:r>
+      <w:r>
+        <w:rPr>
+          <w:rStyle w:val="NormalTok"/>
+        </w:rPr>
+        <w:t xml:space="preserve">  ) </w:t>
+      </w:r>
+      <w:r>
+        <w:rPr>
+          <w:rStyle w:val="SpecialCharTok"/>
+        </w:rPr>
+        <w:t xml:space="preserve">%&gt;%</w:t>
+      </w:r>
+      <w:r>
+        <w:br/>
+      </w:r>
+      <w:r>
+        <w:rPr>
+          <w:rStyle w:val="NormalTok"/>
+        </w:rPr>
+        <w:t xml:space="preserve">  </w:t>
+      </w:r>
+      <w:r>
+        <w:rPr>
+          <w:rStyle w:val="FunctionTok"/>
+        </w:rPr>
+        <w:t xml:space="preserve">arrange</w:t>
+      </w:r>
+      <w:r>
+        <w:rPr>
+          <w:rStyle w:val="NormalTok"/>
+        </w:rPr>
+        <w:t xml:space="preserve">(year, date)</w:t>
+      </w:r>
+      <w:r>
+        <w:br/>
+      </w:r>
+      <w:r>
+        <w:br/>
+      </w:r>
+      <w:r>
+        <w:rPr>
+          <w:rStyle w:val="FunctionTok"/>
+        </w:rPr>
+        <w:t xml:space="preserve">dim</w:t>
+      </w:r>
+      <w:r>
+        <w:rPr>
+          <w:rStyle w:val="NormalTok"/>
+        </w:rPr>
+        <w:t xml:space="preserve">(ice_long)</w:t>
+      </w:r>
+      <w:r>
+        <w:br/>
+      </w:r>
+      <w:r>
+        <w:br/>
+      </w:r>
+      <w:r>
+        <w:rPr>
+          <w:rStyle w:val="FunctionTok"/>
+        </w:rPr>
+        <w:t xml:space="preserve">head</w:t>
+      </w:r>
+      <w:r>
+        <w:rPr>
+          <w:rStyle w:val="NormalTok"/>
+        </w:rPr>
+        <w:t xml:space="preserve">(ice_long)</w:t>
+      </w:r>
+    </w:p>
+    <w:p>
+      <w:pPr>
+        <w:pStyle w:val="FirstParagraph"/>
+      </w:pPr>
+      <w:r>
+        <w:t xml:space="preserve">Four arguments do all the work:</w:t>
       </w:r>
       <w:r>
         <w:t xml:space="preserve"> </w:t>
@@ -1862,13 +2347,23 @@
         <w:rPr>
           <w:rStyle w:val="VerbatimChar"/>
         </w:rPr>
-        <w:t xml:space="preserve">pivot_longer()</w:t>
-      </w:r>
-      <w:r>
-        <w:t xml:space="preserve"> </w:t>
-      </w:r>
-      <w:r>
-        <w:t xml:space="preserve">call. It needs four arguments:</w:t>
+        <w:t xml:space="preserve">cols = -date</w:t>
+      </w:r>
+      <w:r>
+        <w:t xml:space="preserve"> </w:t>
+      </w:r>
+      <w:r>
+        <w:t xml:space="preserve">pivots everything</w:t>
+      </w:r>
+      <w:r>
+        <w:t xml:space="preserve"> </w:t>
+      </w:r>
+      <w:r>
+        <w:rPr>
+          <w:b/>
+          <w:bCs/>
+        </w:rPr>
+        <w:t xml:space="preserve">except</w:t>
       </w:r>
       <w:r>
         <w:t xml:space="preserve"> </w:t>
@@ -1877,7 +2372,7 @@
         <w:rPr>
           <w:rStyle w:val="VerbatimChar"/>
         </w:rPr>
-        <w:t xml:space="preserve">cols</w:t>
+        <w:t xml:space="preserve">date</w:t>
       </w:r>
       <w:r>
         <w:t xml:space="preserve">,</w:t>
@@ -1892,7 +2387,10 @@
         <w:t xml:space="preserve">names_to</w:t>
       </w:r>
       <w:r>
-        <w:t xml:space="preserve">,</w:t>
+        <w:t xml:space="preserve"> </w:t>
+      </w:r>
+      <w:r>
+        <w:t xml:space="preserve">says where the old column names go,</w:t>
       </w:r>
       <w:r>
         <w:t xml:space="preserve"> </w:t>
@@ -1904,7 +2402,10 @@
         <w:t xml:space="preserve">names_prefix</w:t>
       </w:r>
       <w:r>
-        <w:t xml:space="preserve">, and</w:t>
+        <w:t xml:space="preserve"> </w:t>
+      </w:r>
+      <w:r>
+        <w:t xml:space="preserve">strips the</w:t>
       </w:r>
       <w:r>
         <w:t xml:space="preserve"> </w:t>
@@ -1913,67 +2414,28 @@
         <w:rPr>
           <w:rStyle w:val="VerbatimChar"/>
         </w:rPr>
+        <w:t xml:space="preserve">X</w:t>
+      </w:r>
+      <w:r>
+        <w:t xml:space="preserve"> </w:t>
+      </w:r>
+      <w:r>
+        <w:t xml:space="preserve">off the front, and</w:t>
+      </w:r>
+      <w:r>
+        <w:t xml:space="preserve"> </w:t>
+      </w:r>
+      <w:r>
+        <w:rPr>
+          <w:rStyle w:val="VerbatimChar"/>
+        </w:rPr>
         <w:t xml:space="preserve">values_to</w:t>
       </w:r>
       <w:r>
-        <w:t xml:space="preserve">. Call the result</w:t>
-      </w:r>
-      <w:r>
-        <w:t xml:space="preserve"> </w:t>
-      </w:r>
-      <w:r>
-        <w:rPr>
-          <w:rStyle w:val="VerbatimChar"/>
-        </w:rPr>
-        <w:t xml:space="preserve">ice_long</w:t>
-      </w:r>
-      <w:r>
-        <w:t xml:space="preserve">, then</w:t>
-      </w:r>
-      <w:r>
-        <w:t xml:space="preserve"> </w:t>
-      </w:r>
-      <w:r>
-        <w:rPr>
-          <w:rStyle w:val="VerbatimChar"/>
-        </w:rPr>
-        <w:t xml:space="preserve">arrange()</w:t>
-      </w:r>
-      <w:r>
-        <w:t xml:space="preserve"> </w:t>
-      </w:r>
-      <w:r>
-        <w:t xml:space="preserve">it by</w:t>
-      </w:r>
-      <w:r>
-        <w:t xml:space="preserve"> </w:t>
-      </w:r>
-      <w:r>
-        <w:rPr>
-          <w:rStyle w:val="VerbatimChar"/>
-        </w:rPr>
-        <w:t xml:space="preserve">year</w:t>
-      </w:r>
-      <w:r>
-        <w:t xml:space="preserve"> </w:t>
-      </w:r>
-      <w:r>
-        <w:t xml:space="preserve">and</w:t>
-      </w:r>
-      <w:r>
-        <w:t xml:space="preserve"> </w:t>
-      </w:r>
-      <w:r>
-        <w:rPr>
-          <w:rStyle w:val="VerbatimChar"/>
-        </w:rPr>
-        <w:t xml:space="preserve">date</w:t>
-      </w:r>
-      <w:r>
-        <w:t xml:space="preserve"> </w:t>
-      </w:r>
-      <w:r>
-        <w:t xml:space="preserve">and check its shape.</w:t>
+        <w:t xml:space="preserve"> </w:t>
+      </w:r>
+      <w:r>
+        <w:t xml:space="preserve">names the column the cell values land in.</w:t>
       </w:r>
     </w:p>
     <w:p>
@@ -2155,135 +2617,435 @@
         <w:pStyle w:val="BodyText"/>
       </w:pPr>
       <w:r>
-        <w:t xml:space="preserve">Type the</w:t>
-      </w:r>
-      <w:r>
-        <w:t xml:space="preserve"> </w:t>
-      </w:r>
-      <w:r>
-        <w:rPr>
-          <w:rStyle w:val="VerbatimChar"/>
-        </w:rPr>
-        <w:t xml:space="preserve">mutate()</w:t>
-      </w:r>
-      <w:r>
-        <w:t xml:space="preserve"> </w:t>
-      </w:r>
-      <w:r>
-        <w:t xml:space="preserve">that turns</w:t>
-      </w:r>
-      <w:r>
-        <w:t xml:space="preserve"> </w:t>
-      </w:r>
-      <w:r>
-        <w:rPr>
-          <w:rStyle w:val="VerbatimChar"/>
-        </w:rPr>
-        <w:t xml:space="preserve">year</w:t>
-      </w:r>
-      <w:r>
-        <w:t xml:space="preserve"> </w:t>
-      </w:r>
-      <w:r>
-        <w:t xml:space="preserve">numeric, builds</w:t>
-      </w:r>
-      <w:r>
-        <w:t xml:space="preserve"> </w:t>
-      </w:r>
-      <w:r>
-        <w:rPr>
-          <w:rStyle w:val="VerbatimChar"/>
-        </w:rPr>
-        <w:t xml:space="preserve">calendar_year</w:t>
-      </w:r>
-      <w:r>
-        <w:t xml:space="preserve"> </w:t>
-      </w:r>
-      <w:r>
-        <w:t xml:space="preserve">with</w:t>
-      </w:r>
-      <w:r>
-        <w:t xml:space="preserve"> </w:t>
-      </w:r>
-      <w:r>
-        <w:rPr>
-          <w:rStyle w:val="VerbatimChar"/>
-        </w:rPr>
-        <w:t xml:space="preserve">if_else()</w:t>
-      </w:r>
-      <w:r>
-        <w:t xml:space="preserve">, pastes a real</w:t>
-      </w:r>
-      <w:r>
-        <w:t xml:space="preserve"> </w:t>
-      </w:r>
-      <w:r>
-        <w:rPr>
-          <w:rStyle w:val="VerbatimChar"/>
-        </w:rPr>
-        <w:t xml:space="preserve">full_date</w:t>
-      </w:r>
-      <w:r>
-        <w:t xml:space="preserve"> </w:t>
-      </w:r>
-      <w:r>
-        <w:t xml:space="preserve">together with</w:t>
-      </w:r>
-      <w:r>
-        <w:t xml:space="preserve"> </w:t>
-      </w:r>
-      <w:r>
-        <w:rPr>
-          <w:rStyle w:val="VerbatimChar"/>
-        </w:rPr>
-        <w:t xml:space="preserve">ymd()</w:t>
-      </w:r>
-      <w:r>
-        <w:t xml:space="preserve">, and pulls</w:t>
-      </w:r>
-      <w:r>
-        <w:t xml:space="preserve"> </w:t>
-      </w:r>
-      <w:r>
-        <w:rPr>
-          <w:rStyle w:val="VerbatimChar"/>
-        </w:rPr>
-        <w:t xml:space="preserve">month</w:t>
-      </w:r>
-      <w:r>
-        <w:t xml:space="preserve"> </w:t>
-      </w:r>
-      <w:r>
-        <w:t xml:space="preserve">out of it — then drops rows with no ice value or no date. Call the result</w:t>
-      </w:r>
-      <w:r>
-        <w:t xml:space="preserve"> </w:t>
-      </w:r>
-      <w:r>
-        <w:rPr>
-          <w:rStyle w:val="VerbatimChar"/>
-        </w:rPr>
-        <w:t xml:space="preserve">ice_clean</w:t>
-      </w:r>
-      <w:r>
-        <w:t xml:space="preserve">.</w:t>
-      </w:r>
-    </w:p>
-    <w:p>
-      <w:pPr>
-        <w:pStyle w:val="BlockText"/>
-      </w:pPr>
-      <w:r>
-        <w:t xml:space="preserve">⚠️</w:t>
-      </w:r>
-      <w:r>
-        <w:t xml:space="preserve"> </w:t>
-      </w:r>
-      <w:r>
         <w:rPr>
           <w:b/>
           <w:bCs/>
         </w:rPr>
+        <w:t xml:space="preserve">▶ Run this:</w:t>
+      </w:r>
+    </w:p>
+    <w:p>
+      <w:pPr>
+        <w:pStyle w:val="SourceCode"/>
+      </w:pPr>
+      <w:r>
+        <w:rPr>
+          <w:rStyle w:val="CommentTok"/>
+        </w:rPr>
+        <w:t xml:space="preserve"># Nov/Dec belong to the PREVIOUS calendar year ---------</w:t>
+      </w:r>
+      <w:r>
+        <w:br/>
+      </w:r>
+      <w:r>
+        <w:rPr>
+          <w:rStyle w:val="NormalTok"/>
+        </w:rPr>
+        <w:t xml:space="preserve">ice_clean </w:t>
+      </w:r>
+      <w:r>
+        <w:rPr>
+          <w:rStyle w:val="OtherTok"/>
+        </w:rPr>
+        <w:t xml:space="preserve">&lt;-</w:t>
+      </w:r>
+      <w:r>
+        <w:rPr>
+          <w:rStyle w:val="NormalTok"/>
+        </w:rPr>
+        <w:t xml:space="preserve"> ice_long </w:t>
+      </w:r>
+      <w:r>
+        <w:rPr>
+          <w:rStyle w:val="SpecialCharTok"/>
+        </w:rPr>
+        <w:t xml:space="preserve">%&gt;%</w:t>
+      </w:r>
+      <w:r>
+        <w:br/>
+      </w:r>
+      <w:r>
+        <w:rPr>
+          <w:rStyle w:val="NormalTok"/>
+        </w:rPr>
+        <w:t xml:space="preserve">  </w:t>
+      </w:r>
+      <w:r>
+        <w:rPr>
+          <w:rStyle w:val="FunctionTok"/>
+        </w:rPr>
+        <w:t xml:space="preserve">mutate</w:t>
+      </w:r>
+      <w:r>
+        <w:rPr>
+          <w:rStyle w:val="NormalTok"/>
+        </w:rPr>
+        <w:t xml:space="preserve">(</w:t>
+      </w:r>
+      <w:r>
+        <w:br/>
+      </w:r>
+      <w:r>
+        <w:rPr>
+          <w:rStyle w:val="NormalTok"/>
+        </w:rPr>
+        <w:t xml:space="preserve">    </w:t>
+      </w:r>
+      <w:r>
+        <w:rPr>
+          <w:rStyle w:val="AttributeTok"/>
+        </w:rPr>
+        <w:t xml:space="preserve">year =</w:t>
+      </w:r>
+      <w:r>
+        <w:rPr>
+          <w:rStyle w:val="NormalTok"/>
+        </w:rPr>
+        <w:t xml:space="preserve"> </w:t>
+      </w:r>
+      <w:r>
+        <w:rPr>
+          <w:rStyle w:val="FunctionTok"/>
+        </w:rPr>
+        <w:t xml:space="preserve">as.numeric</w:t>
+      </w:r>
+      <w:r>
+        <w:rPr>
+          <w:rStyle w:val="NormalTok"/>
+        </w:rPr>
+        <w:t xml:space="preserve">(year),</w:t>
+      </w:r>
+      <w:r>
+        <w:br/>
+      </w:r>
+      <w:r>
+        <w:rPr>
+          <w:rStyle w:val="NormalTok"/>
+        </w:rPr>
+        <w:t xml:space="preserve">    </w:t>
+      </w:r>
+      <w:r>
+        <w:rPr>
+          <w:rStyle w:val="AttributeTok"/>
+        </w:rPr>
+        <w:t xml:space="preserve">calendar_year =</w:t>
+      </w:r>
+      <w:r>
+        <w:rPr>
+          <w:rStyle w:val="NormalTok"/>
+        </w:rPr>
+        <w:t xml:space="preserve"> </w:t>
+      </w:r>
+      <w:r>
+        <w:rPr>
+          <w:rStyle w:val="FunctionTok"/>
+        </w:rPr>
+        <w:t xml:space="preserve">if_else</w:t>
+      </w:r>
+      <w:r>
+        <w:rPr>
+          <w:rStyle w:val="NormalTok"/>
+        </w:rPr>
+        <w:t xml:space="preserve">(</w:t>
+      </w:r>
+      <w:r>
+        <w:br/>
+      </w:r>
+      <w:r>
+        <w:rPr>
+          <w:rStyle w:val="NormalTok"/>
+        </w:rPr>
+        <w:t xml:space="preserve">      </w:t>
+      </w:r>
+      <w:r>
+        <w:rPr>
+          <w:rStyle w:val="FunctionTok"/>
+        </w:rPr>
+        <w:t xml:space="preserve">str_starts</w:t>
+      </w:r>
+      <w:r>
+        <w:rPr>
+          <w:rStyle w:val="NormalTok"/>
+        </w:rPr>
+        <w:t xml:space="preserve">(date, </w:t>
+      </w:r>
+      <w:r>
+        <w:rPr>
+          <w:rStyle w:val="StringTok"/>
+        </w:rPr>
+        <w:t xml:space="preserve">"Nov|Dec"</w:t>
+      </w:r>
+      <w:r>
+        <w:rPr>
+          <w:rStyle w:val="NormalTok"/>
+        </w:rPr>
+        <w:t xml:space="preserve">),</w:t>
+      </w:r>
+      <w:r>
+        <w:br/>
+      </w:r>
+      <w:r>
+        <w:rPr>
+          <w:rStyle w:val="NormalTok"/>
+        </w:rPr>
+        <w:t xml:space="preserve">      year </w:t>
+      </w:r>
+      <w:r>
+        <w:rPr>
+          <w:rStyle w:val="SpecialCharTok"/>
+        </w:rPr>
+        <w:t xml:space="preserve">-</w:t>
+      </w:r>
+      <w:r>
+        <w:rPr>
+          <w:rStyle w:val="NormalTok"/>
+        </w:rPr>
+        <w:t xml:space="preserve"> </w:t>
+      </w:r>
+      <w:r>
+        <w:rPr>
+          <w:rStyle w:val="DecValTok"/>
+        </w:rPr>
+        <w:t xml:space="preserve">1</w:t>
+      </w:r>
+      <w:r>
+        <w:rPr>
+          <w:rStyle w:val="NormalTok"/>
+        </w:rPr>
+        <w:t xml:space="preserve">,</w:t>
+      </w:r>
+      <w:r>
+        <w:br/>
+      </w:r>
+      <w:r>
+        <w:rPr>
+          <w:rStyle w:val="NormalTok"/>
+        </w:rPr>
+        <w:t xml:space="preserve">      year</w:t>
+      </w:r>
+      <w:r>
+        <w:br/>
+      </w:r>
+      <w:r>
+        <w:rPr>
+          <w:rStyle w:val="NormalTok"/>
+        </w:rPr>
+        <w:t xml:space="preserve">    ),</w:t>
+      </w:r>
+      <w:r>
+        <w:br/>
+      </w:r>
+      <w:r>
+        <w:rPr>
+          <w:rStyle w:val="NormalTok"/>
+        </w:rPr>
+        <w:t xml:space="preserve">    </w:t>
+      </w:r>
+      <w:r>
+        <w:rPr>
+          <w:rStyle w:val="AttributeTok"/>
+        </w:rPr>
+        <w:t xml:space="preserve">full_date =</w:t>
+      </w:r>
+      <w:r>
+        <w:rPr>
+          <w:rStyle w:val="NormalTok"/>
+        </w:rPr>
+        <w:t xml:space="preserve"> </w:t>
+      </w:r>
+      <w:r>
+        <w:rPr>
+          <w:rStyle w:val="FunctionTok"/>
+        </w:rPr>
+        <w:t xml:space="preserve">ymd</w:t>
+      </w:r>
+      <w:r>
+        <w:rPr>
+          <w:rStyle w:val="NormalTok"/>
+        </w:rPr>
+        <w:t xml:space="preserve">(</w:t>
+      </w:r>
+      <w:r>
+        <w:rPr>
+          <w:rStyle w:val="FunctionTok"/>
+        </w:rPr>
+        <w:t xml:space="preserve">paste</w:t>
+      </w:r>
+      <w:r>
+        <w:rPr>
+          <w:rStyle w:val="NormalTok"/>
+        </w:rPr>
+        <w:t xml:space="preserve">(calendar_year, date, </w:t>
+      </w:r>
+      <w:r>
+        <w:rPr>
+          <w:rStyle w:val="AttributeTok"/>
+        </w:rPr>
+        <w:t xml:space="preserve">sep =</w:t>
+      </w:r>
+      <w:r>
+        <w:rPr>
+          <w:rStyle w:val="NormalTok"/>
+        </w:rPr>
+        <w:t xml:space="preserve"> </w:t>
+      </w:r>
+      <w:r>
+        <w:rPr>
+          <w:rStyle w:val="StringTok"/>
+        </w:rPr>
+        <w:t xml:space="preserve">"-"</w:t>
+      </w:r>
+      <w:r>
+        <w:rPr>
+          <w:rStyle w:val="NormalTok"/>
+        </w:rPr>
+        <w:t xml:space="preserve">)),</w:t>
+      </w:r>
+      <w:r>
+        <w:br/>
+      </w:r>
+      <w:r>
+        <w:rPr>
+          <w:rStyle w:val="NormalTok"/>
+        </w:rPr>
+        <w:t xml:space="preserve">    </w:t>
+      </w:r>
+      <w:r>
+        <w:rPr>
+          <w:rStyle w:val="AttributeTok"/>
+        </w:rPr>
+        <w:t xml:space="preserve">month =</w:t>
+      </w:r>
+      <w:r>
+        <w:rPr>
+          <w:rStyle w:val="NormalTok"/>
+        </w:rPr>
+        <w:t xml:space="preserve"> </w:t>
+      </w:r>
+      <w:r>
+        <w:rPr>
+          <w:rStyle w:val="FunctionTok"/>
+        </w:rPr>
+        <w:t xml:space="preserve">month</w:t>
+      </w:r>
+      <w:r>
+        <w:rPr>
+          <w:rStyle w:val="NormalTok"/>
+        </w:rPr>
+        <w:t xml:space="preserve">(full_date, </w:t>
+      </w:r>
+      <w:r>
+        <w:rPr>
+          <w:rStyle w:val="AttributeTok"/>
+        </w:rPr>
+        <w:t xml:space="preserve">label =</w:t>
+      </w:r>
+      <w:r>
+        <w:rPr>
+          <w:rStyle w:val="NormalTok"/>
+        </w:rPr>
+        <w:t xml:space="preserve"> </w:t>
+      </w:r>
+      <w:r>
+        <w:rPr>
+          <w:rStyle w:val="ConstantTok"/>
+        </w:rPr>
+        <w:t xml:space="preserve">TRUE</w:t>
+      </w:r>
+      <w:r>
+        <w:rPr>
+          <w:rStyle w:val="NormalTok"/>
+        </w:rPr>
+        <w:t xml:space="preserve">)</w:t>
+      </w:r>
+      <w:r>
+        <w:br/>
+      </w:r>
+      <w:r>
+        <w:rPr>
+          <w:rStyle w:val="NormalTok"/>
+        </w:rPr>
+        <w:t xml:space="preserve">  ) </w:t>
+      </w:r>
+      <w:r>
+        <w:rPr>
+          <w:rStyle w:val="SpecialCharTok"/>
+        </w:rPr>
+        <w:t xml:space="preserve">%&gt;%</w:t>
+      </w:r>
+      <w:r>
+        <w:br/>
+      </w:r>
+      <w:r>
+        <w:rPr>
+          <w:rStyle w:val="NormalTok"/>
+        </w:rPr>
+        <w:t xml:space="preserve">  </w:t>
+      </w:r>
+      <w:r>
+        <w:rPr>
+          <w:rStyle w:val="FunctionTok"/>
+        </w:rPr>
+        <w:t xml:space="preserve">drop_na</w:t>
+      </w:r>
+      <w:r>
+        <w:rPr>
+          <w:rStyle w:val="NormalTok"/>
+        </w:rPr>
+        <w:t xml:space="preserve">(ice_cover, full_date)</w:t>
+      </w:r>
+      <w:r>
+        <w:br/>
+      </w:r>
+      <w:r>
+        <w:br/>
+      </w:r>
+      <w:r>
+        <w:rPr>
+          <w:rStyle w:val="FunctionTok"/>
+        </w:rPr>
+        <w:t xml:space="preserve">dim</w:t>
+      </w:r>
+      <w:r>
+        <w:rPr>
+          <w:rStyle w:val="NormalTok"/>
+        </w:rPr>
+        <w:t xml:space="preserve">(ice_clean)</w:t>
+      </w:r>
+      <w:r>
+        <w:br/>
+      </w:r>
+      <w:r>
+        <w:br/>
+      </w:r>
+      <w:r>
+        <w:rPr>
+          <w:rStyle w:val="FunctionTok"/>
+        </w:rPr>
+        <w:t xml:space="preserve">head</w:t>
+      </w:r>
+      <w:r>
+        <w:rPr>
+          <w:rStyle w:val="NormalTok"/>
+        </w:rPr>
+        <w:t xml:space="preserve">(ice_clean)</w:t>
+      </w:r>
+    </w:p>
+    <w:p>
+      <w:pPr>
+        <w:pStyle w:val="BlockText"/>
+      </w:pPr>
+      <w:r>
+        <w:t xml:space="preserve">⚠️</w:t>
+      </w:r>
+      <w:r>
+        <w:t xml:space="preserve"> </w:t>
+      </w:r>
+      <w:r>
+        <w:rPr>
+          <w:b/>
+          <w:bCs/>
+        </w:rPr>
         <w:t xml:space="preserve">Watch out!</w:t>
       </w:r>
       <w:r>
@@ -2299,7 +3061,7 @@
         <w:t xml:space="preserve"> </w:t>
       </w:r>
       <w:r>
-        <w:t xml:space="preserve">will warn that about 40 dates</w:t>
+        <w:t xml:space="preserve">will warn that about 41 dates</w:t>
       </w:r>
       <w:r>
         <w:t xml:space="preserve"> </w:t>
@@ -2490,7 +3252,7 @@
         <w:pStyle w:val="BlockText"/>
       </w:pPr>
       <w:r>
-        <w:t xml:space="preserve">Parts 5–6: summarize the tidy data, then rebuild a readable table with</w:t>
+        <w:t xml:space="preserve">Parts 5–7: summarize the tidy data, rebuild a readable table with</w:t>
       </w:r>
       <w:r>
         <w:t xml:space="preserve"> </w:t>
@@ -2502,7 +3264,7 @@
         <w:t xml:space="preserve">pivot_wider()</w:t>
       </w:r>
       <w:r>
-        <w:t xml:space="preserve">.</w:t>
+        <w:t xml:space="preserve">, and regress one month on year.</w:t>
       </w:r>
     </w:p>
     <w:bookmarkEnd w:id="29"/>
@@ -2520,54 +3282,213 @@
         <w:pStyle w:val="FirstParagraph"/>
       </w:pPr>
       <w:r>
-        <w:t xml:space="preserve">Type the</w:t>
-      </w:r>
-      <w:r>
-        <w:t xml:space="preserve"> </w:t>
-      </w:r>
-      <w:r>
-        <w:rPr>
-          <w:rStyle w:val="VerbatimChar"/>
-        </w:rPr>
-        <w:t xml:space="preserve">group_by()</w:t>
-      </w:r>
-      <w:r>
-        <w:t xml:space="preserve"> </w:t>
-      </w:r>
-      <w:r>
-        <w:t xml:space="preserve">/</w:t>
-      </w:r>
-      <w:r>
-        <w:t xml:space="preserve"> </w:t>
-      </w:r>
-      <w:r>
-        <w:rPr>
-          <w:rStyle w:val="VerbatimChar"/>
-        </w:rPr>
-        <w:t xml:space="preserve">summarize()</w:t>
-      </w:r>
-      <w:r>
-        <w:t xml:space="preserve"> </w:t>
-      </w:r>
-      <w:r>
-        <w:t xml:space="preserve">that gives the mean ice cover for every year–month combination. Call it</w:t>
-      </w:r>
-      <w:r>
-        <w:t xml:space="preserve"> </w:t>
-      </w:r>
-      <w:r>
-        <w:rPr>
-          <w:rStyle w:val="VerbatimChar"/>
-        </w:rPr>
-        <w:t xml:space="preserve">monthly_avg</w:t>
-      </w:r>
-      <w:r>
-        <w:t xml:space="preserve">.</w:t>
-      </w:r>
-    </w:p>
-    <w:p>
-      <w:pPr>
-        <w:pStyle w:val="BodyText"/>
+        <w:rPr>
+          <w:b/>
+          <w:bCs/>
+        </w:rPr>
+        <w:t xml:space="preserve">▶ Run this:</w:t>
+      </w:r>
+    </w:p>
+    <w:p>
+      <w:pPr>
+        <w:pStyle w:val="SourceCode"/>
+      </w:pPr>
+      <w:r>
+        <w:rPr>
+          <w:rStyle w:val="CommentTok"/>
+        </w:rPr>
+        <w:t xml:space="preserve"># Mean ice cover for every year-month ------------------</w:t>
+      </w:r>
+      <w:r>
+        <w:br/>
+      </w:r>
+      <w:r>
+        <w:rPr>
+          <w:rStyle w:val="NormalTok"/>
+        </w:rPr>
+        <w:t xml:space="preserve">monthly_avg </w:t>
+      </w:r>
+      <w:r>
+        <w:rPr>
+          <w:rStyle w:val="OtherTok"/>
+        </w:rPr>
+        <w:t xml:space="preserve">&lt;-</w:t>
+      </w:r>
+      <w:r>
+        <w:rPr>
+          <w:rStyle w:val="NormalTok"/>
+        </w:rPr>
+        <w:t xml:space="preserve"> ice_clean </w:t>
+      </w:r>
+      <w:r>
+        <w:rPr>
+          <w:rStyle w:val="SpecialCharTok"/>
+        </w:rPr>
+        <w:t xml:space="preserve">%&gt;%</w:t>
+      </w:r>
+      <w:r>
+        <w:br/>
+      </w:r>
+      <w:r>
+        <w:rPr>
+          <w:rStyle w:val="NormalTok"/>
+        </w:rPr>
+        <w:t xml:space="preserve">  </w:t>
+      </w:r>
+      <w:r>
+        <w:rPr>
+          <w:rStyle w:val="FunctionTok"/>
+        </w:rPr>
+        <w:t xml:space="preserve">group_by</w:t>
+      </w:r>
+      <w:r>
+        <w:rPr>
+          <w:rStyle w:val="NormalTok"/>
+        </w:rPr>
+        <w:t xml:space="preserve">(year, month) </w:t>
+      </w:r>
+      <w:r>
+        <w:rPr>
+          <w:rStyle w:val="SpecialCharTok"/>
+        </w:rPr>
+        <w:t xml:space="preserve">%&gt;%</w:t>
+      </w:r>
+      <w:r>
+        <w:br/>
+      </w:r>
+      <w:r>
+        <w:rPr>
+          <w:rStyle w:val="NormalTok"/>
+        </w:rPr>
+        <w:t xml:space="preserve">  </w:t>
+      </w:r>
+      <w:r>
+        <w:rPr>
+          <w:rStyle w:val="FunctionTok"/>
+        </w:rPr>
+        <w:t xml:space="preserve">summarize</w:t>
+      </w:r>
+      <w:r>
+        <w:rPr>
+          <w:rStyle w:val="NormalTok"/>
+        </w:rPr>
+        <w:t xml:space="preserve">(</w:t>
+      </w:r>
+      <w:r>
+        <w:br/>
+      </w:r>
+      <w:r>
+        <w:rPr>
+          <w:rStyle w:val="NormalTok"/>
+        </w:rPr>
+        <w:t xml:space="preserve">    </w:t>
+      </w:r>
+      <w:r>
+        <w:rPr>
+          <w:rStyle w:val="AttributeTok"/>
+        </w:rPr>
+        <w:t xml:space="preserve">mean_ice =</w:t>
+      </w:r>
+      <w:r>
+        <w:rPr>
+          <w:rStyle w:val="NormalTok"/>
+        </w:rPr>
+        <w:t xml:space="preserve"> </w:t>
+      </w:r>
+      <w:r>
+        <w:rPr>
+          <w:rStyle w:val="FunctionTok"/>
+        </w:rPr>
+        <w:t xml:space="preserve">mean</w:t>
+      </w:r>
+      <w:r>
+        <w:rPr>
+          <w:rStyle w:val="NormalTok"/>
+        </w:rPr>
+        <w:t xml:space="preserve">(ice_cover, </w:t>
+      </w:r>
+      <w:r>
+        <w:rPr>
+          <w:rStyle w:val="AttributeTok"/>
+        </w:rPr>
+        <w:t xml:space="preserve">na.rm =</w:t>
+      </w:r>
+      <w:r>
+        <w:rPr>
+          <w:rStyle w:val="NormalTok"/>
+        </w:rPr>
+        <w:t xml:space="preserve"> </w:t>
+      </w:r>
+      <w:r>
+        <w:rPr>
+          <w:rStyle w:val="ConstantTok"/>
+        </w:rPr>
+        <w:t xml:space="preserve">TRUE</w:t>
+      </w:r>
+      <w:r>
+        <w:rPr>
+          <w:rStyle w:val="NormalTok"/>
+        </w:rPr>
+        <w:t xml:space="preserve">),</w:t>
+      </w:r>
+      <w:r>
+        <w:br/>
+      </w:r>
+      <w:r>
+        <w:rPr>
+          <w:rStyle w:val="NormalTok"/>
+        </w:rPr>
+        <w:t xml:space="preserve">    </w:t>
+      </w:r>
+      <w:r>
+        <w:rPr>
+          <w:rStyle w:val="AttributeTok"/>
+        </w:rPr>
+        <w:t xml:space="preserve">.groups =</w:t>
+      </w:r>
+      <w:r>
+        <w:rPr>
+          <w:rStyle w:val="NormalTok"/>
+        </w:rPr>
+        <w:t xml:space="preserve"> </w:t>
+      </w:r>
+      <w:r>
+        <w:rPr>
+          <w:rStyle w:val="StringTok"/>
+        </w:rPr>
+        <w:t xml:space="preserve">"drop"</w:t>
+      </w:r>
+      <w:r>
+        <w:br/>
+      </w:r>
+      <w:r>
+        <w:rPr>
+          <w:rStyle w:val="NormalTok"/>
+        </w:rPr>
+        <w:t xml:space="preserve">  )</w:t>
+      </w:r>
+      <w:r>
+        <w:br/>
+      </w:r>
+      <w:r>
+        <w:br/>
+      </w:r>
+      <w:r>
+        <w:rPr>
+          <w:rStyle w:val="FunctionTok"/>
+        </w:rPr>
+        <w:t xml:space="preserve">head</w:t>
+      </w:r>
+      <w:r>
+        <w:rPr>
+          <w:rStyle w:val="NormalTok"/>
+        </w:rPr>
+        <w:t xml:space="preserve">(monthly_avg)</w:t>
+      </w:r>
+    </w:p>
+    <w:p>
+      <w:pPr>
+        <w:pStyle w:val="FirstParagraph"/>
       </w:pPr>
       <w:r>
         <w:t xml:space="preserve">✏️</w:t>
@@ -2625,7 +3546,7 @@
       </w:r>
     </w:p>
     <w:bookmarkEnd w:id="30"/>
-    <w:bookmarkStart w:id="32" w:name="X465259b3d542470fa219e729a327168f4c08c01"/>
+    <w:bookmarkStart w:id="31" w:name="X465259b3d542470fa219e729a327168f4c08c01"/>
     <w:p>
       <w:pPr>
         <w:pStyle w:val="Heading1"/>
@@ -2704,7 +3625,239 @@
         <w:pStyle w:val="FirstParagraph"/>
       </w:pPr>
       <w:r>
-        <w:t xml:space="preserve">Type the</w:t>
+        <w:rPr>
+          <w:b/>
+          <w:bCs/>
+        </w:rPr>
+        <w:t xml:space="preserve">▶ Run this:</w:t>
+      </w:r>
+    </w:p>
+    <w:p>
+      <w:pPr>
+        <w:pStyle w:val="SourceCode"/>
+      </w:pPr>
+      <w:r>
+        <w:rPr>
+          <w:rStyle w:val="CommentTok"/>
+        </w:rPr>
+        <w:t xml:space="preserve"># One row per year, one column per month ---------------</w:t>
+      </w:r>
+      <w:r>
+        <w:br/>
+      </w:r>
+      <w:r>
+        <w:rPr>
+          <w:rStyle w:val="NormalTok"/>
+        </w:rPr>
+        <w:t xml:space="preserve">ice_pivot_table </w:t>
+      </w:r>
+      <w:r>
+        <w:rPr>
+          <w:rStyle w:val="OtherTok"/>
+        </w:rPr>
+        <w:t xml:space="preserve">&lt;-</w:t>
+      </w:r>
+      <w:r>
+        <w:rPr>
+          <w:rStyle w:val="NormalTok"/>
+        </w:rPr>
+        <w:t xml:space="preserve"> ice_clean </w:t>
+      </w:r>
+      <w:r>
+        <w:rPr>
+          <w:rStyle w:val="SpecialCharTok"/>
+        </w:rPr>
+        <w:t xml:space="preserve">%&gt;%</w:t>
+      </w:r>
+      <w:r>
+        <w:br/>
+      </w:r>
+      <w:r>
+        <w:rPr>
+          <w:rStyle w:val="NormalTok"/>
+        </w:rPr>
+        <w:t xml:space="preserve">  </w:t>
+      </w:r>
+      <w:r>
+        <w:rPr>
+          <w:rStyle w:val="FunctionTok"/>
+        </w:rPr>
+        <w:t xml:space="preserve">pivot_wider</w:t>
+      </w:r>
+      <w:r>
+        <w:rPr>
+          <w:rStyle w:val="NormalTok"/>
+        </w:rPr>
+        <w:t xml:space="preserve">(</w:t>
+      </w:r>
+      <w:r>
+        <w:br/>
+      </w:r>
+      <w:r>
+        <w:rPr>
+          <w:rStyle w:val="NormalTok"/>
+        </w:rPr>
+        <w:t xml:space="preserve">    </w:t>
+      </w:r>
+      <w:r>
+        <w:rPr>
+          <w:rStyle w:val="AttributeTok"/>
+        </w:rPr>
+        <w:t xml:space="preserve">id_cols =</w:t>
+      </w:r>
+      <w:r>
+        <w:rPr>
+          <w:rStyle w:val="NormalTok"/>
+        </w:rPr>
+        <w:t xml:space="preserve"> year,</w:t>
+      </w:r>
+      <w:r>
+        <w:br/>
+      </w:r>
+      <w:r>
+        <w:rPr>
+          <w:rStyle w:val="NormalTok"/>
+        </w:rPr>
+        <w:t xml:space="preserve">    </w:t>
+      </w:r>
+      <w:r>
+        <w:rPr>
+          <w:rStyle w:val="AttributeTok"/>
+        </w:rPr>
+        <w:t xml:space="preserve">names_from =</w:t>
+      </w:r>
+      <w:r>
+        <w:rPr>
+          <w:rStyle w:val="NormalTok"/>
+        </w:rPr>
+        <w:t xml:space="preserve"> month,</w:t>
+      </w:r>
+      <w:r>
+        <w:br/>
+      </w:r>
+      <w:r>
+        <w:rPr>
+          <w:rStyle w:val="NormalTok"/>
+        </w:rPr>
+        <w:t xml:space="preserve">    </w:t>
+      </w:r>
+      <w:r>
+        <w:rPr>
+          <w:rStyle w:val="AttributeTok"/>
+        </w:rPr>
+        <w:t xml:space="preserve">values_from =</w:t>
+      </w:r>
+      <w:r>
+        <w:rPr>
+          <w:rStyle w:val="NormalTok"/>
+        </w:rPr>
+        <w:t xml:space="preserve"> ice_cover,</w:t>
+      </w:r>
+      <w:r>
+        <w:br/>
+      </w:r>
+      <w:r>
+        <w:rPr>
+          <w:rStyle w:val="NormalTok"/>
+        </w:rPr>
+        <w:t xml:space="preserve">    </w:t>
+      </w:r>
+      <w:r>
+        <w:rPr>
+          <w:rStyle w:val="AttributeTok"/>
+        </w:rPr>
+        <w:t xml:space="preserve">values_fn =</w:t>
+      </w:r>
+      <w:r>
+        <w:rPr>
+          <w:rStyle w:val="NormalTok"/>
+        </w:rPr>
+        <w:t xml:space="preserve"> mean</w:t>
+      </w:r>
+      <w:r>
+        <w:br/>
+      </w:r>
+      <w:r>
+        <w:rPr>
+          <w:rStyle w:val="NormalTok"/>
+        </w:rPr>
+        <w:t xml:space="preserve">  ) </w:t>
+      </w:r>
+      <w:r>
+        <w:rPr>
+          <w:rStyle w:val="SpecialCharTok"/>
+        </w:rPr>
+        <w:t xml:space="preserve">%&gt;%</w:t>
+      </w:r>
+      <w:r>
+        <w:br/>
+      </w:r>
+      <w:r>
+        <w:rPr>
+          <w:rStyle w:val="NormalTok"/>
+        </w:rPr>
+        <w:t xml:space="preserve">  </w:t>
+      </w:r>
+      <w:r>
+        <w:rPr>
+          <w:rStyle w:val="FunctionTok"/>
+        </w:rPr>
+        <w:t xml:space="preserve">arrange</w:t>
+      </w:r>
+      <w:r>
+        <w:rPr>
+          <w:rStyle w:val="NormalTok"/>
+        </w:rPr>
+        <w:t xml:space="preserve">(year)</w:t>
+      </w:r>
+      <w:r>
+        <w:br/>
+      </w:r>
+      <w:r>
+        <w:br/>
+      </w:r>
+      <w:r>
+        <w:rPr>
+          <w:rStyle w:val="NormalTok"/>
+        </w:rPr>
+        <w:t xml:space="preserve">ice_pivot_table</w:t>
+      </w:r>
+    </w:p>
+    <w:p>
+      <w:pPr>
+        <w:pStyle w:val="BlockText"/>
+      </w:pPr>
+      <w:r>
+        <w:t xml:space="preserve">⚠️</w:t>
+      </w:r>
+      <w:r>
+        <w:t xml:space="preserve"> </w:t>
+      </w:r>
+      <w:r>
+        <w:rPr>
+          <w:b/>
+          <w:bCs/>
+        </w:rPr>
+        <w:t xml:space="preserve">Watch out!</w:t>
+      </w:r>
+      <w:r>
+        <w:t xml:space="preserve"> </w:t>
+      </w:r>
+      <w:r>
+        <w:t xml:space="preserve">The month columns come out in the order the months</w:t>
+      </w:r>
+      <w:r>
+        <w:t xml:space="preserve"> </w:t>
+      </w:r>
+      <w:r>
+        <w:rPr>
+          <w:b/>
+          <w:bCs/>
+        </w:rPr>
+        <w:t xml:space="preserve">first appear in the data</w:t>
+      </w:r>
+      <w:r>
+        <w:t xml:space="preserve">, not in calendar order —</w:t>
       </w:r>
       <w:r>
         <w:t xml:space="preserve"> </w:t>
@@ -2713,108 +3866,63 @@
         <w:rPr>
           <w:rStyle w:val="VerbatimChar"/>
         </w:rPr>
+        <w:t xml:space="preserve">Apr</w:t>
+      </w:r>
+      <w:r>
+        <w:t xml:space="preserve">,</w:t>
+      </w:r>
+      <w:r>
+        <w:t xml:space="preserve"> </w:t>
+      </w:r>
+      <w:r>
+        <w:rPr>
+          <w:rStyle w:val="VerbatimChar"/>
+        </w:rPr>
+        <w:t xml:space="preserve">Dec</w:t>
+      </w:r>
+      <w:r>
+        <w:t xml:space="preserve">,</w:t>
+      </w:r>
+      <w:r>
+        <w:t xml:space="preserve"> </w:t>
+      </w:r>
+      <w:r>
+        <w:rPr>
+          <w:rStyle w:val="VerbatimChar"/>
+        </w:rPr>
+        <w:t xml:space="preserve">Feb</w:t>
+      </w:r>
+      <w:r>
+        <w:t xml:space="preserve">,</w:t>
+      </w:r>
+      <w:r>
+        <w:t xml:space="preserve"> </w:t>
+      </w:r>
+      <w:r>
+        <w:rPr>
+          <w:rStyle w:val="VerbatimChar"/>
+        </w:rPr>
+        <w:t xml:space="preserve">Jan</w:t>
+      </w:r>
+      <w:r>
+        <w:t xml:space="preserve">… That is normal for</w:t>
+      </w:r>
+      <w:r>
+        <w:t xml:space="preserve"> </w:t>
+      </w:r>
+      <w:r>
+        <w:rPr>
+          <w:rStyle w:val="VerbatimChar"/>
+        </w:rPr>
         <w:t xml:space="preserve">pivot_wider()</w:t>
       </w:r>
       <w:r>
-        <w:t xml:space="preserve"> </w:t>
-      </w:r>
-      <w:r>
-        <w:t xml:space="preserve">call on</w:t>
-      </w:r>
-      <w:r>
-        <w:t xml:space="preserve"> </w:t>
-      </w:r>
-      <w:r>
-        <w:rPr>
-          <w:rStyle w:val="VerbatimChar"/>
-        </w:rPr>
-        <w:t xml:space="preserve">ice_clean</w:t>
-      </w:r>
-      <w:r>
-        <w:t xml:space="preserve">, using</w:t>
-      </w:r>
-      <w:r>
-        <w:t xml:space="preserve"> </w:t>
-      </w:r>
-      <w:r>
-        <w:rPr>
-          <w:rStyle w:val="VerbatimChar"/>
-        </w:rPr>
-        <w:t xml:space="preserve">id_cols</w:t>
-      </w:r>
-      <w:r>
-        <w:t xml:space="preserve">,</w:t>
-      </w:r>
-      <w:r>
-        <w:t xml:space="preserve"> </w:t>
-      </w:r>
-      <w:r>
-        <w:rPr>
-          <w:rStyle w:val="VerbatimChar"/>
-        </w:rPr>
-        <w:t xml:space="preserve">names_from</w:t>
-      </w:r>
-      <w:r>
-        <w:t xml:space="preserve">,</w:t>
-      </w:r>
-      <w:r>
-        <w:t xml:space="preserve"> </w:t>
-      </w:r>
-      <w:r>
-        <w:rPr>
-          <w:rStyle w:val="VerbatimChar"/>
-        </w:rPr>
-        <w:t xml:space="preserve">values_from</w:t>
-      </w:r>
-      <w:r>
-        <w:t xml:space="preserve">, and</w:t>
-      </w:r>
-      <w:r>
-        <w:t xml:space="preserve"> </w:t>
-      </w:r>
-      <w:r>
-        <w:rPr>
-          <w:rStyle w:val="VerbatimChar"/>
-        </w:rPr>
-        <w:t xml:space="preserve">values_fn = mean</w:t>
-      </w:r>
-      <w:r>
-        <w:t xml:space="preserve">.</w:t>
-      </w:r>
-      <w:r>
-        <w:t xml:space="preserve"> </w:t>
-      </w:r>
-      <w:r>
-        <w:rPr>
-          <w:rStyle w:val="VerbatimChar"/>
-        </w:rPr>
-        <w:t xml:space="preserve">arrange()</w:t>
-      </w:r>
-      <w:r>
-        <w:t xml:space="preserve"> </w:t>
-      </w:r>
-      <w:r>
-        <w:t xml:space="preserve">the result by</w:t>
-      </w:r>
-      <w:r>
-        <w:t xml:space="preserve"> </w:t>
-      </w:r>
-      <w:r>
-        <w:rPr>
-          <w:rStyle w:val="VerbatimChar"/>
-        </w:rPr>
-        <w:t xml:space="preserve">year</w:t>
-      </w:r>
-      <w:r>
-        <w:t xml:space="preserve"> </w:t>
-      </w:r>
-      <w:r>
-        <w:t xml:space="preserve">so it reads top to bottom, and print it.</w:t>
-      </w:r>
-    </w:p>
-    <w:p>
-      <w:pPr>
-        <w:pStyle w:val="BodyText"/>
+        <w:t xml:space="preserve">, and it is why long data is better for computing.</w:t>
+      </w:r>
+    </w:p>
+    <w:p>
+      <w:pPr>
+        <w:pStyle w:val="FirstParagraph"/>
       </w:pPr>
       <w:r>
         <w:t xml:space="preserve">✏️</w:t>
@@ -3010,13 +4118,371 @@
         </w:pict>
       </w:r>
     </w:p>
-    <w:p>
-      <w:pPr>
-        <w:pStyle w:val="Heading2"/>
-      </w:pPr>
-      <w:bookmarkStart w:id="31" w:name="Xf65dc4b7a1a576fc65ca3610d90ee3410f5e6e4"/>
-      <w:r>
-        <w:t xml:space="preserve">🧩 Chunk 4 — Visualize &amp; model the trend</w:t>
+    <w:bookmarkEnd w:id="31"/>
+    <w:bookmarkStart w:id="33" w:name="X22e3383e03070b2b881457a0ddb67c7eb56e2a8"/>
+    <w:p>
+      <w:pPr>
+        <w:pStyle w:val="Heading1"/>
+      </w:pPr>
+      <w:r>
+        <w:t xml:space="preserve">Part 7 · Regress one month’s ice cover on year</w:t>
+      </w:r>
+    </w:p>
+    <w:p>
+      <w:pPr>
+        <w:pStyle w:val="FirstParagraph"/>
+      </w:pPr>
+      <w:r>
+        <w:t xml:space="preserve">February is usually Lake Superior’s iciest month. Now that the wide table has a</w:t>
+      </w:r>
+      <w:r>
+        <w:t xml:space="preserve"> </w:t>
+      </w:r>
+      <w:r>
+        <w:rPr>
+          <w:rStyle w:val="VerbatimChar"/>
+        </w:rPr>
+        <w:t xml:space="preserve">Feb</w:t>
+      </w:r>
+      <w:r>
+        <w:t xml:space="preserve"> </w:t>
+      </w:r>
+      <w:r>
+        <w:t xml:space="preserve">column, one month’s whole 50-year history is a single column — so a regression on</w:t>
+      </w:r>
+      <w:r>
+        <w:t xml:space="preserve"> </w:t>
+      </w:r>
+      <w:r>
+        <w:rPr>
+          <w:rStyle w:val="VerbatimChar"/>
+        </w:rPr>
+        <w:t xml:space="preserve">year</w:t>
+      </w:r>
+      <w:r>
+        <w:t xml:space="preserve"> </w:t>
+      </w:r>
+      <w:r>
+        <w:t xml:space="preserve">is one line of code.</w:t>
+      </w:r>
+    </w:p>
+    <w:p>
+      <w:pPr>
+        <w:pStyle w:val="BlockText"/>
+      </w:pPr>
+      <w:r>
+        <w:t xml:space="preserve">🔮</w:t>
+      </w:r>
+      <w:r>
+        <w:t xml:space="preserve"> </w:t>
+      </w:r>
+      <w:r>
+        <w:rPr>
+          <w:b/>
+          <w:bCs/>
+        </w:rPr>
+        <w:t xml:space="preserve">Predict first:</w:t>
+      </w:r>
+      <w:r>
+        <w:t xml:space="preserve"> </w:t>
+      </w:r>
+      <w:r>
+        <w:t xml:space="preserve">is February ice cover declining, flat, or rising? Will the slope be significant at α = 0.05?</w:t>
+      </w:r>
+    </w:p>
+    <w:p>
+      <w:pPr>
+        <w:pStyle w:val="FirstParagraph"/>
+      </w:pPr>
+      <w:r>
+        <w:rPr>
+          <w:b/>
+          <w:bCs/>
+        </w:rPr>
+        <w:t xml:space="preserve">▶ Run this:</w:t>
+      </w:r>
+    </w:p>
+    <w:p>
+      <w:pPr>
+        <w:pStyle w:val="SourceCode"/>
+      </w:pPr>
+      <w:r>
+        <w:rPr>
+          <w:rStyle w:val="CommentTok"/>
+        </w:rPr>
+        <w:t xml:space="preserve"># February ice cover predicted by year -----------------</w:t>
+      </w:r>
+      <w:r>
+        <w:br/>
+      </w:r>
+      <w:r>
+        <w:rPr>
+          <w:rStyle w:val="NormalTok"/>
+        </w:rPr>
+        <w:t xml:space="preserve">feb_model </w:t>
+      </w:r>
+      <w:r>
+        <w:rPr>
+          <w:rStyle w:val="OtherTok"/>
+        </w:rPr>
+        <w:t xml:space="preserve">&lt;-</w:t>
+      </w:r>
+      <w:r>
+        <w:rPr>
+          <w:rStyle w:val="NormalTok"/>
+        </w:rPr>
+        <w:t xml:space="preserve"> </w:t>
+      </w:r>
+      <w:r>
+        <w:rPr>
+          <w:rStyle w:val="FunctionTok"/>
+        </w:rPr>
+        <w:t xml:space="preserve">lm</w:t>
+      </w:r>
+      <w:r>
+        <w:rPr>
+          <w:rStyle w:val="NormalTok"/>
+        </w:rPr>
+        <w:t xml:space="preserve">(Feb </w:t>
+      </w:r>
+      <w:r>
+        <w:rPr>
+          <w:rStyle w:val="SpecialCharTok"/>
+        </w:rPr>
+        <w:t xml:space="preserve">~</w:t>
+      </w:r>
+      <w:r>
+        <w:rPr>
+          <w:rStyle w:val="NormalTok"/>
+        </w:rPr>
+        <w:t xml:space="preserve"> year, </w:t>
+      </w:r>
+      <w:r>
+        <w:rPr>
+          <w:rStyle w:val="AttributeTok"/>
+        </w:rPr>
+        <w:t xml:space="preserve">data =</w:t>
+      </w:r>
+      <w:r>
+        <w:rPr>
+          <w:rStyle w:val="NormalTok"/>
+        </w:rPr>
+        <w:t xml:space="preserve"> ice_pivot_table)</w:t>
+      </w:r>
+      <w:r>
+        <w:br/>
+      </w:r>
+      <w:r>
+        <w:br/>
+      </w:r>
+      <w:r>
+        <w:rPr>
+          <w:rStyle w:val="FunctionTok"/>
+        </w:rPr>
+        <w:t xml:space="preserve">summary</w:t>
+      </w:r>
+      <w:r>
+        <w:rPr>
+          <w:rStyle w:val="NormalTok"/>
+        </w:rPr>
+        <w:t xml:space="preserve">(feb_model)</w:t>
+      </w:r>
+    </w:p>
+    <w:p>
+      <w:pPr>
+        <w:pStyle w:val="FirstParagraph"/>
+      </w:pPr>
+      <w:r>
+        <w:rPr>
+          <w:b/>
+          <w:bCs/>
+        </w:rPr>
+        <w:t xml:space="preserve">▶ Run this:</w:t>
+      </w:r>
+    </w:p>
+    <w:p>
+      <w:pPr>
+        <w:pStyle w:val="SourceCode"/>
+      </w:pPr>
+      <w:r>
+        <w:rPr>
+          <w:rStyle w:val="CommentTok"/>
+        </w:rPr>
+        <w:t xml:space="preserve"># Plot it ----------------------------------------------</w:t>
+      </w:r>
+      <w:r>
+        <w:br/>
+      </w:r>
+      <w:r>
+        <w:rPr>
+          <w:rStyle w:val="NormalTok"/>
+        </w:rPr>
+        <w:t xml:space="preserve">ice_pivot_table </w:t>
+      </w:r>
+      <w:r>
+        <w:rPr>
+          <w:rStyle w:val="SpecialCharTok"/>
+        </w:rPr>
+        <w:t xml:space="preserve">%&gt;%</w:t>
+      </w:r>
+      <w:r>
+        <w:br/>
+      </w:r>
+      <w:r>
+        <w:rPr>
+          <w:rStyle w:val="NormalTok"/>
+        </w:rPr>
+        <w:t xml:space="preserve">  </w:t>
+      </w:r>
+      <w:r>
+        <w:rPr>
+          <w:rStyle w:val="FunctionTok"/>
+        </w:rPr>
+        <w:t xml:space="preserve">ggplot</w:t>
+      </w:r>
+      <w:r>
+        <w:rPr>
+          <w:rStyle w:val="NormalTok"/>
+        </w:rPr>
+        <w:t xml:space="preserve">(</w:t>
+      </w:r>
+      <w:r>
+        <w:rPr>
+          <w:rStyle w:val="FunctionTok"/>
+        </w:rPr>
+        <w:t xml:space="preserve">aes</w:t>
+      </w:r>
+      <w:r>
+        <w:rPr>
+          <w:rStyle w:val="NormalTok"/>
+        </w:rPr>
+        <w:t xml:space="preserve">(</w:t>
+      </w:r>
+      <w:r>
+        <w:rPr>
+          <w:rStyle w:val="AttributeTok"/>
+        </w:rPr>
+        <w:t xml:space="preserve">x =</w:t>
+      </w:r>
+      <w:r>
+        <w:rPr>
+          <w:rStyle w:val="NormalTok"/>
+        </w:rPr>
+        <w:t xml:space="preserve"> year, </w:t>
+      </w:r>
+      <w:r>
+        <w:rPr>
+          <w:rStyle w:val="AttributeTok"/>
+        </w:rPr>
+        <w:t xml:space="preserve">y =</w:t>
+      </w:r>
+      <w:r>
+        <w:rPr>
+          <w:rStyle w:val="NormalTok"/>
+        </w:rPr>
+        <w:t xml:space="preserve"> Feb)) </w:t>
+      </w:r>
+      <w:r>
+        <w:rPr>
+          <w:rStyle w:val="SpecialCharTok"/>
+        </w:rPr>
+        <w:t xml:space="preserve">+</w:t>
+      </w:r>
+      <w:r>
+        <w:br/>
+      </w:r>
+      <w:r>
+        <w:rPr>
+          <w:rStyle w:val="NormalTok"/>
+        </w:rPr>
+        <w:t xml:space="preserve">  </w:t>
+      </w:r>
+      <w:r>
+        <w:rPr>
+          <w:rStyle w:val="FunctionTok"/>
+        </w:rPr>
+        <w:t xml:space="preserve">geom_point</w:t>
+      </w:r>
+      <w:r>
+        <w:rPr>
+          <w:rStyle w:val="NormalTok"/>
+        </w:rPr>
+        <w:t xml:space="preserve">() </w:t>
+      </w:r>
+      <w:r>
+        <w:rPr>
+          <w:rStyle w:val="SpecialCharTok"/>
+        </w:rPr>
+        <w:t xml:space="preserve">+</w:t>
+      </w:r>
+      <w:r>
+        <w:br/>
+      </w:r>
+      <w:r>
+        <w:rPr>
+          <w:rStyle w:val="NormalTok"/>
+        </w:rPr>
+        <w:t xml:space="preserve">  </w:t>
+      </w:r>
+      <w:r>
+        <w:rPr>
+          <w:rStyle w:val="FunctionTok"/>
+        </w:rPr>
+        <w:t xml:space="preserve">geom_smooth</w:t>
+      </w:r>
+      <w:r>
+        <w:rPr>
+          <w:rStyle w:val="NormalTok"/>
+        </w:rPr>
+        <w:t xml:space="preserve">(</w:t>
+      </w:r>
+      <w:r>
+        <w:rPr>
+          <w:rStyle w:val="AttributeTok"/>
+        </w:rPr>
+        <w:t xml:space="preserve">method =</w:t>
+      </w:r>
+      <w:r>
+        <w:rPr>
+          <w:rStyle w:val="NormalTok"/>
+        </w:rPr>
+        <w:t xml:space="preserve"> </w:t>
+      </w:r>
+      <w:r>
+        <w:rPr>
+          <w:rStyle w:val="StringTok"/>
+        </w:rPr>
+        <w:t xml:space="preserve">"lm"</w:t>
+      </w:r>
+      <w:r>
+        <w:rPr>
+          <w:rStyle w:val="NormalTok"/>
+        </w:rPr>
+        <w:t xml:space="preserve">)</w:t>
+      </w:r>
+    </w:p>
+    <w:p>
+      <w:pPr>
+        <w:pStyle w:val="FirstParagraph"/>
+      </w:pPr>
+      <w:r>
+        <w:t xml:space="preserve">✏️</w:t>
+      </w:r>
+      <w:r>
+        <w:t xml:space="preserve"> </w:t>
+      </w:r>
+      <w:r>
+        <w:rPr>
+          <w:b/>
+          <w:bCs/>
+        </w:rPr>
+        <w:t xml:space="preserve">Q12:</w:t>
+      </w:r>
+      <w:r>
+        <w:t xml:space="preserve"> </w:t>
+      </w:r>
+      <w:r>
+        <w:t xml:space="preserve">Slope (% per year),</w:t>
       </w:r>
       <w:r>
         <w:t xml:space="preserve"> </w:t>
@@ -3026,34 +4492,18 @@
           <w:i/>
           <w:iCs/>
         </w:rPr>
-        <w:t xml:space="preserve">(after lecture Chunk 4)</w:t>
-      </w:r>
-      <w:bookmarkEnd w:id="31"/>
-    </w:p>
-    <w:p>
-      <w:pPr>
-        <w:pStyle w:val="BlockText"/>
-      </w:pPr>
-      <w:r>
-        <w:t xml:space="preserve">Parts 7–9: rebuild NOAA’s spaghetti plot, pull each year’s peak, and model the trend.</w:t>
-      </w:r>
-    </w:p>
-    <w:bookmarkEnd w:id="32"/>
-    <w:bookmarkStart w:id="34" w:name="part-7-rebuild-noaas-spaghetti-plot"/>
-    <w:p>
-      <w:pPr>
-        <w:pStyle w:val="Heading1"/>
-      </w:pPr>
-      <w:r>
-        <w:t xml:space="preserve">Part 7 · Rebuild NOAA’s spaghetti plot</w:t>
-      </w:r>
-    </w:p>
-    <w:p>
-      <w:pPr>
-        <w:pStyle w:val="FirstParagraph"/>
-      </w:pPr>
-      <w:r>
-        <w:t xml:space="preserve">This is the long one, so it is</w:t>
+        <w:t xml:space="preserve">p</w:t>
+      </w:r>
+      <w:r>
+        <w:t xml:space="preserve">-value, and R² for February. Significant at α = 0.05?</w:t>
+      </w:r>
+    </w:p>
+    <w:p>
+      <w:pPr>
+        <w:pStyle w:val="BodyText"/>
+      </w:pPr>
+      <w:r>
+        <w:t xml:space="preserve">✏️</w:t>
       </w:r>
       <w:r>
         <w:t xml:space="preserve"> </w:t>
@@ -3063,21 +4513,48 @@
           <w:b/>
           <w:bCs/>
         </w:rPr>
-        <w:t xml:space="preserve">pre-filled</w:t>
-      </w:r>
-      <w:r>
-        <w:t xml:space="preserve"> </w:t>
-      </w:r>
-      <w:r>
-        <w:t xml:space="preserve">in the skeleton — the prep that maps every winter onto one shared axis, and the three-layer plot. Run it and read it; you are not expected to type this from scratch.</w:t>
-      </w:r>
-    </w:p>
-    <w:p>
-      <w:pPr>
-        <w:pStyle w:val="BodyText"/>
-      </w:pPr>
-      <w:r>
-        <w:t xml:space="preserve">The one idea worth carrying away: to overlay 50 winters on one axis, every date is forced onto a single</w:t>
+        <w:t xml:space="preserve">Q13:</w:t>
+      </w:r>
+      <w:r>
+        <w:t xml:space="preserve"> </w:t>
+      </w:r>
+      <w:r>
+        <w:t xml:space="preserve">Try</w:t>
+      </w:r>
+      <w:r>
+        <w:t xml:space="preserve"> </w:t>
+      </w:r>
+      <w:r>
+        <w:rPr>
+          <w:rStyle w:val="VerbatimChar"/>
+        </w:rPr>
+        <w:t xml:space="preserve">lm(Mar ~ year, ...)</w:t>
+      </w:r>
+      <w:r>
+        <w:t xml:space="preserve"> </w:t>
+      </w:r>
+      <w:r>
+        <w:t xml:space="preserve">and</w:t>
+      </w:r>
+      <w:r>
+        <w:t xml:space="preserve"> </w:t>
+      </w:r>
+      <w:r>
+        <w:rPr>
+          <w:rStyle w:val="VerbatimChar"/>
+        </w:rPr>
+        <w:t xml:space="preserve">lm(Apr ~ year, ...)</w:t>
+      </w:r>
+      <w:r>
+        <w:t xml:space="preserve">. Does every month have the same slope? Which month is losing ice fastest?</w:t>
+      </w:r>
+    </w:p>
+    <w:p>
+      <w:pPr>
+        <w:pStyle w:val="BlockText"/>
+      </w:pPr>
+      <w:r>
+        <w:t xml:space="preserve">💡</w:t>
       </w:r>
       <w:r>
         <w:t xml:space="preserve"> </w:t>
@@ -3087,21 +4564,13 @@
           <w:b/>
           <w:bCs/>
         </w:rPr>
-        <w:t xml:space="preserve">fake</w:t>
-      </w:r>
-      <w:r>
-        <w:t xml:space="preserve"> </w:t>
-      </w:r>
-      <w:r>
-        <w:t xml:space="preserve">year — October onward becomes 1999, January onward becomes 2000 — so the x-axis runs November → June once.</w:t>
-      </w:r>
-    </w:p>
-    <w:p>
-      <w:pPr>
-        <w:pStyle w:val="BodyText"/>
-      </w:pPr>
-      <w:r>
-        <w:t xml:space="preserve">✏️</w:t>
+        <w:t xml:space="preserve">Key idea:</w:t>
+      </w:r>
+      <w:r>
+        <w:t xml:space="preserve"> </w:t>
+      </w:r>
+      <w:r>
+        <w:t xml:space="preserve">this works because the wide table put one month in one column. Doing it month by month gets old fast — in Part 10 you flip the table back to long and get</w:t>
       </w:r>
       <w:r>
         <w:t xml:space="preserve"> </w:t>
@@ -3111,7 +4580,1516 @@
           <w:b/>
           <w:bCs/>
         </w:rPr>
-        <w:t xml:space="preserve">Q12:</w:t>
+        <w:t xml:space="preserve">every</w:t>
+      </w:r>
+      <w:r>
+        <w:t xml:space="preserve"> </w:t>
+      </w:r>
+      <w:r>
+        <w:t xml:space="preserve">month’s slope in one shot.</w:t>
+      </w:r>
+    </w:p>
+    <w:p>
+      <w:r>
+        <w:pict>
+          <v:rect style="width:0;height:1.5pt" o:hralign="center" o:hrstd="t" o:hr="t"/>
+        </w:pict>
+      </w:r>
+    </w:p>
+    <w:p>
+      <w:pPr>
+        <w:pStyle w:val="Heading2"/>
+      </w:pPr>
+      <w:bookmarkStart w:id="32" w:name="Xf65dc4b7a1a576fc65ca3610d90ee3410f5e6e4"/>
+      <w:r>
+        <w:t xml:space="preserve">🧩 Chunk 4 — Visualize &amp; model the trend</w:t>
+      </w:r>
+      <w:r>
+        <w:t xml:space="preserve"> </w:t>
+      </w:r>
+      <w:r>
+        <w:rPr>
+          <w:i/>
+          <w:iCs/>
+        </w:rPr>
+        <w:t xml:space="preserve">(after lecture Chunk 4)</w:t>
+      </w:r>
+      <w:bookmarkEnd w:id="32"/>
+    </w:p>
+    <w:p>
+      <w:pPr>
+        <w:pStyle w:val="BlockText"/>
+      </w:pPr>
+      <w:r>
+        <w:t xml:space="preserve">Parts 8–11: rebuild NOAA’s spaghetti plot, pull each year’s peak, model the trend, flip the table back to long, and — if there is time — join in Duluth’s temperature.</w:t>
+      </w:r>
+    </w:p>
+    <w:bookmarkEnd w:id="33"/>
+    <w:bookmarkStart w:id="35" w:name="part-8-rebuild-noaas-spaghetti-plot"/>
+    <w:p>
+      <w:pPr>
+        <w:pStyle w:val="Heading1"/>
+      </w:pPr>
+      <w:r>
+        <w:t xml:space="preserve">Part 8 · Rebuild NOAA’s spaghetti plot</w:t>
+      </w:r>
+    </w:p>
+    <w:p>
+      <w:pPr>
+        <w:pStyle w:val="FirstParagraph"/>
+      </w:pPr>
+      <w:r>
+        <w:t xml:space="preserve">This is the long one. Type it, run it, and read it — do not worry about memorizing it.</w:t>
+      </w:r>
+    </w:p>
+    <w:p>
+      <w:pPr>
+        <w:pStyle w:val="BodyText"/>
+      </w:pPr>
+      <w:r>
+        <w:t xml:space="preserve">The one idea worth carrying away: to overlay 50 winters on one axis, every date is forced onto a single</w:t>
+      </w:r>
+      <w:r>
+        <w:t xml:space="preserve"> </w:t>
+      </w:r>
+      <w:r>
+        <w:rPr>
+          <w:b/>
+          <w:bCs/>
+        </w:rPr>
+        <w:t xml:space="preserve">fake</w:t>
+      </w:r>
+      <w:r>
+        <w:t xml:space="preserve"> </w:t>
+      </w:r>
+      <w:r>
+        <w:t xml:space="preserve">year — October onward becomes 1999, January onward becomes 2000 — so the x-axis runs November → June once.</w:t>
+      </w:r>
+    </w:p>
+    <w:p>
+      <w:pPr>
+        <w:pStyle w:val="BodyText"/>
+      </w:pPr>
+      <w:r>
+        <w:rPr>
+          <w:b/>
+          <w:bCs/>
+        </w:rPr>
+        <w:t xml:space="preserve">▶ Run this:</w:t>
+      </w:r>
+    </w:p>
+    <w:p>
+      <w:pPr>
+        <w:pStyle w:val="SourceCode"/>
+      </w:pPr>
+      <w:r>
+        <w:rPr>
+          <w:rStyle w:val="CommentTok"/>
+        </w:rPr>
+        <w:t xml:space="preserve"># Force every date onto one fake shared year -----------</w:t>
+      </w:r>
+      <w:r>
+        <w:br/>
+      </w:r>
+      <w:r>
+        <w:rPr>
+          <w:rStyle w:val="NormalTok"/>
+        </w:rPr>
+        <w:t xml:space="preserve">ice_plot_data </w:t>
+      </w:r>
+      <w:r>
+        <w:rPr>
+          <w:rStyle w:val="OtherTok"/>
+        </w:rPr>
+        <w:t xml:space="preserve">&lt;-</w:t>
+      </w:r>
+      <w:r>
+        <w:rPr>
+          <w:rStyle w:val="NormalTok"/>
+        </w:rPr>
+        <w:t xml:space="preserve"> ice_clean </w:t>
+      </w:r>
+      <w:r>
+        <w:rPr>
+          <w:rStyle w:val="SpecialCharTok"/>
+        </w:rPr>
+        <w:t xml:space="preserve">%&gt;%</w:t>
+      </w:r>
+      <w:r>
+        <w:br/>
+      </w:r>
+      <w:r>
+        <w:rPr>
+          <w:rStyle w:val="NormalTok"/>
+        </w:rPr>
+        <w:t xml:space="preserve">  </w:t>
+      </w:r>
+      <w:r>
+        <w:rPr>
+          <w:rStyle w:val="FunctionTok"/>
+        </w:rPr>
+        <w:t xml:space="preserve">mutate</w:t>
+      </w:r>
+      <w:r>
+        <w:rPr>
+          <w:rStyle w:val="NormalTok"/>
+        </w:rPr>
+        <w:t xml:space="preserve">(</w:t>
+      </w:r>
+      <w:r>
+        <w:br/>
+      </w:r>
+      <w:r>
+        <w:rPr>
+          <w:rStyle w:val="NormalTok"/>
+        </w:rPr>
+        <w:t xml:space="preserve">    </w:t>
+      </w:r>
+      <w:r>
+        <w:rPr>
+          <w:rStyle w:val="AttributeTok"/>
+        </w:rPr>
+        <w:t xml:space="preserve">plot_date =</w:t>
+      </w:r>
+      <w:r>
+        <w:rPr>
+          <w:rStyle w:val="NormalTok"/>
+        </w:rPr>
+        <w:t xml:space="preserve"> </w:t>
+      </w:r>
+      <w:r>
+        <w:rPr>
+          <w:rStyle w:val="FunctionTok"/>
+        </w:rPr>
+        <w:t xml:space="preserve">if_else</w:t>
+      </w:r>
+      <w:r>
+        <w:rPr>
+          <w:rStyle w:val="NormalTok"/>
+        </w:rPr>
+        <w:t xml:space="preserve">(</w:t>
+      </w:r>
+      <w:r>
+        <w:br/>
+      </w:r>
+      <w:r>
+        <w:rPr>
+          <w:rStyle w:val="NormalTok"/>
+        </w:rPr>
+        <w:t xml:space="preserve">      </w:t>
+      </w:r>
+      <w:r>
+        <w:rPr>
+          <w:rStyle w:val="FunctionTok"/>
+        </w:rPr>
+        <w:t xml:space="preserve">month</w:t>
+      </w:r>
+      <w:r>
+        <w:rPr>
+          <w:rStyle w:val="NormalTok"/>
+        </w:rPr>
+        <w:t xml:space="preserve">(full_date) </w:t>
+      </w:r>
+      <w:r>
+        <w:rPr>
+          <w:rStyle w:val="SpecialCharTok"/>
+        </w:rPr>
+        <w:t xml:space="preserve">&gt;=</w:t>
+      </w:r>
+      <w:r>
+        <w:rPr>
+          <w:rStyle w:val="NormalTok"/>
+        </w:rPr>
+        <w:t xml:space="preserve"> </w:t>
+      </w:r>
+      <w:r>
+        <w:rPr>
+          <w:rStyle w:val="DecValTok"/>
+        </w:rPr>
+        <w:t xml:space="preserve">10</w:t>
+      </w:r>
+      <w:r>
+        <w:rPr>
+          <w:rStyle w:val="NormalTok"/>
+        </w:rPr>
+        <w:t xml:space="preserve">,</w:t>
+      </w:r>
+      <w:r>
+        <w:br/>
+      </w:r>
+      <w:r>
+        <w:rPr>
+          <w:rStyle w:val="NormalTok"/>
+        </w:rPr>
+        <w:t xml:space="preserve">      </w:t>
+      </w:r>
+      <w:r>
+        <w:rPr>
+          <w:rStyle w:val="FunctionTok"/>
+        </w:rPr>
+        <w:t xml:space="preserve">update</w:t>
+      </w:r>
+      <w:r>
+        <w:rPr>
+          <w:rStyle w:val="NormalTok"/>
+        </w:rPr>
+        <w:t xml:space="preserve">(full_date, </w:t>
+      </w:r>
+      <w:r>
+        <w:rPr>
+          <w:rStyle w:val="AttributeTok"/>
+        </w:rPr>
+        <w:t xml:space="preserve">year =</w:t>
+      </w:r>
+      <w:r>
+        <w:rPr>
+          <w:rStyle w:val="NormalTok"/>
+        </w:rPr>
+        <w:t xml:space="preserve"> </w:t>
+      </w:r>
+      <w:r>
+        <w:rPr>
+          <w:rStyle w:val="DecValTok"/>
+        </w:rPr>
+        <w:t xml:space="preserve">1999</w:t>
+      </w:r>
+      <w:r>
+        <w:rPr>
+          <w:rStyle w:val="NormalTok"/>
+        </w:rPr>
+        <w:t xml:space="preserve">),</w:t>
+      </w:r>
+      <w:r>
+        <w:br/>
+      </w:r>
+      <w:r>
+        <w:rPr>
+          <w:rStyle w:val="NormalTok"/>
+        </w:rPr>
+        <w:t xml:space="preserve">      </w:t>
+      </w:r>
+      <w:r>
+        <w:rPr>
+          <w:rStyle w:val="FunctionTok"/>
+        </w:rPr>
+        <w:t xml:space="preserve">update</w:t>
+      </w:r>
+      <w:r>
+        <w:rPr>
+          <w:rStyle w:val="NormalTok"/>
+        </w:rPr>
+        <w:t xml:space="preserve">(full_date, </w:t>
+      </w:r>
+      <w:r>
+        <w:rPr>
+          <w:rStyle w:val="AttributeTok"/>
+        </w:rPr>
+        <w:t xml:space="preserve">year =</w:t>
+      </w:r>
+      <w:r>
+        <w:rPr>
+          <w:rStyle w:val="NormalTok"/>
+        </w:rPr>
+        <w:t xml:space="preserve"> </w:t>
+      </w:r>
+      <w:r>
+        <w:rPr>
+          <w:rStyle w:val="DecValTok"/>
+        </w:rPr>
+        <w:t xml:space="preserve">2000</w:t>
+      </w:r>
+      <w:r>
+        <w:rPr>
+          <w:rStyle w:val="NormalTok"/>
+        </w:rPr>
+        <w:t xml:space="preserve">)</w:t>
+      </w:r>
+      <w:r>
+        <w:br/>
+      </w:r>
+      <w:r>
+        <w:rPr>
+          <w:rStyle w:val="NormalTok"/>
+        </w:rPr>
+        <w:t xml:space="preserve">    )</w:t>
+      </w:r>
+      <w:r>
+        <w:br/>
+      </w:r>
+      <w:r>
+        <w:rPr>
+          <w:rStyle w:val="NormalTok"/>
+        </w:rPr>
+        <w:t xml:space="preserve">  )</w:t>
+      </w:r>
+      <w:r>
+        <w:br/>
+      </w:r>
+      <w:r>
+        <w:br/>
+      </w:r>
+      <w:r>
+        <w:rPr>
+          <w:rStyle w:val="CommentTok"/>
+        </w:rPr>
+        <w:t xml:space="preserve"># The historical average for each day-of-winter --------</w:t>
+      </w:r>
+      <w:r>
+        <w:br/>
+      </w:r>
+      <w:r>
+        <w:rPr>
+          <w:rStyle w:val="NormalTok"/>
+        </w:rPr>
+        <w:t xml:space="preserve">historical_avg </w:t>
+      </w:r>
+      <w:r>
+        <w:rPr>
+          <w:rStyle w:val="OtherTok"/>
+        </w:rPr>
+        <w:t xml:space="preserve">&lt;-</w:t>
+      </w:r>
+      <w:r>
+        <w:rPr>
+          <w:rStyle w:val="NormalTok"/>
+        </w:rPr>
+        <w:t xml:space="preserve"> ice_plot_data </w:t>
+      </w:r>
+      <w:r>
+        <w:rPr>
+          <w:rStyle w:val="SpecialCharTok"/>
+        </w:rPr>
+        <w:t xml:space="preserve">%&gt;%</w:t>
+      </w:r>
+      <w:r>
+        <w:br/>
+      </w:r>
+      <w:r>
+        <w:rPr>
+          <w:rStyle w:val="NormalTok"/>
+        </w:rPr>
+        <w:t xml:space="preserve">  </w:t>
+      </w:r>
+      <w:r>
+        <w:rPr>
+          <w:rStyle w:val="FunctionTok"/>
+        </w:rPr>
+        <w:t xml:space="preserve">group_by</w:t>
+      </w:r>
+      <w:r>
+        <w:rPr>
+          <w:rStyle w:val="NormalTok"/>
+        </w:rPr>
+        <w:t xml:space="preserve">(plot_date) </w:t>
+      </w:r>
+      <w:r>
+        <w:rPr>
+          <w:rStyle w:val="SpecialCharTok"/>
+        </w:rPr>
+        <w:t xml:space="preserve">%&gt;%</w:t>
+      </w:r>
+      <w:r>
+        <w:br/>
+      </w:r>
+      <w:r>
+        <w:rPr>
+          <w:rStyle w:val="NormalTok"/>
+        </w:rPr>
+        <w:t xml:space="preserve">  </w:t>
+      </w:r>
+      <w:r>
+        <w:rPr>
+          <w:rStyle w:val="FunctionTok"/>
+        </w:rPr>
+        <w:t xml:space="preserve">summarize</w:t>
+      </w:r>
+      <w:r>
+        <w:rPr>
+          <w:rStyle w:val="NormalTok"/>
+        </w:rPr>
+        <w:t xml:space="preserve">(</w:t>
+      </w:r>
+      <w:r>
+        <w:rPr>
+          <w:rStyle w:val="AttributeTok"/>
+        </w:rPr>
+        <w:t xml:space="preserve">avg_ice =</w:t>
+      </w:r>
+      <w:r>
+        <w:rPr>
+          <w:rStyle w:val="NormalTok"/>
+        </w:rPr>
+        <w:t xml:space="preserve"> </w:t>
+      </w:r>
+      <w:r>
+        <w:rPr>
+          <w:rStyle w:val="FunctionTok"/>
+        </w:rPr>
+        <w:t xml:space="preserve">mean</w:t>
+      </w:r>
+      <w:r>
+        <w:rPr>
+          <w:rStyle w:val="NormalTok"/>
+        </w:rPr>
+        <w:t xml:space="preserve">(ice_cover, </w:t>
+      </w:r>
+      <w:r>
+        <w:rPr>
+          <w:rStyle w:val="AttributeTok"/>
+        </w:rPr>
+        <w:t xml:space="preserve">na.rm =</w:t>
+      </w:r>
+      <w:r>
+        <w:rPr>
+          <w:rStyle w:val="NormalTok"/>
+        </w:rPr>
+        <w:t xml:space="preserve"> </w:t>
+      </w:r>
+      <w:r>
+        <w:rPr>
+          <w:rStyle w:val="ConstantTok"/>
+        </w:rPr>
+        <w:t xml:space="preserve">TRUE</w:t>
+      </w:r>
+      <w:r>
+        <w:rPr>
+          <w:rStyle w:val="NormalTok"/>
+        </w:rPr>
+        <w:t xml:space="preserve">))</w:t>
+      </w:r>
+      <w:r>
+        <w:br/>
+      </w:r>
+      <w:r>
+        <w:br/>
+      </w:r>
+      <w:r>
+        <w:rPr>
+          <w:rStyle w:val="NormalTok"/>
+        </w:rPr>
+        <w:t xml:space="preserve">current_yr </w:t>
+      </w:r>
+      <w:r>
+        <w:rPr>
+          <w:rStyle w:val="OtherTok"/>
+        </w:rPr>
+        <w:t xml:space="preserve">&lt;-</w:t>
+      </w:r>
+      <w:r>
+        <w:rPr>
+          <w:rStyle w:val="NormalTok"/>
+        </w:rPr>
+        <w:t xml:space="preserve"> </w:t>
+      </w:r>
+      <w:r>
+        <w:rPr>
+          <w:rStyle w:val="FunctionTok"/>
+        </w:rPr>
+        <w:t xml:space="preserve">max</w:t>
+      </w:r>
+      <w:r>
+        <w:rPr>
+          <w:rStyle w:val="NormalTok"/>
+        </w:rPr>
+        <w:t xml:space="preserve">(ice_plot_data</w:t>
+      </w:r>
+      <w:r>
+        <w:rPr>
+          <w:rStyle w:val="SpecialCharTok"/>
+        </w:rPr>
+        <w:t xml:space="preserve">$</w:t>
+      </w:r>
+      <w:r>
+        <w:rPr>
+          <w:rStyle w:val="NormalTok"/>
+        </w:rPr>
+        <w:t xml:space="preserve">year)</w:t>
+      </w:r>
+      <w:r>
+        <w:br/>
+      </w:r>
+      <w:r>
+        <w:rPr>
+          <w:rStyle w:val="NormalTok"/>
+        </w:rPr>
+        <w:t xml:space="preserve">past_years </w:t>
+      </w:r>
+      <w:r>
+        <w:rPr>
+          <w:rStyle w:val="OtherTok"/>
+        </w:rPr>
+        <w:t xml:space="preserve">&lt;-</w:t>
+      </w:r>
+      <w:r>
+        <w:rPr>
+          <w:rStyle w:val="NormalTok"/>
+        </w:rPr>
+        <w:t xml:space="preserve"> ice_plot_data </w:t>
+      </w:r>
+      <w:r>
+        <w:rPr>
+          <w:rStyle w:val="SpecialCharTok"/>
+        </w:rPr>
+        <w:t xml:space="preserve">%&gt;%</w:t>
+      </w:r>
+      <w:r>
+        <w:rPr>
+          <w:rStyle w:val="NormalTok"/>
+        </w:rPr>
+        <w:t xml:space="preserve"> </w:t>
+      </w:r>
+      <w:r>
+        <w:rPr>
+          <w:rStyle w:val="FunctionTok"/>
+        </w:rPr>
+        <w:t xml:space="preserve">filter</w:t>
+      </w:r>
+      <w:r>
+        <w:rPr>
+          <w:rStyle w:val="NormalTok"/>
+        </w:rPr>
+        <w:t xml:space="preserve">(year </w:t>
+      </w:r>
+      <w:r>
+        <w:rPr>
+          <w:rStyle w:val="SpecialCharTok"/>
+        </w:rPr>
+        <w:t xml:space="preserve">&lt;</w:t>
+      </w:r>
+      <w:r>
+        <w:rPr>
+          <w:rStyle w:val="NormalTok"/>
+        </w:rPr>
+        <w:t xml:space="preserve"> current_yr)</w:t>
+      </w:r>
+      <w:r>
+        <w:br/>
+      </w:r>
+      <w:r>
+        <w:rPr>
+          <w:rStyle w:val="NormalTok"/>
+        </w:rPr>
+        <w:t xml:space="preserve">current_year_data </w:t>
+      </w:r>
+      <w:r>
+        <w:rPr>
+          <w:rStyle w:val="OtherTok"/>
+        </w:rPr>
+        <w:t xml:space="preserve">&lt;-</w:t>
+      </w:r>
+      <w:r>
+        <w:rPr>
+          <w:rStyle w:val="NormalTok"/>
+        </w:rPr>
+        <w:t xml:space="preserve"> ice_plot_data </w:t>
+      </w:r>
+      <w:r>
+        <w:rPr>
+          <w:rStyle w:val="SpecialCharTok"/>
+        </w:rPr>
+        <w:t xml:space="preserve">%&gt;%</w:t>
+      </w:r>
+      <w:r>
+        <w:rPr>
+          <w:rStyle w:val="NormalTok"/>
+        </w:rPr>
+        <w:t xml:space="preserve"> </w:t>
+      </w:r>
+      <w:r>
+        <w:rPr>
+          <w:rStyle w:val="FunctionTok"/>
+        </w:rPr>
+        <w:t xml:space="preserve">filter</w:t>
+      </w:r>
+      <w:r>
+        <w:rPr>
+          <w:rStyle w:val="NormalTok"/>
+        </w:rPr>
+        <w:t xml:space="preserve">(year </w:t>
+      </w:r>
+      <w:r>
+        <w:rPr>
+          <w:rStyle w:val="SpecialCharTok"/>
+        </w:rPr>
+        <w:t xml:space="preserve">==</w:t>
+      </w:r>
+      <w:r>
+        <w:rPr>
+          <w:rStyle w:val="NormalTok"/>
+        </w:rPr>
+        <w:t xml:space="preserve"> current_yr)</w:t>
+      </w:r>
+    </w:p>
+    <w:p>
+      <w:pPr>
+        <w:pStyle w:val="FirstParagraph"/>
+      </w:pPr>
+      <w:r>
+        <w:rPr>
+          <w:b/>
+          <w:bCs/>
+        </w:rPr>
+        <w:t xml:space="preserve">▶ Run this:</w:t>
+      </w:r>
+    </w:p>
+    <w:p>
+      <w:pPr>
+        <w:pStyle w:val="SourceCode"/>
+      </w:pPr>
+      <w:r>
+        <w:rPr>
+          <w:rStyle w:val="CommentTok"/>
+        </w:rPr>
+        <w:t xml:space="preserve"># Three layers, three geom_line() calls ----------------</w:t>
+      </w:r>
+      <w:r>
+        <w:br/>
+      </w:r>
+      <w:r>
+        <w:rPr>
+          <w:rStyle w:val="NormalTok"/>
+        </w:rPr>
+        <w:t xml:space="preserve">ice_spaghetti_plot </w:t>
+      </w:r>
+      <w:r>
+        <w:rPr>
+          <w:rStyle w:val="OtherTok"/>
+        </w:rPr>
+        <w:t xml:space="preserve">&lt;-</w:t>
+      </w:r>
+      <w:r>
+        <w:rPr>
+          <w:rStyle w:val="NormalTok"/>
+        </w:rPr>
+        <w:t xml:space="preserve"> </w:t>
+      </w:r>
+      <w:r>
+        <w:rPr>
+          <w:rStyle w:val="FunctionTok"/>
+        </w:rPr>
+        <w:t xml:space="preserve">ggplot</w:t>
+      </w:r>
+      <w:r>
+        <w:rPr>
+          <w:rStyle w:val="NormalTok"/>
+        </w:rPr>
+        <w:t xml:space="preserve">() </w:t>
+      </w:r>
+      <w:r>
+        <w:rPr>
+          <w:rStyle w:val="SpecialCharTok"/>
+        </w:rPr>
+        <w:t xml:space="preserve">+</w:t>
+      </w:r>
+      <w:r>
+        <w:br/>
+      </w:r>
+      <w:r>
+        <w:rPr>
+          <w:rStyle w:val="NormalTok"/>
+        </w:rPr>
+        <w:t xml:space="preserve">  </w:t>
+      </w:r>
+      <w:r>
+        <w:rPr>
+          <w:rStyle w:val="FunctionTok"/>
+        </w:rPr>
+        <w:t xml:space="preserve">geom_line</w:t>
+      </w:r>
+      <w:r>
+        <w:rPr>
+          <w:rStyle w:val="NormalTok"/>
+        </w:rPr>
+        <w:t xml:space="preserve">(</w:t>
+      </w:r>
+      <w:r>
+        <w:br/>
+      </w:r>
+      <w:r>
+        <w:rPr>
+          <w:rStyle w:val="NormalTok"/>
+        </w:rPr>
+        <w:t xml:space="preserve">    </w:t>
+      </w:r>
+      <w:r>
+        <w:rPr>
+          <w:rStyle w:val="AttributeTok"/>
+        </w:rPr>
+        <w:t xml:space="preserve">data =</w:t>
+      </w:r>
+      <w:r>
+        <w:rPr>
+          <w:rStyle w:val="NormalTok"/>
+        </w:rPr>
+        <w:t xml:space="preserve"> past_years,</w:t>
+      </w:r>
+      <w:r>
+        <w:br/>
+      </w:r>
+      <w:r>
+        <w:rPr>
+          <w:rStyle w:val="NormalTok"/>
+        </w:rPr>
+        <w:t xml:space="preserve">    </w:t>
+      </w:r>
+      <w:r>
+        <w:rPr>
+          <w:rStyle w:val="FunctionTok"/>
+        </w:rPr>
+        <w:t xml:space="preserve">aes</w:t>
+      </w:r>
+      <w:r>
+        <w:rPr>
+          <w:rStyle w:val="NormalTok"/>
+        </w:rPr>
+        <w:t xml:space="preserve">(</w:t>
+      </w:r>
+      <w:r>
+        <w:rPr>
+          <w:rStyle w:val="AttributeTok"/>
+        </w:rPr>
+        <w:t xml:space="preserve">x =</w:t>
+      </w:r>
+      <w:r>
+        <w:rPr>
+          <w:rStyle w:val="NormalTok"/>
+        </w:rPr>
+        <w:t xml:space="preserve"> plot_date, </w:t>
+      </w:r>
+      <w:r>
+        <w:rPr>
+          <w:rStyle w:val="AttributeTok"/>
+        </w:rPr>
+        <w:t xml:space="preserve">y =</w:t>
+      </w:r>
+      <w:r>
+        <w:rPr>
+          <w:rStyle w:val="NormalTok"/>
+        </w:rPr>
+        <w:t xml:space="preserve"> ice_cover, </w:t>
+      </w:r>
+      <w:r>
+        <w:rPr>
+          <w:rStyle w:val="AttributeTok"/>
+        </w:rPr>
+        <w:t xml:space="preserve">group =</w:t>
+      </w:r>
+      <w:r>
+        <w:rPr>
+          <w:rStyle w:val="NormalTok"/>
+        </w:rPr>
+        <w:t xml:space="preserve"> year),</w:t>
+      </w:r>
+      <w:r>
+        <w:br/>
+      </w:r>
+      <w:r>
+        <w:rPr>
+          <w:rStyle w:val="NormalTok"/>
+        </w:rPr>
+        <w:t xml:space="preserve">    </w:t>
+      </w:r>
+      <w:r>
+        <w:rPr>
+          <w:rStyle w:val="AttributeTok"/>
+        </w:rPr>
+        <w:t xml:space="preserve">color =</w:t>
+      </w:r>
+      <w:r>
+        <w:rPr>
+          <w:rStyle w:val="NormalTok"/>
+        </w:rPr>
+        <w:t xml:space="preserve"> </w:t>
+      </w:r>
+      <w:r>
+        <w:rPr>
+          <w:rStyle w:val="StringTok"/>
+        </w:rPr>
+        <w:t xml:space="preserve">"blue"</w:t>
+      </w:r>
+      <w:r>
+        <w:rPr>
+          <w:rStyle w:val="NormalTok"/>
+        </w:rPr>
+        <w:t xml:space="preserve">,</w:t>
+      </w:r>
+      <w:r>
+        <w:br/>
+      </w:r>
+      <w:r>
+        <w:rPr>
+          <w:rStyle w:val="NormalTok"/>
+        </w:rPr>
+        <w:t xml:space="preserve">    </w:t>
+      </w:r>
+      <w:r>
+        <w:rPr>
+          <w:rStyle w:val="AttributeTok"/>
+        </w:rPr>
+        <w:t xml:space="preserve">alpha =</w:t>
+      </w:r>
+      <w:r>
+        <w:rPr>
+          <w:rStyle w:val="NormalTok"/>
+        </w:rPr>
+        <w:t xml:space="preserve"> </w:t>
+      </w:r>
+      <w:r>
+        <w:rPr>
+          <w:rStyle w:val="FloatTok"/>
+        </w:rPr>
+        <w:t xml:space="preserve">0.15</w:t>
+      </w:r>
+      <w:r>
+        <w:br/>
+      </w:r>
+      <w:r>
+        <w:rPr>
+          <w:rStyle w:val="NormalTok"/>
+        </w:rPr>
+        <w:t xml:space="preserve">  ) </w:t>
+      </w:r>
+      <w:r>
+        <w:rPr>
+          <w:rStyle w:val="SpecialCharTok"/>
+        </w:rPr>
+        <w:t xml:space="preserve">+</w:t>
+      </w:r>
+      <w:r>
+        <w:br/>
+      </w:r>
+      <w:r>
+        <w:rPr>
+          <w:rStyle w:val="NormalTok"/>
+        </w:rPr>
+        <w:t xml:space="preserve">  </w:t>
+      </w:r>
+      <w:r>
+        <w:rPr>
+          <w:rStyle w:val="FunctionTok"/>
+        </w:rPr>
+        <w:t xml:space="preserve">geom_line</w:t>
+      </w:r>
+      <w:r>
+        <w:rPr>
+          <w:rStyle w:val="NormalTok"/>
+        </w:rPr>
+        <w:t xml:space="preserve">(</w:t>
+      </w:r>
+      <w:r>
+        <w:br/>
+      </w:r>
+      <w:r>
+        <w:rPr>
+          <w:rStyle w:val="NormalTok"/>
+        </w:rPr>
+        <w:t xml:space="preserve">    </w:t>
+      </w:r>
+      <w:r>
+        <w:rPr>
+          <w:rStyle w:val="AttributeTok"/>
+        </w:rPr>
+        <w:t xml:space="preserve">data =</w:t>
+      </w:r>
+      <w:r>
+        <w:rPr>
+          <w:rStyle w:val="NormalTok"/>
+        </w:rPr>
+        <w:t xml:space="preserve"> historical_avg,</w:t>
+      </w:r>
+      <w:r>
+        <w:br/>
+      </w:r>
+      <w:r>
+        <w:rPr>
+          <w:rStyle w:val="NormalTok"/>
+        </w:rPr>
+        <w:t xml:space="preserve">    </w:t>
+      </w:r>
+      <w:r>
+        <w:rPr>
+          <w:rStyle w:val="FunctionTok"/>
+        </w:rPr>
+        <w:t xml:space="preserve">aes</w:t>
+      </w:r>
+      <w:r>
+        <w:rPr>
+          <w:rStyle w:val="NormalTok"/>
+        </w:rPr>
+        <w:t xml:space="preserve">(</w:t>
+      </w:r>
+      <w:r>
+        <w:rPr>
+          <w:rStyle w:val="AttributeTok"/>
+        </w:rPr>
+        <w:t xml:space="preserve">x =</w:t>
+      </w:r>
+      <w:r>
+        <w:rPr>
+          <w:rStyle w:val="NormalTok"/>
+        </w:rPr>
+        <w:t xml:space="preserve"> plot_date, </w:t>
+      </w:r>
+      <w:r>
+        <w:rPr>
+          <w:rStyle w:val="AttributeTok"/>
+        </w:rPr>
+        <w:t xml:space="preserve">y =</w:t>
+      </w:r>
+      <w:r>
+        <w:rPr>
+          <w:rStyle w:val="NormalTok"/>
+        </w:rPr>
+        <w:t xml:space="preserve"> avg_ice),</w:t>
+      </w:r>
+      <w:r>
+        <w:br/>
+      </w:r>
+      <w:r>
+        <w:rPr>
+          <w:rStyle w:val="NormalTok"/>
+        </w:rPr>
+        <w:t xml:space="preserve">    </w:t>
+      </w:r>
+      <w:r>
+        <w:rPr>
+          <w:rStyle w:val="AttributeTok"/>
+        </w:rPr>
+        <w:t xml:space="preserve">color =</w:t>
+      </w:r>
+      <w:r>
+        <w:rPr>
+          <w:rStyle w:val="NormalTok"/>
+        </w:rPr>
+        <w:t xml:space="preserve"> </w:t>
+      </w:r>
+      <w:r>
+        <w:rPr>
+          <w:rStyle w:val="StringTok"/>
+        </w:rPr>
+        <w:t xml:space="preserve">"red"</w:t>
+      </w:r>
+      <w:r>
+        <w:rPr>
+          <w:rStyle w:val="NormalTok"/>
+        </w:rPr>
+        <w:t xml:space="preserve">,</w:t>
+      </w:r>
+      <w:r>
+        <w:br/>
+      </w:r>
+      <w:r>
+        <w:rPr>
+          <w:rStyle w:val="NormalTok"/>
+        </w:rPr>
+        <w:t xml:space="preserve">    </w:t>
+      </w:r>
+      <w:r>
+        <w:rPr>
+          <w:rStyle w:val="AttributeTok"/>
+        </w:rPr>
+        <w:t xml:space="preserve">linewidth =</w:t>
+      </w:r>
+      <w:r>
+        <w:rPr>
+          <w:rStyle w:val="NormalTok"/>
+        </w:rPr>
+        <w:t xml:space="preserve"> </w:t>
+      </w:r>
+      <w:r>
+        <w:rPr>
+          <w:rStyle w:val="FloatTok"/>
+        </w:rPr>
+        <w:t xml:space="preserve">1.2</w:t>
+      </w:r>
+      <w:r>
+        <w:br/>
+      </w:r>
+      <w:r>
+        <w:rPr>
+          <w:rStyle w:val="NormalTok"/>
+        </w:rPr>
+        <w:t xml:space="preserve">  ) </w:t>
+      </w:r>
+      <w:r>
+        <w:rPr>
+          <w:rStyle w:val="SpecialCharTok"/>
+        </w:rPr>
+        <w:t xml:space="preserve">+</w:t>
+      </w:r>
+      <w:r>
+        <w:br/>
+      </w:r>
+      <w:r>
+        <w:rPr>
+          <w:rStyle w:val="NormalTok"/>
+        </w:rPr>
+        <w:t xml:space="preserve">  </w:t>
+      </w:r>
+      <w:r>
+        <w:rPr>
+          <w:rStyle w:val="FunctionTok"/>
+        </w:rPr>
+        <w:t xml:space="preserve">geom_line</w:t>
+      </w:r>
+      <w:r>
+        <w:rPr>
+          <w:rStyle w:val="NormalTok"/>
+        </w:rPr>
+        <w:t xml:space="preserve">(</w:t>
+      </w:r>
+      <w:r>
+        <w:br/>
+      </w:r>
+      <w:r>
+        <w:rPr>
+          <w:rStyle w:val="NormalTok"/>
+        </w:rPr>
+        <w:t xml:space="preserve">    </w:t>
+      </w:r>
+      <w:r>
+        <w:rPr>
+          <w:rStyle w:val="AttributeTok"/>
+        </w:rPr>
+        <w:t xml:space="preserve">data =</w:t>
+      </w:r>
+      <w:r>
+        <w:rPr>
+          <w:rStyle w:val="NormalTok"/>
+        </w:rPr>
+        <w:t xml:space="preserve"> current_year_data,</w:t>
+      </w:r>
+      <w:r>
+        <w:br/>
+      </w:r>
+      <w:r>
+        <w:rPr>
+          <w:rStyle w:val="NormalTok"/>
+        </w:rPr>
+        <w:t xml:space="preserve">    </w:t>
+      </w:r>
+      <w:r>
+        <w:rPr>
+          <w:rStyle w:val="FunctionTok"/>
+        </w:rPr>
+        <w:t xml:space="preserve">aes</w:t>
+      </w:r>
+      <w:r>
+        <w:rPr>
+          <w:rStyle w:val="NormalTok"/>
+        </w:rPr>
+        <w:t xml:space="preserve">(</w:t>
+      </w:r>
+      <w:r>
+        <w:rPr>
+          <w:rStyle w:val="AttributeTok"/>
+        </w:rPr>
+        <w:t xml:space="preserve">x =</w:t>
+      </w:r>
+      <w:r>
+        <w:rPr>
+          <w:rStyle w:val="NormalTok"/>
+        </w:rPr>
+        <w:t xml:space="preserve"> plot_date, </w:t>
+      </w:r>
+      <w:r>
+        <w:rPr>
+          <w:rStyle w:val="AttributeTok"/>
+        </w:rPr>
+        <w:t xml:space="preserve">y =</w:t>
+      </w:r>
+      <w:r>
+        <w:rPr>
+          <w:rStyle w:val="NormalTok"/>
+        </w:rPr>
+        <w:t xml:space="preserve"> ice_cover),</w:t>
+      </w:r>
+      <w:r>
+        <w:br/>
+      </w:r>
+      <w:r>
+        <w:rPr>
+          <w:rStyle w:val="NormalTok"/>
+        </w:rPr>
+        <w:t xml:space="preserve">    </w:t>
+      </w:r>
+      <w:r>
+        <w:rPr>
+          <w:rStyle w:val="AttributeTok"/>
+        </w:rPr>
+        <w:t xml:space="preserve">color =</w:t>
+      </w:r>
+      <w:r>
+        <w:rPr>
+          <w:rStyle w:val="NormalTok"/>
+        </w:rPr>
+        <w:t xml:space="preserve"> </w:t>
+      </w:r>
+      <w:r>
+        <w:rPr>
+          <w:rStyle w:val="StringTok"/>
+        </w:rPr>
+        <w:t xml:space="preserve">"black"</w:t>
+      </w:r>
+      <w:r>
+        <w:rPr>
+          <w:rStyle w:val="NormalTok"/>
+        </w:rPr>
+        <w:t xml:space="preserve">,</w:t>
+      </w:r>
+      <w:r>
+        <w:br/>
+      </w:r>
+      <w:r>
+        <w:rPr>
+          <w:rStyle w:val="NormalTok"/>
+        </w:rPr>
+        <w:t xml:space="preserve">    </w:t>
+      </w:r>
+      <w:r>
+        <w:rPr>
+          <w:rStyle w:val="AttributeTok"/>
+        </w:rPr>
+        <w:t xml:space="preserve">linewidth =</w:t>
+      </w:r>
+      <w:r>
+        <w:rPr>
+          <w:rStyle w:val="NormalTok"/>
+        </w:rPr>
+        <w:t xml:space="preserve"> </w:t>
+      </w:r>
+      <w:r>
+        <w:rPr>
+          <w:rStyle w:val="FloatTok"/>
+        </w:rPr>
+        <w:t xml:space="preserve">1.2</w:t>
+      </w:r>
+      <w:r>
+        <w:br/>
+      </w:r>
+      <w:r>
+        <w:rPr>
+          <w:rStyle w:val="NormalTok"/>
+        </w:rPr>
+        <w:t xml:space="preserve">  ) </w:t>
+      </w:r>
+      <w:r>
+        <w:rPr>
+          <w:rStyle w:val="SpecialCharTok"/>
+        </w:rPr>
+        <w:t xml:space="preserve">+</w:t>
+      </w:r>
+      <w:r>
+        <w:br/>
+      </w:r>
+      <w:r>
+        <w:rPr>
+          <w:rStyle w:val="NormalTok"/>
+        </w:rPr>
+        <w:t xml:space="preserve">  </w:t>
+      </w:r>
+      <w:r>
+        <w:rPr>
+          <w:rStyle w:val="FunctionTok"/>
+        </w:rPr>
+        <w:t xml:space="preserve">scale_x_date</w:t>
+      </w:r>
+      <w:r>
+        <w:rPr>
+          <w:rStyle w:val="NormalTok"/>
+        </w:rPr>
+        <w:t xml:space="preserve">(</w:t>
+      </w:r>
+      <w:r>
+        <w:rPr>
+          <w:rStyle w:val="AttributeTok"/>
+        </w:rPr>
+        <w:t xml:space="preserve">date_labels =</w:t>
+      </w:r>
+      <w:r>
+        <w:rPr>
+          <w:rStyle w:val="NormalTok"/>
+        </w:rPr>
+        <w:t xml:space="preserve"> </w:t>
+      </w:r>
+      <w:r>
+        <w:rPr>
+          <w:rStyle w:val="StringTok"/>
+        </w:rPr>
+        <w:t xml:space="preserve">"%b"</w:t>
+      </w:r>
+      <w:r>
+        <w:rPr>
+          <w:rStyle w:val="NormalTok"/>
+        </w:rPr>
+        <w:t xml:space="preserve">, </w:t>
+      </w:r>
+      <w:r>
+        <w:rPr>
+          <w:rStyle w:val="AttributeTok"/>
+        </w:rPr>
+        <w:t xml:space="preserve">date_breaks =</w:t>
+      </w:r>
+      <w:r>
+        <w:rPr>
+          <w:rStyle w:val="NormalTok"/>
+        </w:rPr>
+        <w:t xml:space="preserve"> </w:t>
+      </w:r>
+      <w:r>
+        <w:rPr>
+          <w:rStyle w:val="StringTok"/>
+        </w:rPr>
+        <w:t xml:space="preserve">"1 month"</w:t>
+      </w:r>
+      <w:r>
+        <w:rPr>
+          <w:rStyle w:val="NormalTok"/>
+        </w:rPr>
+        <w:t xml:space="preserve">) </w:t>
+      </w:r>
+      <w:r>
+        <w:rPr>
+          <w:rStyle w:val="SpecialCharTok"/>
+        </w:rPr>
+        <w:t xml:space="preserve">+</w:t>
+      </w:r>
+      <w:r>
+        <w:br/>
+      </w:r>
+      <w:r>
+        <w:rPr>
+          <w:rStyle w:val="NormalTok"/>
+        </w:rPr>
+        <w:t xml:space="preserve">  </w:t>
+      </w:r>
+      <w:r>
+        <w:rPr>
+          <w:rStyle w:val="FunctionTok"/>
+        </w:rPr>
+        <w:t xml:space="preserve">labs</w:t>
+      </w:r>
+      <w:r>
+        <w:rPr>
+          <w:rStyle w:val="NormalTok"/>
+        </w:rPr>
+        <w:t xml:space="preserve">(</w:t>
+      </w:r>
+      <w:r>
+        <w:br/>
+      </w:r>
+      <w:r>
+        <w:rPr>
+          <w:rStyle w:val="NormalTok"/>
+        </w:rPr>
+        <w:t xml:space="preserve">    </w:t>
+      </w:r>
+      <w:r>
+        <w:rPr>
+          <w:rStyle w:val="AttributeTok"/>
+        </w:rPr>
+        <w:t xml:space="preserve">title =</w:t>
+      </w:r>
+      <w:r>
+        <w:rPr>
+          <w:rStyle w:val="NormalTok"/>
+        </w:rPr>
+        <w:t xml:space="preserve"> </w:t>
+      </w:r>
+      <w:r>
+        <w:rPr>
+          <w:rStyle w:val="StringTok"/>
+        </w:rPr>
+        <w:t xml:space="preserve">"Lake Superior Average Ice Cover"</w:t>
+      </w:r>
+      <w:r>
+        <w:rPr>
+          <w:rStyle w:val="NormalTok"/>
+        </w:rPr>
+        <w:t xml:space="preserve">,</w:t>
+      </w:r>
+      <w:r>
+        <w:br/>
+      </w:r>
+      <w:r>
+        <w:rPr>
+          <w:rStyle w:val="NormalTok"/>
+        </w:rPr>
+        <w:t xml:space="preserve">    </w:t>
+      </w:r>
+      <w:r>
+        <w:rPr>
+          <w:rStyle w:val="AttributeTok"/>
+        </w:rPr>
+        <w:t xml:space="preserve">subtitle =</w:t>
+      </w:r>
+      <w:r>
+        <w:rPr>
+          <w:rStyle w:val="NormalTok"/>
+        </w:rPr>
+        <w:t xml:space="preserve"> </w:t>
+      </w:r>
+      <w:r>
+        <w:rPr>
+          <w:rStyle w:val="FunctionTok"/>
+        </w:rPr>
+        <w:t xml:space="preserve">paste</w:t>
+      </w:r>
+      <w:r>
+        <w:rPr>
+          <w:rStyle w:val="NormalTok"/>
+        </w:rPr>
+        <w:t xml:space="preserve">(</w:t>
+      </w:r>
+      <w:r>
+        <w:rPr>
+          <w:rStyle w:val="StringTok"/>
+        </w:rPr>
+        <w:t xml:space="preserve">"Comparing"</w:t>
+      </w:r>
+      <w:r>
+        <w:rPr>
+          <w:rStyle w:val="NormalTok"/>
+        </w:rPr>
+        <w:t xml:space="preserve">, current_yr, </w:t>
+      </w:r>
+      <w:r>
+        <w:rPr>
+          <w:rStyle w:val="StringTok"/>
+        </w:rPr>
+        <w:t xml:space="preserve">"to Historical Data"</w:t>
+      </w:r>
+      <w:r>
+        <w:rPr>
+          <w:rStyle w:val="NormalTok"/>
+        </w:rPr>
+        <w:t xml:space="preserve">),</w:t>
+      </w:r>
+      <w:r>
+        <w:br/>
+      </w:r>
+      <w:r>
+        <w:rPr>
+          <w:rStyle w:val="NormalTok"/>
+        </w:rPr>
+        <w:t xml:space="preserve">    </w:t>
+      </w:r>
+      <w:r>
+        <w:rPr>
+          <w:rStyle w:val="AttributeTok"/>
+        </w:rPr>
+        <w:t xml:space="preserve">x =</w:t>
+      </w:r>
+      <w:r>
+        <w:rPr>
+          <w:rStyle w:val="NormalTok"/>
+        </w:rPr>
+        <w:t xml:space="preserve"> </w:t>
+      </w:r>
+      <w:r>
+        <w:rPr>
+          <w:rStyle w:val="ConstantTok"/>
+        </w:rPr>
+        <w:t xml:space="preserve">NULL</w:t>
+      </w:r>
+      <w:r>
+        <w:rPr>
+          <w:rStyle w:val="NormalTok"/>
+        </w:rPr>
+        <w:t xml:space="preserve">,</w:t>
+      </w:r>
+      <w:r>
+        <w:br/>
+      </w:r>
+      <w:r>
+        <w:rPr>
+          <w:rStyle w:val="NormalTok"/>
+        </w:rPr>
+        <w:t xml:space="preserve">    </w:t>
+      </w:r>
+      <w:r>
+        <w:rPr>
+          <w:rStyle w:val="AttributeTok"/>
+        </w:rPr>
+        <w:t xml:space="preserve">y =</w:t>
+      </w:r>
+      <w:r>
+        <w:rPr>
+          <w:rStyle w:val="NormalTok"/>
+        </w:rPr>
+        <w:t xml:space="preserve"> </w:t>
+      </w:r>
+      <w:r>
+        <w:rPr>
+          <w:rStyle w:val="StringTok"/>
+        </w:rPr>
+        <w:t xml:space="preserve">"Ice Cover (%)"</w:t>
+      </w:r>
+      <w:r>
+        <w:br/>
+      </w:r>
+      <w:r>
+        <w:rPr>
+          <w:rStyle w:val="NormalTok"/>
+        </w:rPr>
+        <w:t xml:space="preserve">  ) </w:t>
+      </w:r>
+      <w:r>
+        <w:rPr>
+          <w:rStyle w:val="SpecialCharTok"/>
+        </w:rPr>
+        <w:t xml:space="preserve">+</w:t>
+      </w:r>
+      <w:r>
+        <w:br/>
+      </w:r>
+      <w:r>
+        <w:rPr>
+          <w:rStyle w:val="NormalTok"/>
+        </w:rPr>
+        <w:t xml:space="preserve">  </w:t>
+      </w:r>
+      <w:r>
+        <w:rPr>
+          <w:rStyle w:val="FunctionTok"/>
+        </w:rPr>
+        <w:t xml:space="preserve">theme_bw</w:t>
+      </w:r>
+      <w:r>
+        <w:rPr>
+          <w:rStyle w:val="NormalTok"/>
+        </w:rPr>
+        <w:t xml:space="preserve">()</w:t>
+      </w:r>
+      <w:r>
+        <w:br/>
+      </w:r>
+      <w:r>
+        <w:br/>
+      </w:r>
+      <w:r>
+        <w:rPr>
+          <w:rStyle w:val="NormalTok"/>
+        </w:rPr>
+        <w:t xml:space="preserve">ice_spaghetti_plot</w:t>
+      </w:r>
+    </w:p>
+    <w:p>
+      <w:pPr>
+        <w:pStyle w:val="FirstParagraph"/>
+      </w:pPr>
+      <w:r>
+        <w:t xml:space="preserve">✏️</w:t>
+      </w:r>
+      <w:r>
+        <w:t xml:space="preserve"> </w:t>
+      </w:r>
+      <w:r>
+        <w:rPr>
+          <w:b/>
+          <w:bCs/>
+        </w:rPr>
+        <w:t xml:space="preserve">Q14:</w:t>
       </w:r>
       <w:r>
         <w:t xml:space="preserve"> </w:t>
@@ -3122,7 +6100,7 @@
       <w:r>
         <w:t xml:space="preserve"> </w:t>
       </w:r>
-      <w:hyperlink r:id="rId33">
+      <w:hyperlink r:id="rId34">
         <w:r>
           <w:rPr>
             <w:rStyle w:val="Hyperlink"/>
@@ -3178,7 +6156,7 @@
           <w:b/>
           <w:bCs/>
         </w:rPr>
-        <w:t xml:space="preserve">Q13:</w:t>
+        <w:t xml:space="preserve">Q15:</w:t>
       </w:r>
       <w:r>
         <w:t xml:space="preserve"> </w:t>
@@ -3221,23 +6199,14 @@
         </w:pict>
       </w:r>
     </w:p>
-    <w:bookmarkEnd w:id="34"/>
-    <w:bookmarkStart w:id="35" w:name="Xb58f5de46c853abfed47635c7b998ef9ed47bfd"/>
+    <w:bookmarkEnd w:id="35"/>
+    <w:bookmarkStart w:id="36" w:name="X026fd9c68157fd84bb05e9f0c6b3c86af50fadf"/>
     <w:p>
       <w:pPr>
         <w:pStyle w:val="Heading1"/>
       </w:pPr>
       <w:r>
-        <w:t xml:space="preserve">Part 8 · Pull each winter’s peak ice with</w:t>
-      </w:r>
-      <w:r>
-        <w:t xml:space="preserve"> </w:t>
-      </w:r>
-      <w:r>
-        <w:rPr>
-          <w:rStyle w:val="VerbatimChar"/>
-        </w:rPr>
-        <w:t xml:space="preserve">slice_max()</w:t>
+        <w:t xml:space="preserve">Part 9 · Each winter’s peak ice, and the trend in it</w:t>
       </w:r>
     </w:p>
     <w:p>
@@ -3294,108 +6263,246 @@
         <w:pStyle w:val="FirstParagraph"/>
       </w:pPr>
       <w:r>
-        <w:t xml:space="preserve">Type the</w:t>
-      </w:r>
-      <w:r>
-        <w:t xml:space="preserve"> </w:t>
-      </w:r>
-      <w:r>
-        <w:rPr>
-          <w:rStyle w:val="VerbatimChar"/>
-        </w:rPr>
-        <w:t xml:space="preserve">group_by()</w:t>
-      </w:r>
-      <w:r>
-        <w:t xml:space="preserve"> </w:t>
-      </w:r>
-      <w:r>
-        <w:t xml:space="preserve">+</w:t>
-      </w:r>
-      <w:r>
-        <w:t xml:space="preserve"> </w:t>
-      </w:r>
-      <w:r>
-        <w:rPr>
-          <w:rStyle w:val="VerbatimChar"/>
-        </w:rPr>
-        <w:t xml:space="preserve">slice_max()</w:t>
-      </w:r>
-      <w:r>
-        <w:t xml:space="preserve"> </w:t>
-      </w:r>
-      <w:r>
-        <w:t xml:space="preserve">that keeps one row — the highest</w:t>
-      </w:r>
-      <w:r>
-        <w:t xml:space="preserve"> </w:t>
-      </w:r>
-      <w:r>
-        <w:rPr>
-          <w:rStyle w:val="VerbatimChar"/>
-        </w:rPr>
-        <w:t xml:space="preserve">ice_cover</w:t>
-      </w:r>
-      <w:r>
-        <w:t xml:space="preserve"> </w:t>
-      </w:r>
-      <w:r>
-        <w:t xml:space="preserve">— per year. Call it</w:t>
-      </w:r>
-      <w:r>
-        <w:t xml:space="preserve"> </w:t>
-      </w:r>
-      <w:r>
-        <w:rPr>
-          <w:rStyle w:val="VerbatimChar"/>
-        </w:rPr>
-        <w:t xml:space="preserve">max_ice_per_year</w:t>
-      </w:r>
-      <w:r>
-        <w:t xml:space="preserve">, and use</w:t>
-      </w:r>
-      <w:r>
-        <w:t xml:space="preserve"> </w:t>
-      </w:r>
-      <w:r>
-        <w:rPr>
-          <w:rStyle w:val="VerbatimChar"/>
-        </w:rPr>
-        <w:t xml:space="preserve">with_ties = FALSE</w:t>
-      </w:r>
-      <w:r>
-        <w:t xml:space="preserve"> </w:t>
-      </w:r>
-      <w:r>
-        <w:t xml:space="preserve">so you get exactly one row even when two days tie.</w:t>
-      </w:r>
-    </w:p>
-    <w:p>
-      <w:pPr>
-        <w:pStyle w:val="BodyText"/>
-      </w:pPr>
-      <w:r>
-        <w:t xml:space="preserve">✏️</w:t>
-      </w:r>
-      <w:r>
-        <w:t xml:space="preserve"> </w:t>
-      </w:r>
-      <w:r>
         <w:rPr>
           <w:b/>
           <w:bCs/>
         </w:rPr>
-        <w:t xml:space="preserve">Q14:</w:t>
-      </w:r>
-      <w:r>
-        <w:t xml:space="preserve"> </w:t>
-      </w:r>
-      <w:r>
-        <w:t xml:space="preserve">Rows in the result. Find the lowest-peak and the highest-peak winters: which year, and what value, for each?</w:t>
-      </w:r>
-    </w:p>
-    <w:p>
-      <w:pPr>
-        <w:pStyle w:val="BodyText"/>
+        <w:t xml:space="preserve">▶ Run this:</w:t>
+      </w:r>
+    </w:p>
+    <w:p>
+      <w:pPr>
+        <w:pStyle w:val="SourceCode"/>
+      </w:pPr>
+      <w:r>
+        <w:rPr>
+          <w:rStyle w:val="CommentTok"/>
+        </w:rPr>
+        <w:t xml:space="preserve"># The single iciest day of each winter -----------------</w:t>
+      </w:r>
+      <w:r>
+        <w:br/>
+      </w:r>
+      <w:r>
+        <w:rPr>
+          <w:rStyle w:val="NormalTok"/>
+        </w:rPr>
+        <w:t xml:space="preserve">max_ice_per_year </w:t>
+      </w:r>
+      <w:r>
+        <w:rPr>
+          <w:rStyle w:val="OtherTok"/>
+        </w:rPr>
+        <w:t xml:space="preserve">&lt;-</w:t>
+      </w:r>
+      <w:r>
+        <w:rPr>
+          <w:rStyle w:val="NormalTok"/>
+        </w:rPr>
+        <w:t xml:space="preserve"> ice_clean </w:t>
+      </w:r>
+      <w:r>
+        <w:rPr>
+          <w:rStyle w:val="SpecialCharTok"/>
+        </w:rPr>
+        <w:t xml:space="preserve">%&gt;%</w:t>
+      </w:r>
+      <w:r>
+        <w:br/>
+      </w:r>
+      <w:r>
+        <w:rPr>
+          <w:rStyle w:val="NormalTok"/>
+        </w:rPr>
+        <w:t xml:space="preserve">  </w:t>
+      </w:r>
+      <w:r>
+        <w:rPr>
+          <w:rStyle w:val="FunctionTok"/>
+        </w:rPr>
+        <w:t xml:space="preserve">group_by</w:t>
+      </w:r>
+      <w:r>
+        <w:rPr>
+          <w:rStyle w:val="NormalTok"/>
+        </w:rPr>
+        <w:t xml:space="preserve">(year) </w:t>
+      </w:r>
+      <w:r>
+        <w:rPr>
+          <w:rStyle w:val="SpecialCharTok"/>
+        </w:rPr>
+        <w:t xml:space="preserve">%&gt;%</w:t>
+      </w:r>
+      <w:r>
+        <w:br/>
+      </w:r>
+      <w:r>
+        <w:rPr>
+          <w:rStyle w:val="NormalTok"/>
+        </w:rPr>
+        <w:t xml:space="preserve">  </w:t>
+      </w:r>
+      <w:r>
+        <w:rPr>
+          <w:rStyle w:val="FunctionTok"/>
+        </w:rPr>
+        <w:t xml:space="preserve">slice_max</w:t>
+      </w:r>
+      <w:r>
+        <w:rPr>
+          <w:rStyle w:val="NormalTok"/>
+        </w:rPr>
+        <w:t xml:space="preserve">(</w:t>
+      </w:r>
+      <w:r>
+        <w:rPr>
+          <w:rStyle w:val="AttributeTok"/>
+        </w:rPr>
+        <w:t xml:space="preserve">order_by =</w:t>
+      </w:r>
+      <w:r>
+        <w:rPr>
+          <w:rStyle w:val="NormalTok"/>
+        </w:rPr>
+        <w:t xml:space="preserve"> ice_cover, </w:t>
+      </w:r>
+      <w:r>
+        <w:rPr>
+          <w:rStyle w:val="AttributeTok"/>
+        </w:rPr>
+        <w:t xml:space="preserve">n =</w:t>
+      </w:r>
+      <w:r>
+        <w:rPr>
+          <w:rStyle w:val="NormalTok"/>
+        </w:rPr>
+        <w:t xml:space="preserve"> </w:t>
+      </w:r>
+      <w:r>
+        <w:rPr>
+          <w:rStyle w:val="DecValTok"/>
+        </w:rPr>
+        <w:t xml:space="preserve">1</w:t>
+      </w:r>
+      <w:r>
+        <w:rPr>
+          <w:rStyle w:val="NormalTok"/>
+        </w:rPr>
+        <w:t xml:space="preserve">, </w:t>
+      </w:r>
+      <w:r>
+        <w:rPr>
+          <w:rStyle w:val="AttributeTok"/>
+        </w:rPr>
+        <w:t xml:space="preserve">with_ties =</w:t>
+      </w:r>
+      <w:r>
+        <w:rPr>
+          <w:rStyle w:val="NormalTok"/>
+        </w:rPr>
+        <w:t xml:space="preserve"> </w:t>
+      </w:r>
+      <w:r>
+        <w:rPr>
+          <w:rStyle w:val="ConstantTok"/>
+        </w:rPr>
+        <w:t xml:space="preserve">FALSE</w:t>
+      </w:r>
+      <w:r>
+        <w:rPr>
+          <w:rStyle w:val="NormalTok"/>
+        </w:rPr>
+        <w:t xml:space="preserve">)</w:t>
+      </w:r>
+      <w:r>
+        <w:br/>
+      </w:r>
+      <w:r>
+        <w:br/>
+      </w:r>
+      <w:r>
+        <w:rPr>
+          <w:rStyle w:val="FunctionTok"/>
+        </w:rPr>
+        <w:t xml:space="preserve">nrow</w:t>
+      </w:r>
+      <w:r>
+        <w:rPr>
+          <w:rStyle w:val="NormalTok"/>
+        </w:rPr>
+        <w:t xml:space="preserve">(max_ice_per_year)</w:t>
+      </w:r>
+      <w:r>
+        <w:br/>
+      </w:r>
+      <w:r>
+        <w:br/>
+      </w:r>
+      <w:r>
+        <w:rPr>
+          <w:rStyle w:val="NormalTok"/>
+        </w:rPr>
+        <w:t xml:space="preserve">max_ice_per_year </w:t>
+      </w:r>
+      <w:r>
+        <w:rPr>
+          <w:rStyle w:val="SpecialCharTok"/>
+        </w:rPr>
+        <w:t xml:space="preserve">%&gt;%</w:t>
+      </w:r>
+      <w:r>
+        <w:br/>
+      </w:r>
+      <w:r>
+        <w:rPr>
+          <w:rStyle w:val="NormalTok"/>
+        </w:rPr>
+        <w:t xml:space="preserve">  </w:t>
+      </w:r>
+      <w:r>
+        <w:rPr>
+          <w:rStyle w:val="FunctionTok"/>
+        </w:rPr>
+        <w:t xml:space="preserve">arrange</w:t>
+      </w:r>
+      <w:r>
+        <w:rPr>
+          <w:rStyle w:val="NormalTok"/>
+        </w:rPr>
+        <w:t xml:space="preserve">(ice_cover) </w:t>
+      </w:r>
+      <w:r>
+        <w:rPr>
+          <w:rStyle w:val="SpecialCharTok"/>
+        </w:rPr>
+        <w:t xml:space="preserve">%&gt;%</w:t>
+      </w:r>
+      <w:r>
+        <w:br/>
+      </w:r>
+      <w:r>
+        <w:rPr>
+          <w:rStyle w:val="NormalTok"/>
+        </w:rPr>
+        <w:t xml:space="preserve">  </w:t>
+      </w:r>
+      <w:r>
+        <w:rPr>
+          <w:rStyle w:val="FunctionTok"/>
+        </w:rPr>
+        <w:t xml:space="preserve">select</w:t>
+      </w:r>
+      <w:r>
+        <w:rPr>
+          <w:rStyle w:val="NormalTok"/>
+        </w:rPr>
+        <w:t xml:space="preserve">(year, date, ice_cover)</w:t>
+      </w:r>
+    </w:p>
+    <w:p>
+      <w:pPr>
+        <w:pStyle w:val="FirstParagraph"/>
       </w:pPr>
       <w:r>
         <w:t xml:space="preserve">✏️</w:t>
@@ -3408,13 +6515,21 @@
           <w:b/>
           <w:bCs/>
         </w:rPr>
-        <w:t xml:space="preserve">Q15:</w:t>
-      </w:r>
-      <w:r>
-        <w:t xml:space="preserve"> </w:t>
-      </w:r>
-      <w:r>
-        <w:t xml:space="preserve">Look at the</w:t>
+        <w:t xml:space="preserve">Q16:</w:t>
+      </w:r>
+      <w:r>
+        <w:t xml:space="preserve"> </w:t>
+      </w:r>
+      <w:r>
+        <w:t xml:space="preserve">Rows in the result. Find the lowest-peak and the highest-peak winters: which year, and what value, for each?</w:t>
+      </w:r>
+    </w:p>
+    <w:p>
+      <w:pPr>
+        <w:pStyle w:val="BodyText"/>
+      </w:pPr>
+      <w:r>
+        <w:t xml:space="preserve">✏️</w:t>
       </w:r>
       <w:r>
         <w:t xml:space="preserve"> </w:t>
@@ -3424,6 +6539,22 @@
           <w:b/>
           <w:bCs/>
         </w:rPr>
+        <w:t xml:space="preserve">Q17:</w:t>
+      </w:r>
+      <w:r>
+        <w:t xml:space="preserve"> </w:t>
+      </w:r>
+      <w:r>
+        <w:t xml:space="preserve">Look at the</w:t>
+      </w:r>
+      <w:r>
+        <w:t xml:space="preserve"> </w:t>
+      </w:r>
+      <w:r>
+        <w:rPr>
+          <w:b/>
+          <w:bCs/>
+        </w:rPr>
         <w:t xml:space="preserve">date</w:t>
       </w:r>
       <w:r>
@@ -3431,6 +6562,464 @@
       </w:r>
       <w:r>
         <w:t xml:space="preserve">of each year’s peak. Early season or late? Does that date move around much from winter to winter?</w:t>
+      </w:r>
+    </w:p>
+    <w:p>
+      <w:pPr>
+        <w:pStyle w:val="BlockText"/>
+      </w:pPr>
+      <w:r>
+        <w:t xml:space="preserve">🔮</w:t>
+      </w:r>
+      <w:r>
+        <w:t xml:space="preserve"> </w:t>
+      </w:r>
+      <w:r>
+        <w:rPr>
+          <w:b/>
+          <w:bCs/>
+        </w:rPr>
+        <w:t xml:space="preserve">Predict first:</w:t>
+      </w:r>
+      <w:r>
+        <w:t xml:space="preserve"> </w:t>
+      </w:r>
+      <w:r>
+        <w:t xml:space="preserve">over 50+ years, is maximum ice cover</w:t>
+      </w:r>
+      <w:r>
+        <w:t xml:space="preserve"> </w:t>
+      </w:r>
+      <w:r>
+        <w:rPr>
+          <w:b/>
+          <w:bCs/>
+        </w:rPr>
+        <w:t xml:space="preserve">declining, flat, or rising</w:t>
+      </w:r>
+      <w:r>
+        <w:t xml:space="preserve">? And given the huge year-to-year scatter, will the slope come out significant at α = 0.05?</w:t>
+      </w:r>
+    </w:p>
+    <w:p>
+      <w:pPr>
+        <w:pStyle w:val="FirstParagraph"/>
+      </w:pPr>
+      <w:r>
+        <w:rPr>
+          <w:b/>
+          <w:bCs/>
+        </w:rPr>
+        <w:t xml:space="preserve">▶ Run this:</w:t>
+      </w:r>
+    </w:p>
+    <w:p>
+      <w:pPr>
+        <w:pStyle w:val="SourceCode"/>
+      </w:pPr>
+      <w:r>
+        <w:rPr>
+          <w:rStyle w:val="CommentTok"/>
+        </w:rPr>
+        <w:t xml:space="preserve"># Maximum ice cover predicted by year ------------------</w:t>
+      </w:r>
+      <w:r>
+        <w:br/>
+      </w:r>
+      <w:r>
+        <w:rPr>
+          <w:rStyle w:val="NormalTok"/>
+        </w:rPr>
+        <w:t xml:space="preserve">max_ice_model </w:t>
+      </w:r>
+      <w:r>
+        <w:rPr>
+          <w:rStyle w:val="OtherTok"/>
+        </w:rPr>
+        <w:t xml:space="preserve">&lt;-</w:t>
+      </w:r>
+      <w:r>
+        <w:rPr>
+          <w:rStyle w:val="NormalTok"/>
+        </w:rPr>
+        <w:t xml:space="preserve"> </w:t>
+      </w:r>
+      <w:r>
+        <w:rPr>
+          <w:rStyle w:val="FunctionTok"/>
+        </w:rPr>
+        <w:t xml:space="preserve">lm</w:t>
+      </w:r>
+      <w:r>
+        <w:rPr>
+          <w:rStyle w:val="NormalTok"/>
+        </w:rPr>
+        <w:t xml:space="preserve">(ice_cover </w:t>
+      </w:r>
+      <w:r>
+        <w:rPr>
+          <w:rStyle w:val="SpecialCharTok"/>
+        </w:rPr>
+        <w:t xml:space="preserve">~</w:t>
+      </w:r>
+      <w:r>
+        <w:rPr>
+          <w:rStyle w:val="NormalTok"/>
+        </w:rPr>
+        <w:t xml:space="preserve"> year, </w:t>
+      </w:r>
+      <w:r>
+        <w:rPr>
+          <w:rStyle w:val="AttributeTok"/>
+        </w:rPr>
+        <w:t xml:space="preserve">data =</w:t>
+      </w:r>
+      <w:r>
+        <w:rPr>
+          <w:rStyle w:val="NormalTok"/>
+        </w:rPr>
+        <w:t xml:space="preserve"> max_ice_per_year)</w:t>
+      </w:r>
+      <w:r>
+        <w:br/>
+      </w:r>
+      <w:r>
+        <w:br/>
+      </w:r>
+      <w:r>
+        <w:rPr>
+          <w:rStyle w:val="FunctionTok"/>
+        </w:rPr>
+        <w:t xml:space="preserve">summary</w:t>
+      </w:r>
+      <w:r>
+        <w:rPr>
+          <w:rStyle w:val="NormalTok"/>
+        </w:rPr>
+        <w:t xml:space="preserve">(max_ice_model)</w:t>
+      </w:r>
+    </w:p>
+    <w:p>
+      <w:pPr>
+        <w:pStyle w:val="FirstParagraph"/>
+      </w:pPr>
+      <w:r>
+        <w:rPr>
+          <w:b/>
+          <w:bCs/>
+        </w:rPr>
+        <w:t xml:space="preserve">▶ Run this:</w:t>
+      </w:r>
+    </w:p>
+    <w:p>
+      <w:pPr>
+        <w:pStyle w:val="SourceCode"/>
+      </w:pPr>
+      <w:r>
+        <w:rPr>
+          <w:rStyle w:val="CommentTok"/>
+        </w:rPr>
+        <w:t xml:space="preserve"># Plot the yearly peaks with a trend line --------------</w:t>
+      </w:r>
+      <w:r>
+        <w:br/>
+      </w:r>
+      <w:r>
+        <w:rPr>
+          <w:rStyle w:val="NormalTok"/>
+        </w:rPr>
+        <w:t xml:space="preserve">max_ice_per_year </w:t>
+      </w:r>
+      <w:r>
+        <w:rPr>
+          <w:rStyle w:val="SpecialCharTok"/>
+        </w:rPr>
+        <w:t xml:space="preserve">%&gt;%</w:t>
+      </w:r>
+      <w:r>
+        <w:br/>
+      </w:r>
+      <w:r>
+        <w:rPr>
+          <w:rStyle w:val="NormalTok"/>
+        </w:rPr>
+        <w:t xml:space="preserve">  </w:t>
+      </w:r>
+      <w:r>
+        <w:rPr>
+          <w:rStyle w:val="FunctionTok"/>
+        </w:rPr>
+        <w:t xml:space="preserve">ggplot</w:t>
+      </w:r>
+      <w:r>
+        <w:rPr>
+          <w:rStyle w:val="NormalTok"/>
+        </w:rPr>
+        <w:t xml:space="preserve">(</w:t>
+      </w:r>
+      <w:r>
+        <w:rPr>
+          <w:rStyle w:val="FunctionTok"/>
+        </w:rPr>
+        <w:t xml:space="preserve">aes</w:t>
+      </w:r>
+      <w:r>
+        <w:rPr>
+          <w:rStyle w:val="NormalTok"/>
+        </w:rPr>
+        <w:t xml:space="preserve">(</w:t>
+      </w:r>
+      <w:r>
+        <w:rPr>
+          <w:rStyle w:val="AttributeTok"/>
+        </w:rPr>
+        <w:t xml:space="preserve">x =</w:t>
+      </w:r>
+      <w:r>
+        <w:rPr>
+          <w:rStyle w:val="NormalTok"/>
+        </w:rPr>
+        <w:t xml:space="preserve"> year, </w:t>
+      </w:r>
+      <w:r>
+        <w:rPr>
+          <w:rStyle w:val="AttributeTok"/>
+        </w:rPr>
+        <w:t xml:space="preserve">y =</w:t>
+      </w:r>
+      <w:r>
+        <w:rPr>
+          <w:rStyle w:val="NormalTok"/>
+        </w:rPr>
+        <w:t xml:space="preserve"> ice_cover)) </w:t>
+      </w:r>
+      <w:r>
+        <w:rPr>
+          <w:rStyle w:val="SpecialCharTok"/>
+        </w:rPr>
+        <w:t xml:space="preserve">+</w:t>
+      </w:r>
+      <w:r>
+        <w:br/>
+      </w:r>
+      <w:r>
+        <w:rPr>
+          <w:rStyle w:val="NormalTok"/>
+        </w:rPr>
+        <w:t xml:space="preserve">  </w:t>
+      </w:r>
+      <w:r>
+        <w:rPr>
+          <w:rStyle w:val="FunctionTok"/>
+        </w:rPr>
+        <w:t xml:space="preserve">geom_point</w:t>
+      </w:r>
+      <w:r>
+        <w:rPr>
+          <w:rStyle w:val="NormalTok"/>
+        </w:rPr>
+        <w:t xml:space="preserve">() </w:t>
+      </w:r>
+      <w:r>
+        <w:rPr>
+          <w:rStyle w:val="SpecialCharTok"/>
+        </w:rPr>
+        <w:t xml:space="preserve">+</w:t>
+      </w:r>
+      <w:r>
+        <w:br/>
+      </w:r>
+      <w:r>
+        <w:rPr>
+          <w:rStyle w:val="NormalTok"/>
+        </w:rPr>
+        <w:t xml:space="preserve">  </w:t>
+      </w:r>
+      <w:r>
+        <w:rPr>
+          <w:rStyle w:val="FunctionTok"/>
+        </w:rPr>
+        <w:t xml:space="preserve">geom_smooth</w:t>
+      </w:r>
+      <w:r>
+        <w:rPr>
+          <w:rStyle w:val="NormalTok"/>
+        </w:rPr>
+        <w:t xml:space="preserve">(</w:t>
+      </w:r>
+      <w:r>
+        <w:rPr>
+          <w:rStyle w:val="AttributeTok"/>
+        </w:rPr>
+        <w:t xml:space="preserve">method =</w:t>
+      </w:r>
+      <w:r>
+        <w:rPr>
+          <w:rStyle w:val="NormalTok"/>
+        </w:rPr>
+        <w:t xml:space="preserve"> </w:t>
+      </w:r>
+      <w:r>
+        <w:rPr>
+          <w:rStyle w:val="StringTok"/>
+        </w:rPr>
+        <w:t xml:space="preserve">"lm"</w:t>
+      </w:r>
+      <w:r>
+        <w:rPr>
+          <w:rStyle w:val="NormalTok"/>
+        </w:rPr>
+        <w:t xml:space="preserve">)</w:t>
+      </w:r>
+    </w:p>
+    <w:p>
+      <w:pPr>
+        <w:pStyle w:val="FirstParagraph"/>
+      </w:pPr>
+      <w:r>
+        <w:t xml:space="preserve">✏️</w:t>
+      </w:r>
+      <w:r>
+        <w:t xml:space="preserve"> </w:t>
+      </w:r>
+      <w:r>
+        <w:rPr>
+          <w:b/>
+          <w:bCs/>
+        </w:rPr>
+        <w:t xml:space="preserve">Q18:</w:t>
+      </w:r>
+      <w:r>
+        <w:t xml:space="preserve"> </w:t>
+      </w:r>
+      <w:r>
+        <w:t xml:space="preserve">Report the model honestly.</w:t>
+      </w:r>
+    </w:p>
+    <w:p>
+      <w:pPr>
+        <w:pStyle w:val="SourceCode"/>
+      </w:pPr>
+      <w:r>
+        <w:rPr>
+          <w:rStyle w:val="VerbatimChar"/>
+        </w:rPr>
+        <w:t xml:space="preserve">Slope (% per year) =</w:t>
+      </w:r>
+      <w:r>
+        <w:br/>
+      </w:r>
+      <w:r>
+        <w:rPr>
+          <w:rStyle w:val="VerbatimChar"/>
+        </w:rPr>
+        <w:t xml:space="preserve">p-value for the slope =</w:t>
+      </w:r>
+      <w:r>
+        <w:br/>
+      </w:r>
+      <w:r>
+        <w:rPr>
+          <w:rStyle w:val="VerbatimChar"/>
+        </w:rPr>
+        <w:t xml:space="preserve">R-squared =</w:t>
+      </w:r>
+      <w:r>
+        <w:br/>
+      </w:r>
+      <w:r>
+        <w:rPr>
+          <w:rStyle w:val="VerbatimChar"/>
+        </w:rPr>
+        <w:t xml:space="preserve">Significant at alpha = 0.05?  Y / N</w:t>
+      </w:r>
+    </w:p>
+    <w:p>
+      <w:pPr>
+        <w:pStyle w:val="FirstParagraph"/>
+      </w:pPr>
+      <w:r>
+        <w:t xml:space="preserve">✏️</w:t>
+      </w:r>
+      <w:r>
+        <w:t xml:space="preserve"> </w:t>
+      </w:r>
+      <w:r>
+        <w:rPr>
+          <w:b/>
+          <w:bCs/>
+        </w:rPr>
+        <w:t xml:space="preserve">Q19:</w:t>
+      </w:r>
+      <w:r>
+        <w:t xml:space="preserve"> </w:t>
+      </w:r>
+      <w:r>
+        <w:t xml:space="preserve">The slope is significant, and the R² is small — around 0.13. Say what each of those two numbers is telling you, and why they are</w:t>
+      </w:r>
+      <w:r>
+        <w:t xml:space="preserve"> </w:t>
+      </w:r>
+      <w:r>
+        <w:rPr>
+          <w:b/>
+          <w:bCs/>
+        </w:rPr>
+        <w:t xml:space="preserve">not</w:t>
+      </w:r>
+      <w:r>
+        <w:t xml:space="preserve"> </w:t>
+      </w:r>
+      <w:r>
+        <w:t xml:space="preserve">in conflict.</w:t>
+      </w:r>
+    </w:p>
+    <w:p>
+      <w:pPr>
+        <w:pStyle w:val="BodyText"/>
+      </w:pPr>
+      <w:r>
+        <w:t xml:space="preserve">✏️</w:t>
+      </w:r>
+      <w:r>
+        <w:t xml:space="preserve"> </w:t>
+      </w:r>
+      <w:r>
+        <w:rPr>
+          <w:b/>
+          <w:bCs/>
+        </w:rPr>
+        <w:t xml:space="preserve">Q20:</w:t>
+      </w:r>
+      <w:r>
+        <w:t xml:space="preserve"> </w:t>
+      </w:r>
+      <w:r>
+        <w:t xml:space="preserve">One sentence: is Lake Superior’s peak ice cover changing, and how confident are you given the scatter?</w:t>
+      </w:r>
+    </w:p>
+    <w:p>
+      <w:pPr>
+        <w:pStyle w:val="BlockText"/>
+      </w:pPr>
+      <w:r>
+        <w:t xml:space="preserve">💡</w:t>
+      </w:r>
+      <w:r>
+        <w:t xml:space="preserve"> </w:t>
+      </w:r>
+      <w:r>
+        <w:rPr>
+          <w:b/>
+          <w:bCs/>
+        </w:rPr>
+        <w:t xml:space="preserve">Key idea:</w:t>
+      </w:r>
+      <w:r>
+        <w:t xml:space="preserve"> </w:t>
+      </w:r>
+      <w:r>
+        <w:t xml:space="preserve">a real trend can be significant and still explain only a slice of the variation. Ice cover swings wildly with ENSO and the polar vortex; the long-term decline is a quiet signal underneath very loud year-to-year noise. Reporting the slope without the R² — or the R² without the slope — tells only half of that.</w:t>
       </w:r>
     </w:p>
     <w:p>
@@ -3440,22 +7029,32 @@
         </w:pict>
       </w:r>
     </w:p>
-    <w:bookmarkEnd w:id="35"/>
-    <w:bookmarkStart w:id="36" w:name="X273ab13e41eb847256ff83e9ba7e7863ae67c5b"/>
+    <w:bookmarkEnd w:id="36"/>
+    <w:bookmarkStart w:id="37" w:name="X41f2dcfe5ad8a957830f17bc7f08be40279d059"/>
     <w:p>
       <w:pPr>
         <w:pStyle w:val="Heading1"/>
       </w:pPr>
       <w:r>
-        <w:t xml:space="preserve">Part 9 · Model the trend in maximum ice cover</w:t>
-      </w:r>
-    </w:p>
-    <w:p>
-      <w:pPr>
-        <w:pStyle w:val="BlockText"/>
-      </w:pPr>
-      <w:r>
-        <w:t xml:space="preserve">🔮</w:t>
+        <w:t xml:space="preserve">Part 10 · Flip the wide table back to long</w:t>
+      </w:r>
+      <w:r>
+        <w:t xml:space="preserve"> </w:t>
+      </w:r>
+      <w:r>
+        <w:rPr>
+          <w:i/>
+          <w:iCs/>
+        </w:rPr>
+        <w:t xml:space="preserve">(you write this one)</w:t>
+      </w:r>
+    </w:p>
+    <w:p>
+      <w:pPr>
+        <w:pStyle w:val="FirstParagraph"/>
+      </w:pPr>
+      <w:r>
+        <w:t xml:space="preserve">This is the one chunk the skeleton leaves blank —</w:t>
       </w:r>
       <w:r>
         <w:t xml:space="preserve"> </w:t>
@@ -3465,13 +7064,36 @@
           <w:b/>
           <w:bCs/>
         </w:rPr>
-        <w:t xml:space="preserve">Predict first:</w:t>
-      </w:r>
-      <w:r>
-        <w:t xml:space="preserve"> </w:t>
-      </w:r>
-      <w:r>
-        <w:t xml:space="preserve">over 50+ years, is maximum ice cover</w:t>
+        <w:t xml:space="preserve">this is where we left off in class.</w:t>
+      </w:r>
+      <w:r>
+        <w:t xml:space="preserve"> </w:t>
+      </w:r>
+      <w:r>
+        <w:t xml:space="preserve">You have the pattern from Part 3; the only thing that changes is which table you pivot.</w:t>
+      </w:r>
+    </w:p>
+    <w:p>
+      <w:pPr>
+        <w:pStyle w:val="BodyText"/>
+      </w:pPr>
+      <w:r>
+        <w:t xml:space="preserve">In Part 7 you ran one regression per month, by hand, one column at a time. There is a better way: flip</w:t>
+      </w:r>
+      <w:r>
+        <w:t xml:space="preserve"> </w:t>
+      </w:r>
+      <w:r>
+        <w:rPr>
+          <w:rStyle w:val="VerbatimChar"/>
+        </w:rPr>
+        <w:t xml:space="preserve">ice_pivot_table</w:t>
+      </w:r>
+      <w:r>
+        <w:t xml:space="preserve"> </w:t>
+      </w:r>
+      <w:r>
+        <w:t xml:space="preserve">back to</w:t>
       </w:r>
       <w:r>
         <w:t xml:space="preserve"> </w:t>
@@ -3481,18 +7103,13 @@
           <w:b/>
           <w:bCs/>
         </w:rPr>
-        <w:t xml:space="preserve">declining, flat, or rising</w:t>
-      </w:r>
-      <w:r>
-        <w:t xml:space="preserve">? And given the huge year-to-year scatter, will the slope come out significant at α = 0.05? Commit to both before you run it.</w:t>
-      </w:r>
-    </w:p>
-    <w:p>
-      <w:pPr>
-        <w:pStyle w:val="FirstParagraph"/>
-      </w:pPr>
-      <w:r>
-        <w:t xml:space="preserve">Type the</w:t>
+        <w:t xml:space="preserve">long</w:t>
+      </w:r>
+      <w:r>
+        <w:t xml:space="preserve"> </w:t>
+      </w:r>
+      <w:r>
+        <w:t xml:space="preserve">and every month’s slope comes out of a single</w:t>
       </w:r>
       <w:r>
         <w:t xml:space="preserve"> </w:t>
@@ -3501,108 +7118,18 @@
         <w:rPr>
           <w:rStyle w:val="VerbatimChar"/>
         </w:rPr>
-        <w:t xml:space="preserve">lm()</w:t>
-      </w:r>
-      <w:r>
-        <w:t xml:space="preserve"> </w:t>
-      </w:r>
-      <w:r>
-        <w:t xml:space="preserve">of</w:t>
-      </w:r>
-      <w:r>
-        <w:t xml:space="preserve"> </w:t>
-      </w:r>
-      <w:r>
-        <w:rPr>
-          <w:rStyle w:val="VerbatimChar"/>
-        </w:rPr>
-        <w:t xml:space="preserve">ice_cover</w:t>
-      </w:r>
-      <w:r>
-        <w:t xml:space="preserve"> </w:t>
-      </w:r>
-      <w:r>
-        <w:t xml:space="preserve">on</w:t>
-      </w:r>
-      <w:r>
-        <w:t xml:space="preserve"> </w:t>
-      </w:r>
-      <w:r>
-        <w:rPr>
-          <w:rStyle w:val="VerbatimChar"/>
-        </w:rPr>
-        <w:t xml:space="preserve">year</w:t>
-      </w:r>
-      <w:r>
-        <w:t xml:space="preserve"> </w:t>
-      </w:r>
-      <w:r>
-        <w:t xml:space="preserve">using</w:t>
-      </w:r>
-      <w:r>
-        <w:t xml:space="preserve"> </w:t>
-      </w:r>
-      <w:r>
-        <w:rPr>
-          <w:rStyle w:val="VerbatimChar"/>
-        </w:rPr>
-        <w:t xml:space="preserve">max_ice_per_year</w:t>
-      </w:r>
-      <w:r>
-        <w:t xml:space="preserve">, and</w:t>
-      </w:r>
-      <w:r>
-        <w:t xml:space="preserve"> </w:t>
-      </w:r>
-      <w:r>
-        <w:rPr>
-          <w:rStyle w:val="VerbatimChar"/>
-        </w:rPr>
-        <w:t xml:space="preserve">summary()</w:t>
-      </w:r>
-      <w:r>
-        <w:t xml:space="preserve"> </w:t>
-      </w:r>
-      <w:r>
-        <w:t xml:space="preserve">it. Then plot the yearly peaks with</w:t>
-      </w:r>
-      <w:r>
-        <w:t xml:space="preserve"> </w:t>
-      </w:r>
-      <w:r>
-        <w:rPr>
-          <w:rStyle w:val="VerbatimChar"/>
-        </w:rPr>
-        <w:t xml:space="preserve">geom_point()</w:t>
-      </w:r>
-      <w:r>
-        <w:t xml:space="preserve"> </w:t>
-      </w:r>
-      <w:r>
-        <w:t xml:space="preserve">and a</w:t>
-      </w:r>
-      <w:r>
-        <w:t xml:space="preserve"> </w:t>
-      </w:r>
-      <w:r>
-        <w:rPr>
-          <w:rStyle w:val="VerbatimChar"/>
-        </w:rPr>
-        <w:t xml:space="preserve">geom_smooth(method = "lm")</w:t>
-      </w:r>
-      <w:r>
-        <w:t xml:space="preserve"> </w:t>
-      </w:r>
-      <w:r>
-        <w:t xml:space="preserve">trend line.</w:t>
-      </w:r>
-    </w:p>
-    <w:p>
-      <w:pPr>
-        <w:pStyle w:val="BodyText"/>
-      </w:pPr>
-      <w:r>
-        <w:t xml:space="preserve">✏️</w:t>
+        <w:t xml:space="preserve">group_by()</w:t>
+      </w:r>
+      <w:r>
+        <w:t xml:space="preserve">.</w:t>
+      </w:r>
+    </w:p>
+    <w:p>
+      <w:pPr>
+        <w:pStyle w:val="BlockText"/>
+      </w:pPr>
+      <w:r>
+        <w:t xml:space="preserve">🔮</w:t>
       </w:r>
       <w:r>
         <w:t xml:space="preserve"> </w:t>
@@ -3612,123 +7139,884 @@
           <w:b/>
           <w:bCs/>
         </w:rPr>
-        <w:t xml:space="preserve">Q16:</w:t>
-      </w:r>
-      <w:r>
-        <w:t xml:space="preserve"> </w:t>
-      </w:r>
-      <w:r>
-        <w:t xml:space="preserve">Report the model honestly.</w:t>
-      </w:r>
-    </w:p>
-    <w:p>
-      <w:pPr>
-        <w:pStyle w:val="SourceCode"/>
-      </w:pPr>
+        <w:t xml:space="preserve">Predict first:</w:t>
+      </w:r>
+      <w:r>
+        <w:t xml:space="preserve"> </w:t>
+      </w:r>
       <w:r>
         <w:rPr>
           <w:rStyle w:val="VerbatimChar"/>
         </w:rPr>
-        <w:t xml:space="preserve">Slope (% per year) =</w:t>
-      </w:r>
-      <w:r>
-        <w:br/>
+        <w:t xml:space="preserve">ice_pivot_table</w:t>
+      </w:r>
+      <w:r>
+        <w:t xml:space="preserve"> </w:t>
+      </w:r>
+      <w:r>
+        <w:t xml:space="preserve">is about 54 rows × 9 columns. Pivot all the month columns long — how many rows before you drop the</w:t>
+      </w:r>
+      <w:r>
+        <w:t xml:space="preserve"> </w:t>
       </w:r>
       <w:r>
         <w:rPr>
           <w:rStyle w:val="VerbatimChar"/>
         </w:rPr>
-        <w:t xml:space="preserve">p-value for the slope =</w:t>
-      </w:r>
-      <w:r>
-        <w:br/>
-      </w:r>
-      <w:r>
-        <w:rPr>
-          <w:rStyle w:val="VerbatimChar"/>
-        </w:rPr>
-        <w:t xml:space="preserve">R-squared =</w:t>
-      </w:r>
-      <w:r>
-        <w:br/>
-      </w:r>
-      <w:r>
-        <w:rPr>
-          <w:rStyle w:val="VerbatimChar"/>
-        </w:rPr>
-        <w:t xml:space="preserve">Significant at alpha = 0.05?  Y / N</w:t>
+        <w:t xml:space="preserve">NA</w:t>
+      </w:r>
+      <w:r>
+        <w:t xml:space="preserve">s?</w:t>
       </w:r>
     </w:p>
     <w:p>
       <w:pPr>
         <w:pStyle w:val="FirstParagraph"/>
       </w:pPr>
-      <w:r>
-        <w:t xml:space="preserve">✏️</w:t>
-      </w:r>
-      <w:r>
-        <w:t xml:space="preserve"> </w:t>
-      </w:r>
       <w:r>
         <w:rPr>
           <w:b/>
           <w:bCs/>
         </w:rPr>
-        <w:t xml:space="preserve">Q17:</w:t>
-      </w:r>
-      <w:r>
-        <w:t xml:space="preserve"> </w:t>
-      </w:r>
-      <w:r>
-        <w:t xml:space="preserve">The slope is significant, and the R² is small — around 0.13. Say what each of those two numbers is telling you, and why they are</w:t>
-      </w:r>
-      <w:r>
-        <w:t xml:space="preserve"> </w:t>
-      </w:r>
+        <w:t xml:space="preserve">▶ Type this yourself:</w:t>
+      </w:r>
+    </w:p>
+    <w:p>
+      <w:pPr>
+        <w:pStyle w:val="SourceCode"/>
+      </w:pPr>
+      <w:r>
+        <w:rPr>
+          <w:rStyle w:val="CommentTok"/>
+        </w:rPr>
+        <w:t xml:space="preserve"># Wide summary table -&gt; long again ---------------------</w:t>
+      </w:r>
+      <w:r>
+        <w:br/>
+      </w:r>
+      <w:r>
+        <w:rPr>
+          <w:rStyle w:val="NormalTok"/>
+        </w:rPr>
+        <w:t xml:space="preserve">monthly_long </w:t>
+      </w:r>
+      <w:r>
+        <w:rPr>
+          <w:rStyle w:val="OtherTok"/>
+        </w:rPr>
+        <w:t xml:space="preserve">&lt;-</w:t>
+      </w:r>
+      <w:r>
+        <w:rPr>
+          <w:rStyle w:val="NormalTok"/>
+        </w:rPr>
+        <w:t xml:space="preserve"> ice_pivot_table </w:t>
+      </w:r>
+      <w:r>
+        <w:rPr>
+          <w:rStyle w:val="SpecialCharTok"/>
+        </w:rPr>
+        <w:t xml:space="preserve">%&gt;%</w:t>
+      </w:r>
+      <w:r>
+        <w:br/>
+      </w:r>
+      <w:r>
+        <w:rPr>
+          <w:rStyle w:val="NormalTok"/>
+        </w:rPr>
+        <w:t xml:space="preserve">  </w:t>
+      </w:r>
+      <w:r>
+        <w:rPr>
+          <w:rStyle w:val="FunctionTok"/>
+        </w:rPr>
+        <w:t xml:space="preserve">pivot_longer</w:t>
+      </w:r>
+      <w:r>
+        <w:rPr>
+          <w:rStyle w:val="NormalTok"/>
+        </w:rPr>
+        <w:t xml:space="preserve">(</w:t>
+      </w:r>
+      <w:r>
+        <w:br/>
+      </w:r>
+      <w:r>
+        <w:rPr>
+          <w:rStyle w:val="NormalTok"/>
+        </w:rPr>
+        <w:t xml:space="preserve">    </w:t>
+      </w:r>
+      <w:r>
+        <w:rPr>
+          <w:rStyle w:val="AttributeTok"/>
+        </w:rPr>
+        <w:t xml:space="preserve">cols =</w:t>
+      </w:r>
+      <w:r>
+        <w:rPr>
+          <w:rStyle w:val="NormalTok"/>
+        </w:rPr>
+        <w:t xml:space="preserve"> </w:t>
+      </w:r>
+      <w:r>
+        <w:rPr>
+          <w:rStyle w:val="SpecialCharTok"/>
+        </w:rPr>
+        <w:t xml:space="preserve">-</w:t>
+      </w:r>
+      <w:r>
+        <w:rPr>
+          <w:rStyle w:val="NormalTok"/>
+        </w:rPr>
+        <w:t xml:space="preserve">year,</w:t>
+      </w:r>
+      <w:r>
+        <w:br/>
+      </w:r>
+      <w:r>
+        <w:rPr>
+          <w:rStyle w:val="NormalTok"/>
+        </w:rPr>
+        <w:t xml:space="preserve">    </w:t>
+      </w:r>
+      <w:r>
+        <w:rPr>
+          <w:rStyle w:val="AttributeTok"/>
+        </w:rPr>
+        <w:t xml:space="preserve">names_to =</w:t>
+      </w:r>
+      <w:r>
+        <w:rPr>
+          <w:rStyle w:val="NormalTok"/>
+        </w:rPr>
+        <w:t xml:space="preserve"> </w:t>
+      </w:r>
+      <w:r>
+        <w:rPr>
+          <w:rStyle w:val="StringTok"/>
+        </w:rPr>
+        <w:t xml:space="preserve">"month"</w:t>
+      </w:r>
+      <w:r>
+        <w:rPr>
+          <w:rStyle w:val="NormalTok"/>
+        </w:rPr>
+        <w:t xml:space="preserve">,</w:t>
+      </w:r>
+      <w:r>
+        <w:br/>
+      </w:r>
+      <w:r>
+        <w:rPr>
+          <w:rStyle w:val="NormalTok"/>
+        </w:rPr>
+        <w:t xml:space="preserve">    </w:t>
+      </w:r>
+      <w:r>
+        <w:rPr>
+          <w:rStyle w:val="AttributeTok"/>
+        </w:rPr>
+        <w:t xml:space="preserve">values_to =</w:t>
+      </w:r>
+      <w:r>
+        <w:rPr>
+          <w:rStyle w:val="NormalTok"/>
+        </w:rPr>
+        <w:t xml:space="preserve"> </w:t>
+      </w:r>
+      <w:r>
+        <w:rPr>
+          <w:rStyle w:val="StringTok"/>
+        </w:rPr>
+        <w:t xml:space="preserve">"mean_ice"</w:t>
+      </w:r>
+      <w:r>
+        <w:br/>
+      </w:r>
+      <w:r>
+        <w:rPr>
+          <w:rStyle w:val="NormalTok"/>
+        </w:rPr>
+        <w:t xml:space="preserve">  ) </w:t>
+      </w:r>
+      <w:r>
+        <w:rPr>
+          <w:rStyle w:val="SpecialCharTok"/>
+        </w:rPr>
+        <w:t xml:space="preserve">%&gt;%</w:t>
+      </w:r>
+      <w:r>
+        <w:br/>
+      </w:r>
+      <w:r>
+        <w:rPr>
+          <w:rStyle w:val="NormalTok"/>
+        </w:rPr>
+        <w:t xml:space="preserve">  </w:t>
+      </w:r>
+      <w:r>
+        <w:rPr>
+          <w:rStyle w:val="FunctionTok"/>
+        </w:rPr>
+        <w:t xml:space="preserve">drop_na</w:t>
+      </w:r>
+      <w:r>
+        <w:rPr>
+          <w:rStyle w:val="NormalTok"/>
+        </w:rPr>
+        <w:t xml:space="preserve">(mean_ice) </w:t>
+      </w:r>
+      <w:r>
+        <w:rPr>
+          <w:rStyle w:val="SpecialCharTok"/>
+        </w:rPr>
+        <w:t xml:space="preserve">%&gt;%</w:t>
+      </w:r>
+      <w:r>
+        <w:br/>
+      </w:r>
+      <w:r>
+        <w:rPr>
+          <w:rStyle w:val="NormalTok"/>
+        </w:rPr>
+        <w:t xml:space="preserve">  </w:t>
+      </w:r>
+      <w:r>
+        <w:rPr>
+          <w:rStyle w:val="FunctionTok"/>
+        </w:rPr>
+        <w:t xml:space="preserve">filter</w:t>
+      </w:r>
+      <w:r>
+        <w:rPr>
+          <w:rStyle w:val="NormalTok"/>
+        </w:rPr>
+        <w:t xml:space="preserve">(month </w:t>
+      </w:r>
+      <w:r>
+        <w:rPr>
+          <w:rStyle w:val="SpecialCharTok"/>
+        </w:rPr>
+        <w:t xml:space="preserve">%in%</w:t>
+      </w:r>
+      <w:r>
+        <w:rPr>
+          <w:rStyle w:val="NormalTok"/>
+        </w:rPr>
+        <w:t xml:space="preserve"> </w:t>
+      </w:r>
+      <w:r>
+        <w:rPr>
+          <w:rStyle w:val="FunctionTok"/>
+        </w:rPr>
+        <w:t xml:space="preserve">c</w:t>
+      </w:r>
+      <w:r>
+        <w:rPr>
+          <w:rStyle w:val="NormalTok"/>
+        </w:rPr>
+        <w:t xml:space="preserve">(</w:t>
+      </w:r>
+      <w:r>
+        <w:rPr>
+          <w:rStyle w:val="StringTok"/>
+        </w:rPr>
+        <w:t xml:space="preserve">"Dec"</w:t>
+      </w:r>
+      <w:r>
+        <w:rPr>
+          <w:rStyle w:val="NormalTok"/>
+        </w:rPr>
+        <w:t xml:space="preserve">, </w:t>
+      </w:r>
+      <w:r>
+        <w:rPr>
+          <w:rStyle w:val="StringTok"/>
+        </w:rPr>
+        <w:t xml:space="preserve">"Jan"</w:t>
+      </w:r>
+      <w:r>
+        <w:rPr>
+          <w:rStyle w:val="NormalTok"/>
+        </w:rPr>
+        <w:t xml:space="preserve">, </w:t>
+      </w:r>
+      <w:r>
+        <w:rPr>
+          <w:rStyle w:val="StringTok"/>
+        </w:rPr>
+        <w:t xml:space="preserve">"Feb"</w:t>
+      </w:r>
+      <w:r>
+        <w:rPr>
+          <w:rStyle w:val="NormalTok"/>
+        </w:rPr>
+        <w:t xml:space="preserve">, </w:t>
+      </w:r>
+      <w:r>
+        <w:rPr>
+          <w:rStyle w:val="StringTok"/>
+        </w:rPr>
+        <w:t xml:space="preserve">"Mar"</w:t>
+      </w:r>
+      <w:r>
+        <w:rPr>
+          <w:rStyle w:val="NormalTok"/>
+        </w:rPr>
+        <w:t xml:space="preserve">, </w:t>
+      </w:r>
+      <w:r>
+        <w:rPr>
+          <w:rStyle w:val="StringTok"/>
+        </w:rPr>
+        <w:t xml:space="preserve">"Apr"</w:t>
+      </w:r>
+      <w:r>
+        <w:rPr>
+          <w:rStyle w:val="NormalTok"/>
+        </w:rPr>
+        <w:t xml:space="preserve">))</w:t>
+      </w:r>
+      <w:r>
+        <w:br/>
+      </w:r>
+      <w:r>
+        <w:br/>
+      </w:r>
+      <w:r>
+        <w:rPr>
+          <w:rStyle w:val="FunctionTok"/>
+        </w:rPr>
+        <w:t xml:space="preserve">dim</w:t>
+      </w:r>
+      <w:r>
+        <w:rPr>
+          <w:rStyle w:val="NormalTok"/>
+        </w:rPr>
+        <w:t xml:space="preserve">(monthly_long)</w:t>
+      </w:r>
+      <w:r>
+        <w:br/>
+      </w:r>
+      <w:r>
+        <w:br/>
+      </w:r>
+      <w:r>
+        <w:rPr>
+          <w:rStyle w:val="FunctionTok"/>
+        </w:rPr>
+        <w:t xml:space="preserve">head</w:t>
+      </w:r>
+      <w:r>
+        <w:rPr>
+          <w:rStyle w:val="NormalTok"/>
+        </w:rPr>
+        <w:t xml:space="preserve">(monthly_long)</w:t>
+      </w:r>
+    </w:p>
+    <w:p>
+      <w:pPr>
+        <w:pStyle w:val="FirstParagraph"/>
+      </w:pPr>
+      <w:r>
+        <w:t xml:space="preserve">The</w:t>
+      </w:r>
+      <w:r>
+        <w:t xml:space="preserve"> </w:t>
+      </w:r>
+      <w:r>
+        <w:rPr>
+          <w:rStyle w:val="VerbatimChar"/>
+        </w:rPr>
+        <w:t xml:space="preserve">filter()</w:t>
+      </w:r>
+      <w:r>
+        <w:t xml:space="preserve"> </w:t>
+      </w:r>
+      <w:r>
+        <w:t xml:space="preserve">drops</w:t>
+      </w:r>
+      <w:r>
+        <w:t xml:space="preserve"> </w:t>
+      </w:r>
+      <w:r>
+        <w:rPr>
+          <w:rStyle w:val="VerbatimChar"/>
+        </w:rPr>
+        <w:t xml:space="preserve">Nov</w:t>
+      </w:r>
+      <w:r>
+        <w:t xml:space="preserve">,</w:t>
+      </w:r>
+      <w:r>
+        <w:t xml:space="preserve"> </w:t>
+      </w:r>
+      <w:r>
+        <w:rPr>
+          <w:rStyle w:val="VerbatimChar"/>
+        </w:rPr>
+        <w:t xml:space="preserve">May</w:t>
+      </w:r>
+      <w:r>
+        <w:t xml:space="preserve">, and</w:t>
+      </w:r>
+      <w:r>
+        <w:t xml:space="preserve"> </w:t>
+      </w:r>
+      <w:r>
+        <w:rPr>
+          <w:rStyle w:val="VerbatimChar"/>
+        </w:rPr>
+        <w:t xml:space="preserve">Jun</w:t>
+      </w:r>
+      <w:r>
+        <w:t xml:space="preserve"> </w:t>
+      </w:r>
+      <w:r>
+        <w:t xml:space="preserve">— months with only a handful of years of data, which is not enough to fit a line to.</w:t>
+      </w:r>
+    </w:p>
+    <w:p>
+      <w:pPr>
+        <w:pStyle w:val="BodyText"/>
+      </w:pPr>
       <w:r>
         <w:rPr>
           <w:b/>
           <w:bCs/>
         </w:rPr>
-        <w:t xml:space="preserve">not</w:t>
-      </w:r>
-      <w:r>
-        <w:t xml:space="preserve"> </w:t>
-      </w:r>
-      <w:r>
-        <w:t xml:space="preserve">in conflict.</w:t>
-      </w:r>
-    </w:p>
-    <w:p>
-      <w:pPr>
-        <w:pStyle w:val="BodyText"/>
-      </w:pPr>
-      <w:r>
-        <w:t xml:space="preserve">✏️</w:t>
-      </w:r>
-      <w:r>
-        <w:t xml:space="preserve"> </w:t>
-      </w:r>
+        <w:t xml:space="preserve">▶ Type this yourself:</w:t>
+      </w:r>
+    </w:p>
+    <w:p>
+      <w:pPr>
+        <w:pStyle w:val="SourceCode"/>
+      </w:pPr>
+      <w:r>
+        <w:rPr>
+          <w:rStyle w:val="CommentTok"/>
+        </w:rPr>
+        <w:t xml:space="preserve"># Every month's slope, in one shot ---------------------</w:t>
+      </w:r>
+      <w:r>
+        <w:br/>
+      </w:r>
+      <w:r>
+        <w:rPr>
+          <w:rStyle w:val="NormalTok"/>
+        </w:rPr>
+        <w:t xml:space="preserve">monthly_slopes </w:t>
+      </w:r>
+      <w:r>
+        <w:rPr>
+          <w:rStyle w:val="OtherTok"/>
+        </w:rPr>
+        <w:t xml:space="preserve">&lt;-</w:t>
+      </w:r>
+      <w:r>
+        <w:rPr>
+          <w:rStyle w:val="NormalTok"/>
+        </w:rPr>
+        <w:t xml:space="preserve"> monthly_long </w:t>
+      </w:r>
+      <w:r>
+        <w:rPr>
+          <w:rStyle w:val="SpecialCharTok"/>
+        </w:rPr>
+        <w:t xml:space="preserve">%&gt;%</w:t>
+      </w:r>
+      <w:r>
+        <w:br/>
+      </w:r>
+      <w:r>
+        <w:rPr>
+          <w:rStyle w:val="NormalTok"/>
+        </w:rPr>
+        <w:t xml:space="preserve">  </w:t>
+      </w:r>
+      <w:r>
+        <w:rPr>
+          <w:rStyle w:val="FunctionTok"/>
+        </w:rPr>
+        <w:t xml:space="preserve">group_by</w:t>
+      </w:r>
+      <w:r>
+        <w:rPr>
+          <w:rStyle w:val="NormalTok"/>
+        </w:rPr>
+        <w:t xml:space="preserve">(month) </w:t>
+      </w:r>
+      <w:r>
+        <w:rPr>
+          <w:rStyle w:val="SpecialCharTok"/>
+        </w:rPr>
+        <w:t xml:space="preserve">%&gt;%</w:t>
+      </w:r>
+      <w:r>
+        <w:br/>
+      </w:r>
+      <w:r>
+        <w:rPr>
+          <w:rStyle w:val="NormalTok"/>
+        </w:rPr>
+        <w:t xml:space="preserve">  </w:t>
+      </w:r>
+      <w:r>
+        <w:rPr>
+          <w:rStyle w:val="FunctionTok"/>
+        </w:rPr>
+        <w:t xml:space="preserve">summarize</w:t>
+      </w:r>
+      <w:r>
+        <w:rPr>
+          <w:rStyle w:val="NormalTok"/>
+        </w:rPr>
+        <w:t xml:space="preserve">(</w:t>
+      </w:r>
+      <w:r>
+        <w:br/>
+      </w:r>
+      <w:r>
+        <w:rPr>
+          <w:rStyle w:val="NormalTok"/>
+        </w:rPr>
+        <w:t xml:space="preserve">    </w:t>
+      </w:r>
+      <w:r>
+        <w:rPr>
+          <w:rStyle w:val="AttributeTok"/>
+        </w:rPr>
+        <w:t xml:space="preserve">n_years =</w:t>
+      </w:r>
+      <w:r>
+        <w:rPr>
+          <w:rStyle w:val="NormalTok"/>
+        </w:rPr>
+        <w:t xml:space="preserve"> </w:t>
+      </w:r>
+      <w:r>
+        <w:rPr>
+          <w:rStyle w:val="FunctionTok"/>
+        </w:rPr>
+        <w:t xml:space="preserve">n</w:t>
+      </w:r>
+      <w:r>
+        <w:rPr>
+          <w:rStyle w:val="NormalTok"/>
+        </w:rPr>
+        <w:t xml:space="preserve">(),</w:t>
+      </w:r>
+      <w:r>
+        <w:br/>
+      </w:r>
+      <w:r>
+        <w:rPr>
+          <w:rStyle w:val="NormalTok"/>
+        </w:rPr>
+        <w:t xml:space="preserve">    </w:t>
+      </w:r>
+      <w:r>
+        <w:rPr>
+          <w:rStyle w:val="AttributeTok"/>
+        </w:rPr>
+        <w:t xml:space="preserve">slope =</w:t>
+      </w:r>
+      <w:r>
+        <w:rPr>
+          <w:rStyle w:val="NormalTok"/>
+        </w:rPr>
+        <w:t xml:space="preserve"> </w:t>
+      </w:r>
+      <w:r>
+        <w:rPr>
+          <w:rStyle w:val="FunctionTok"/>
+        </w:rPr>
+        <w:t xml:space="preserve">coef</w:t>
+      </w:r>
+      <w:r>
+        <w:rPr>
+          <w:rStyle w:val="NormalTok"/>
+        </w:rPr>
+        <w:t xml:space="preserve">(</w:t>
+      </w:r>
+      <w:r>
+        <w:rPr>
+          <w:rStyle w:val="FunctionTok"/>
+        </w:rPr>
+        <w:t xml:space="preserve">lm</w:t>
+      </w:r>
+      <w:r>
+        <w:rPr>
+          <w:rStyle w:val="NormalTok"/>
+        </w:rPr>
+        <w:t xml:space="preserve">(mean_ice </w:t>
+      </w:r>
+      <w:r>
+        <w:rPr>
+          <w:rStyle w:val="SpecialCharTok"/>
+        </w:rPr>
+        <w:t xml:space="preserve">~</w:t>
+      </w:r>
+      <w:r>
+        <w:rPr>
+          <w:rStyle w:val="NormalTok"/>
+        </w:rPr>
+        <w:t xml:space="preserve"> year))[</w:t>
+      </w:r>
+      <w:r>
+        <w:rPr>
+          <w:rStyle w:val="DecValTok"/>
+        </w:rPr>
+        <w:t xml:space="preserve">2</w:t>
+      </w:r>
+      <w:r>
+        <w:rPr>
+          <w:rStyle w:val="NormalTok"/>
+        </w:rPr>
+        <w:t xml:space="preserve">]</w:t>
+      </w:r>
+      <w:r>
+        <w:br/>
+      </w:r>
+      <w:r>
+        <w:rPr>
+          <w:rStyle w:val="NormalTok"/>
+        </w:rPr>
+        <w:t xml:space="preserve">  )</w:t>
+      </w:r>
+      <w:r>
+        <w:br/>
+      </w:r>
+      <w:r>
+        <w:br/>
+      </w:r>
+      <w:r>
+        <w:rPr>
+          <w:rStyle w:val="NormalTok"/>
+        </w:rPr>
+        <w:t xml:space="preserve">monthly_slopes</w:t>
+      </w:r>
+    </w:p>
+    <w:p>
+      <w:pPr>
+        <w:pStyle w:val="FirstParagraph"/>
+      </w:pPr>
       <w:r>
         <w:rPr>
           <w:b/>
           <w:bCs/>
         </w:rPr>
-        <w:t xml:space="preserve">Q18:</w:t>
-      </w:r>
-      <w:r>
-        <w:t xml:space="preserve"> </w:t>
-      </w:r>
-      <w:r>
-        <w:t xml:space="preserve">One sentence: is Lake Superior’s peak ice cover changing, and how confident are you given the scatter?</w:t>
-      </w:r>
-    </w:p>
-    <w:p>
-      <w:pPr>
-        <w:pStyle w:val="BlockText"/>
-      </w:pPr>
-      <w:r>
-        <w:t xml:space="preserve">💡</w:t>
+        <w:t xml:space="preserve">▶ Type this yourself:</w:t>
+      </w:r>
+    </w:p>
+    <w:p>
+      <w:pPr>
+        <w:pStyle w:val="SourceCode"/>
+      </w:pPr>
+      <w:r>
+        <w:rPr>
+          <w:rStyle w:val="CommentTok"/>
+        </w:rPr>
+        <w:t xml:space="preserve"># One panel per month ----------------------------------</w:t>
+      </w:r>
+      <w:r>
+        <w:br/>
+      </w:r>
+      <w:r>
+        <w:rPr>
+          <w:rStyle w:val="NormalTok"/>
+        </w:rPr>
+        <w:t xml:space="preserve">monthly_long </w:t>
+      </w:r>
+      <w:r>
+        <w:rPr>
+          <w:rStyle w:val="SpecialCharTok"/>
+        </w:rPr>
+        <w:t xml:space="preserve">%&gt;%</w:t>
+      </w:r>
+      <w:r>
+        <w:br/>
+      </w:r>
+      <w:r>
+        <w:rPr>
+          <w:rStyle w:val="NormalTok"/>
+        </w:rPr>
+        <w:t xml:space="preserve">  </w:t>
+      </w:r>
+      <w:r>
+        <w:rPr>
+          <w:rStyle w:val="FunctionTok"/>
+        </w:rPr>
+        <w:t xml:space="preserve">ggplot</w:t>
+      </w:r>
+      <w:r>
+        <w:rPr>
+          <w:rStyle w:val="NormalTok"/>
+        </w:rPr>
+        <w:t xml:space="preserve">(</w:t>
+      </w:r>
+      <w:r>
+        <w:rPr>
+          <w:rStyle w:val="FunctionTok"/>
+        </w:rPr>
+        <w:t xml:space="preserve">aes</w:t>
+      </w:r>
+      <w:r>
+        <w:rPr>
+          <w:rStyle w:val="NormalTok"/>
+        </w:rPr>
+        <w:t xml:space="preserve">(</w:t>
+      </w:r>
+      <w:r>
+        <w:rPr>
+          <w:rStyle w:val="AttributeTok"/>
+        </w:rPr>
+        <w:t xml:space="preserve">x =</w:t>
+      </w:r>
+      <w:r>
+        <w:rPr>
+          <w:rStyle w:val="NormalTok"/>
+        </w:rPr>
+        <w:t xml:space="preserve"> year, </w:t>
+      </w:r>
+      <w:r>
+        <w:rPr>
+          <w:rStyle w:val="AttributeTok"/>
+        </w:rPr>
+        <w:t xml:space="preserve">y =</w:t>
+      </w:r>
+      <w:r>
+        <w:rPr>
+          <w:rStyle w:val="NormalTok"/>
+        </w:rPr>
+        <w:t xml:space="preserve"> mean_ice)) </w:t>
+      </w:r>
+      <w:r>
+        <w:rPr>
+          <w:rStyle w:val="SpecialCharTok"/>
+        </w:rPr>
+        <w:t xml:space="preserve">+</w:t>
+      </w:r>
+      <w:r>
+        <w:br/>
+      </w:r>
+      <w:r>
+        <w:rPr>
+          <w:rStyle w:val="NormalTok"/>
+        </w:rPr>
+        <w:t xml:space="preserve">  </w:t>
+      </w:r>
+      <w:r>
+        <w:rPr>
+          <w:rStyle w:val="FunctionTok"/>
+        </w:rPr>
+        <w:t xml:space="preserve">geom_point</w:t>
+      </w:r>
+      <w:r>
+        <w:rPr>
+          <w:rStyle w:val="NormalTok"/>
+        </w:rPr>
+        <w:t xml:space="preserve">() </w:t>
+      </w:r>
+      <w:r>
+        <w:rPr>
+          <w:rStyle w:val="SpecialCharTok"/>
+        </w:rPr>
+        <w:t xml:space="preserve">+</w:t>
+      </w:r>
+      <w:r>
+        <w:br/>
+      </w:r>
+      <w:r>
+        <w:rPr>
+          <w:rStyle w:val="NormalTok"/>
+        </w:rPr>
+        <w:t xml:space="preserve">  </w:t>
+      </w:r>
+      <w:r>
+        <w:rPr>
+          <w:rStyle w:val="FunctionTok"/>
+        </w:rPr>
+        <w:t xml:space="preserve">geom_smooth</w:t>
+      </w:r>
+      <w:r>
+        <w:rPr>
+          <w:rStyle w:val="NormalTok"/>
+        </w:rPr>
+        <w:t xml:space="preserve">(</w:t>
+      </w:r>
+      <w:r>
+        <w:rPr>
+          <w:rStyle w:val="AttributeTok"/>
+        </w:rPr>
+        <w:t xml:space="preserve">method =</w:t>
+      </w:r>
+      <w:r>
+        <w:rPr>
+          <w:rStyle w:val="NormalTok"/>
+        </w:rPr>
+        <w:t xml:space="preserve"> </w:t>
+      </w:r>
+      <w:r>
+        <w:rPr>
+          <w:rStyle w:val="StringTok"/>
+        </w:rPr>
+        <w:t xml:space="preserve">"lm"</w:t>
+      </w:r>
+      <w:r>
+        <w:rPr>
+          <w:rStyle w:val="NormalTok"/>
+        </w:rPr>
+        <w:t xml:space="preserve">) </w:t>
+      </w:r>
+      <w:r>
+        <w:rPr>
+          <w:rStyle w:val="SpecialCharTok"/>
+        </w:rPr>
+        <w:t xml:space="preserve">+</w:t>
+      </w:r>
+      <w:r>
+        <w:br/>
+      </w:r>
+      <w:r>
+        <w:rPr>
+          <w:rStyle w:val="NormalTok"/>
+        </w:rPr>
+        <w:t xml:space="preserve">  </w:t>
+      </w:r>
+      <w:r>
+        <w:rPr>
+          <w:rStyle w:val="FunctionTok"/>
+        </w:rPr>
+        <w:t xml:space="preserve">facet_wrap</w:t>
+      </w:r>
+      <w:r>
+        <w:rPr>
+          <w:rStyle w:val="NormalTok"/>
+        </w:rPr>
+        <w:t xml:space="preserve">(</w:t>
+      </w:r>
+      <w:r>
+        <w:rPr>
+          <w:rStyle w:val="SpecialCharTok"/>
+        </w:rPr>
+        <w:t xml:space="preserve">~</w:t>
+      </w:r>
+      <w:r>
+        <w:rPr>
+          <w:rStyle w:val="NormalTok"/>
+        </w:rPr>
+        <w:t xml:space="preserve"> month)</w:t>
+      </w:r>
+    </w:p>
+    <w:p>
+      <w:pPr>
+        <w:pStyle w:val="FirstParagraph"/>
+      </w:pPr>
+      <w:r>
+        <w:t xml:space="preserve">✏️</w:t>
       </w:r>
       <w:r>
         <w:t xml:space="preserve"> </w:t>
@@ -3738,13 +8026,128 @@
           <w:b/>
           <w:bCs/>
         </w:rPr>
+        <w:t xml:space="preserve">Q21:</w:t>
+      </w:r>
+      <w:r>
+        <w:t xml:space="preserve"> </w:t>
+      </w:r>
+      <w:r>
+        <w:t xml:space="preserve">Rows and columns in</w:t>
+      </w:r>
+      <w:r>
+        <w:t xml:space="preserve"> </w:t>
+      </w:r>
+      <w:r>
+        <w:rPr>
+          <w:rStyle w:val="VerbatimChar"/>
+        </w:rPr>
+        <w:t xml:space="preserve">monthly_long</w:t>
+      </w:r>
+      <w:r>
+        <w:t xml:space="preserve">. Was your prediction close?</w:t>
+      </w:r>
+    </w:p>
+    <w:p>
+      <w:pPr>
+        <w:pStyle w:val="BodyText"/>
+      </w:pPr>
+      <w:r>
+        <w:t xml:space="preserve">✏️</w:t>
+      </w:r>
+      <w:r>
+        <w:t xml:space="preserve"> </w:t>
+      </w:r>
+      <w:r>
+        <w:rPr>
+          <w:b/>
+          <w:bCs/>
+        </w:rPr>
+        <w:t xml:space="preserve">Q22:</w:t>
+      </w:r>
+      <w:r>
+        <w:t xml:space="preserve"> </w:t>
+      </w:r>
+      <w:r>
+        <w:t xml:space="preserve">Check your</w:t>
+      </w:r>
+      <w:r>
+        <w:t xml:space="preserve"> </w:t>
+      </w:r>
+      <w:r>
+        <w:rPr>
+          <w:rStyle w:val="VerbatimChar"/>
+        </w:rPr>
+        <w:t xml:space="preserve">Feb</w:t>
+      </w:r>
+      <w:r>
+        <w:t xml:space="preserve"> </w:t>
+      </w:r>
+      <w:r>
+        <w:t xml:space="preserve">slope against the one you got in Part 7. Do they match? They should — same data, same model, different shape.</w:t>
+      </w:r>
+    </w:p>
+    <w:p>
+      <w:pPr>
+        <w:pStyle w:val="BodyText"/>
+      </w:pPr>
+      <w:r>
+        <w:t xml:space="preserve">✏️</w:t>
+      </w:r>
+      <w:r>
+        <w:t xml:space="preserve"> </w:t>
+      </w:r>
+      <w:r>
+        <w:rPr>
+          <w:b/>
+          <w:bCs/>
+        </w:rPr>
+        <w:t xml:space="preserve">Q23:</w:t>
+      </w:r>
+      <w:r>
+        <w:t xml:space="preserve"> </w:t>
+      </w:r>
+      <w:r>
+        <w:t xml:space="preserve">Which month is losing ice fastest, and which slowest? Why might mid-winter months be changing faster than the shoulder months?</w:t>
+      </w:r>
+    </w:p>
+    <w:p>
+      <w:pPr>
+        <w:pStyle w:val="BlockText"/>
+      </w:pPr>
+      <w:r>
+        <w:t xml:space="preserve">💡</w:t>
+      </w:r>
+      <w:r>
+        <w:t xml:space="preserve"> </w:t>
+      </w:r>
+      <w:r>
+        <w:rPr>
+          <w:b/>
+          <w:bCs/>
+        </w:rPr>
         <w:t xml:space="preserve">Key idea:</w:t>
       </w:r>
       <w:r>
         <w:t xml:space="preserve"> </w:t>
       </w:r>
       <w:r>
-        <w:t xml:space="preserve">a real trend can be significant and still explain only a slice of the variation. Ice cover swings wildly with ENSO and the polar vortex; the long-term decline is a quiet signal underneath a very loud year-to-year noise. Reporting the slope without the R² — or the R² without the slope — tells only half of that.</w:t>
+        <w:t xml:space="preserve">you went wide → long → wide → long in one script, and nothing was lost on any trip. Shape is not information; shape is just whichever form the</w:t>
+      </w:r>
+      <w:r>
+        <w:t xml:space="preserve"> </w:t>
+      </w:r>
+      <w:r>
+        <w:rPr>
+          <w:b/>
+          <w:bCs/>
+        </w:rPr>
+        <w:t xml:space="preserve">next</w:t>
+      </w:r>
+      <w:r>
+        <w:t xml:space="preserve"> </w:t>
+      </w:r>
+      <w:r>
+        <w:t xml:space="preserve">tool needs. Wide to read it, long to compute on it.</w:t>
       </w:r>
     </w:p>
     <w:p>
@@ -3754,26 +8157,2336 @@
         </w:pict>
       </w:r>
     </w:p>
-    <w:bookmarkEnd w:id="36"/>
-    <w:bookmarkStart w:id="41" w:name="homework-a-different-great-lake"/>
+    <w:bookmarkEnd w:id="37"/>
+    <w:bookmarkStart w:id="38" w:name="X3ae49158a8e30a5020224f0b1263e91d707a3cd"/>
     <w:p>
       <w:pPr>
         <w:pStyle w:val="Heading1"/>
       </w:pPr>
       <w:r>
-        <w:t xml:space="preserve">Homework — a different Great Lake</w:t>
+        <w:t xml:space="preserve">Part 11 · If there is time — bring in Duluth’s temperature</w:t>
       </w:r>
     </w:p>
     <w:p>
       <w:pPr>
         <w:pStyle w:val="FirstParagraph"/>
       </w:pPr>
+      <w:r>
+        <w:t xml:space="preserve">Ice cover is the</w:t>
+      </w:r>
+      <w:r>
+        <w:t xml:space="preserve"> </w:t>
+      </w:r>
       <w:r>
         <w:rPr>
           <w:i/>
           <w:iCs/>
         </w:rPr>
-        <w:t xml:space="preserve">Write it at the bottom of the same script. Hand it in with your answers as</w:t>
+        <w:t xml:space="preserve">response</w:t>
+      </w:r>
+      <w:r>
+        <w:t xml:space="preserve"> </w:t>
+      </w:r>
+      <w:r>
+        <w:t xml:space="preserve">to something: cold. So far every model has used</w:t>
+      </w:r>
+      <w:r>
+        <w:t xml:space="preserve"> </w:t>
+      </w:r>
+      <w:r>
+        <w:rPr>
+          <w:rStyle w:val="VerbatimChar"/>
+        </w:rPr>
+        <w:t xml:space="preserve">year</w:t>
+      </w:r>
+      <w:r>
+        <w:t xml:space="preserve"> </w:t>
+      </w:r>
+      <w:r>
+        <w:t xml:space="preserve">as the predictor, which is a stand-in for</w:t>
+      </w:r>
+      <w:r>
+        <w:t xml:space="preserve"> </w:t>
+      </w:r>
+      <w:r>
+        <w:t xml:space="preserve">“whatever is changing.”</w:t>
+      </w:r>
+      <w:r>
+        <w:t xml:space="preserve"> </w:t>
+      </w:r>
+      <w:r>
+        <w:t xml:space="preserve">Now use the actual driver.</w:t>
+      </w:r>
+    </w:p>
+    <w:p>
+      <w:pPr>
+        <w:pStyle w:val="BodyText"/>
+      </w:pPr>
+      <w:r>
+        <w:t xml:space="preserve">You need the temperature data</w:t>
+      </w:r>
+      <w:r>
+        <w:t xml:space="preserve"> </w:t>
+      </w:r>
+      <w:r>
+        <w:rPr>
+          <w:b/>
+          <w:bCs/>
+        </w:rPr>
+        <w:t xml:space="preserve">on the same scale as the ice data</w:t>
+      </w:r>
+      <w:r>
+        <w:t xml:space="preserve"> </w:t>
+      </w:r>
+      <w:r>
+        <w:t xml:space="preserve">— one value per calendar month — and then a</w:t>
+      </w:r>
+      <w:r>
+        <w:t xml:space="preserve"> </w:t>
+      </w:r>
+      <w:r>
+        <w:rPr>
+          <w:rStyle w:val="VerbatimChar"/>
+        </w:rPr>
+        <w:t xml:space="preserve">left_join()</w:t>
+      </w:r>
+      <w:r>
+        <w:t xml:space="preserve"> </w:t>
+      </w:r>
+      <w:r>
+        <w:t xml:space="preserve">to put the two together. (That join is next week’s lecture. Here it is as a preview.)</w:t>
+      </w:r>
+    </w:p>
+    <w:p>
+      <w:pPr>
+        <w:pStyle w:val="BodyText"/>
+      </w:pPr>
+      <w:r>
+        <w:rPr>
+          <w:b/>
+          <w:bCs/>
+        </w:rPr>
+        <w:t xml:space="preserve">▶ Run this:</w:t>
+      </w:r>
+    </w:p>
+    <w:p>
+      <w:pPr>
+        <w:pStyle w:val="SourceCode"/>
+      </w:pPr>
+      <w:r>
+        <w:rPr>
+          <w:rStyle w:val="CommentTok"/>
+        </w:rPr>
+        <w:t xml:space="preserve"># Two more libraries -----------------------------------</w:t>
+      </w:r>
+      <w:r>
+        <w:br/>
+      </w:r>
+      <w:r>
+        <w:rPr>
+          <w:rStyle w:val="FunctionTok"/>
+        </w:rPr>
+        <w:t xml:space="preserve">library</w:t>
+      </w:r>
+      <w:r>
+        <w:rPr>
+          <w:rStyle w:val="NormalTok"/>
+        </w:rPr>
+        <w:t xml:space="preserve">(janitor)   </w:t>
+      </w:r>
+      <w:r>
+        <w:rPr>
+          <w:rStyle w:val="CommentTok"/>
+        </w:rPr>
+        <w:t xml:space="preserve"># clean_names()</w:t>
+      </w:r>
+      <w:r>
+        <w:br/>
+      </w:r>
+      <w:r>
+        <w:rPr>
+          <w:rStyle w:val="FunctionTok"/>
+        </w:rPr>
+        <w:t xml:space="preserve">library</w:t>
+      </w:r>
+      <w:r>
+        <w:rPr>
+          <w:rStyle w:val="NormalTok"/>
+        </w:rPr>
+        <w:t xml:space="preserve">(GSODR)     </w:t>
+      </w:r>
+      <w:r>
+        <w:rPr>
+          <w:rStyle w:val="CommentTok"/>
+        </w:rPr>
+        <w:t xml:space="preserve"># NOAA station data</w:t>
+      </w:r>
+    </w:p>
+    <w:p>
+      <w:pPr>
+        <w:pStyle w:val="FirstParagraph"/>
+      </w:pPr>
+      <w:r>
+        <w:t xml:space="preserve">You installed</w:t>
+      </w:r>
+      <w:r>
+        <w:t xml:space="preserve"> </w:t>
+      </w:r>
+      <w:r>
+        <w:rPr>
+          <w:rStyle w:val="VerbatimChar"/>
+        </w:rPr>
+        <w:t xml:space="preserve">GSODR</w:t>
+      </w:r>
+      <w:r>
+        <w:t xml:space="preserve"> </w:t>
+      </w:r>
+      <w:r>
+        <w:t xml:space="preserve">back in Activity 12 — no need to install it again. Loading it prints a notice that GSOD retired in Aug 2025; that is expected, the archive still downloads.</w:t>
+      </w:r>
+    </w:p>
+    <w:p>
+      <w:pPr>
+        <w:pStyle w:val="BodyText"/>
+      </w:pPr>
+      <w:r>
+        <w:rPr>
+          <w:b/>
+          <w:bCs/>
+        </w:rPr>
+        <w:t xml:space="preserve">▶ Run this:</w:t>
+      </w:r>
+    </w:p>
+    <w:p>
+      <w:pPr>
+        <w:pStyle w:val="SourceCode"/>
+      </w:pPr>
+      <w:r>
+        <w:rPr>
+          <w:rStyle w:val="CommentTok"/>
+        </w:rPr>
+        <w:t xml:space="preserve"># Mean ice cover for each calendar month ---------------</w:t>
+      </w:r>
+      <w:r>
+        <w:br/>
+      </w:r>
+      <w:r>
+        <w:rPr>
+          <w:rStyle w:val="NormalTok"/>
+        </w:rPr>
+        <w:t xml:space="preserve">ice_monthly </w:t>
+      </w:r>
+      <w:r>
+        <w:rPr>
+          <w:rStyle w:val="OtherTok"/>
+        </w:rPr>
+        <w:t xml:space="preserve">&lt;-</w:t>
+      </w:r>
+      <w:r>
+        <w:rPr>
+          <w:rStyle w:val="NormalTok"/>
+        </w:rPr>
+        <w:t xml:space="preserve"> ice_clean </w:t>
+      </w:r>
+      <w:r>
+        <w:rPr>
+          <w:rStyle w:val="SpecialCharTok"/>
+        </w:rPr>
+        <w:t xml:space="preserve">%&gt;%</w:t>
+      </w:r>
+      <w:r>
+        <w:br/>
+      </w:r>
+      <w:r>
+        <w:rPr>
+          <w:rStyle w:val="NormalTok"/>
+        </w:rPr>
+        <w:t xml:space="preserve">  </w:t>
+      </w:r>
+      <w:r>
+        <w:rPr>
+          <w:rStyle w:val="FunctionTok"/>
+        </w:rPr>
+        <w:t xml:space="preserve">mutate</w:t>
+      </w:r>
+      <w:r>
+        <w:rPr>
+          <w:rStyle w:val="NormalTok"/>
+        </w:rPr>
+        <w:t xml:space="preserve">(</w:t>
+      </w:r>
+      <w:r>
+        <w:rPr>
+          <w:rStyle w:val="AttributeTok"/>
+        </w:rPr>
+        <w:t xml:space="preserve">month_date =</w:t>
+      </w:r>
+      <w:r>
+        <w:rPr>
+          <w:rStyle w:val="NormalTok"/>
+        </w:rPr>
+        <w:t xml:space="preserve"> </w:t>
+      </w:r>
+      <w:r>
+        <w:rPr>
+          <w:rStyle w:val="FunctionTok"/>
+        </w:rPr>
+        <w:t xml:space="preserve">floor_date</w:t>
+      </w:r>
+      <w:r>
+        <w:rPr>
+          <w:rStyle w:val="NormalTok"/>
+        </w:rPr>
+        <w:t xml:space="preserve">(full_date, </w:t>
+      </w:r>
+      <w:r>
+        <w:rPr>
+          <w:rStyle w:val="StringTok"/>
+        </w:rPr>
+        <w:t xml:space="preserve">"month"</w:t>
+      </w:r>
+      <w:r>
+        <w:rPr>
+          <w:rStyle w:val="NormalTok"/>
+        </w:rPr>
+        <w:t xml:space="preserve">)) </w:t>
+      </w:r>
+      <w:r>
+        <w:rPr>
+          <w:rStyle w:val="SpecialCharTok"/>
+        </w:rPr>
+        <w:t xml:space="preserve">%&gt;%</w:t>
+      </w:r>
+      <w:r>
+        <w:br/>
+      </w:r>
+      <w:r>
+        <w:rPr>
+          <w:rStyle w:val="NormalTok"/>
+        </w:rPr>
+        <w:t xml:space="preserve">  </w:t>
+      </w:r>
+      <w:r>
+        <w:rPr>
+          <w:rStyle w:val="FunctionTok"/>
+        </w:rPr>
+        <w:t xml:space="preserve">group_by</w:t>
+      </w:r>
+      <w:r>
+        <w:rPr>
+          <w:rStyle w:val="NormalTok"/>
+        </w:rPr>
+        <w:t xml:space="preserve">(month_date) </w:t>
+      </w:r>
+      <w:r>
+        <w:rPr>
+          <w:rStyle w:val="SpecialCharTok"/>
+        </w:rPr>
+        <w:t xml:space="preserve">%&gt;%</w:t>
+      </w:r>
+      <w:r>
+        <w:br/>
+      </w:r>
+      <w:r>
+        <w:rPr>
+          <w:rStyle w:val="NormalTok"/>
+        </w:rPr>
+        <w:t xml:space="preserve">  </w:t>
+      </w:r>
+      <w:r>
+        <w:rPr>
+          <w:rStyle w:val="FunctionTok"/>
+        </w:rPr>
+        <w:t xml:space="preserve">summarize</w:t>
+      </w:r>
+      <w:r>
+        <w:rPr>
+          <w:rStyle w:val="NormalTok"/>
+        </w:rPr>
+        <w:t xml:space="preserve">(</w:t>
+      </w:r>
+      <w:r>
+        <w:rPr>
+          <w:rStyle w:val="AttributeTok"/>
+        </w:rPr>
+        <w:t xml:space="preserve">mean_ice =</w:t>
+      </w:r>
+      <w:r>
+        <w:rPr>
+          <w:rStyle w:val="NormalTok"/>
+        </w:rPr>
+        <w:t xml:space="preserve"> </w:t>
+      </w:r>
+      <w:r>
+        <w:rPr>
+          <w:rStyle w:val="FunctionTok"/>
+        </w:rPr>
+        <w:t xml:space="preserve">mean</w:t>
+      </w:r>
+      <w:r>
+        <w:rPr>
+          <w:rStyle w:val="NormalTok"/>
+        </w:rPr>
+        <w:t xml:space="preserve">(ice_cover, </w:t>
+      </w:r>
+      <w:r>
+        <w:rPr>
+          <w:rStyle w:val="AttributeTok"/>
+        </w:rPr>
+        <w:t xml:space="preserve">na.rm =</w:t>
+      </w:r>
+      <w:r>
+        <w:rPr>
+          <w:rStyle w:val="NormalTok"/>
+        </w:rPr>
+        <w:t xml:space="preserve"> </w:t>
+      </w:r>
+      <w:r>
+        <w:rPr>
+          <w:rStyle w:val="ConstantTok"/>
+        </w:rPr>
+        <w:t xml:space="preserve">TRUE</w:t>
+      </w:r>
+      <w:r>
+        <w:rPr>
+          <w:rStyle w:val="NormalTok"/>
+        </w:rPr>
+        <w:t xml:space="preserve">),</w:t>
+      </w:r>
+      <w:r>
+        <w:br/>
+      </w:r>
+      <w:r>
+        <w:rPr>
+          <w:rStyle w:val="NormalTok"/>
+        </w:rPr>
+        <w:t xml:space="preserve">            </w:t>
+      </w:r>
+      <w:r>
+        <w:rPr>
+          <w:rStyle w:val="AttributeTok"/>
+        </w:rPr>
+        <w:t xml:space="preserve">.groups =</w:t>
+      </w:r>
+      <w:r>
+        <w:rPr>
+          <w:rStyle w:val="NormalTok"/>
+        </w:rPr>
+        <w:t xml:space="preserve"> </w:t>
+      </w:r>
+      <w:r>
+        <w:rPr>
+          <w:rStyle w:val="StringTok"/>
+        </w:rPr>
+        <w:t xml:space="preserve">"drop"</w:t>
+      </w:r>
+      <w:r>
+        <w:rPr>
+          <w:rStyle w:val="NormalTok"/>
+        </w:rPr>
+        <w:t xml:space="preserve">)</w:t>
+      </w:r>
+      <w:r>
+        <w:br/>
+      </w:r>
+      <w:r>
+        <w:br/>
+      </w:r>
+      <w:r>
+        <w:rPr>
+          <w:rStyle w:val="NormalTok"/>
+        </w:rPr>
+        <w:t xml:space="preserve">ice_monthly</w:t>
+      </w:r>
+    </w:p>
+    <w:p>
+      <w:pPr>
+        <w:pStyle w:val="FirstParagraph"/>
+      </w:pPr>
+      <w:r>
+        <w:rPr>
+          <w:rStyle w:val="VerbatimChar"/>
+        </w:rPr>
+        <w:t xml:space="preserve">floor_date()</w:t>
+      </w:r>
+      <w:r>
+        <w:t xml:space="preserve"> </w:t>
+      </w:r>
+      <w:r>
+        <w:t xml:space="preserve">knocks every date back to the first of its month, so every day in February 1979 becomes</w:t>
+      </w:r>
+      <w:r>
+        <w:t xml:space="preserve"> </w:t>
+      </w:r>
+      <w:r>
+        <w:rPr>
+          <w:rStyle w:val="VerbatimChar"/>
+        </w:rPr>
+        <w:t xml:space="preserve">1979-02-01</w:t>
+      </w:r>
+      <w:r>
+        <w:t xml:space="preserve">. That gives you one row per month, with a real date as the key to join on.</w:t>
+      </w:r>
+    </w:p>
+    <w:p>
+      <w:pPr>
+        <w:pStyle w:val="BlockText"/>
+      </w:pPr>
+      <w:r>
+        <w:t xml:space="preserve">⚠️</w:t>
+      </w:r>
+      <w:r>
+        <w:t xml:space="preserve"> </w:t>
+      </w:r>
+      <w:r>
+        <w:rPr>
+          <w:b/>
+          <w:bCs/>
+        </w:rPr>
+        <w:t xml:space="preserve">Watch out!</w:t>
+      </w:r>
+      <w:r>
+        <w:t xml:space="preserve"> </w:t>
+      </w:r>
+      <w:r>
+        <w:t xml:space="preserve">Group on</w:t>
+      </w:r>
+      <w:r>
+        <w:t xml:space="preserve"> </w:t>
+      </w:r>
+      <w:r>
+        <w:rPr>
+          <w:rStyle w:val="VerbatimChar"/>
+        </w:rPr>
+        <w:t xml:space="preserve">month_date</w:t>
+      </w:r>
+      <w:r>
+        <w:t xml:space="preserve">,</w:t>
+      </w:r>
+      <w:r>
+        <w:t xml:space="preserve"> </w:t>
+      </w:r>
+      <w:r>
+        <w:rPr>
+          <w:b/>
+          <w:bCs/>
+        </w:rPr>
+        <w:t xml:space="preserve">not</w:t>
+      </w:r>
+      <w:r>
+        <w:t xml:space="preserve"> </w:t>
+      </w:r>
+      <w:r>
+        <w:t xml:space="preserve">on</w:t>
+      </w:r>
+      <w:r>
+        <w:t xml:space="preserve"> </w:t>
+      </w:r>
+      <w:r>
+        <w:rPr>
+          <w:rStyle w:val="VerbatimChar"/>
+        </w:rPr>
+        <w:t xml:space="preserve">year</w:t>
+      </w:r>
+      <w:r>
+        <w:t xml:space="preserve"> </w:t>
+      </w:r>
+      <w:r>
+        <w:t xml:space="preserve">and</w:t>
+      </w:r>
+      <w:r>
+        <w:t xml:space="preserve"> </w:t>
+      </w:r>
+      <w:r>
+        <w:rPr>
+          <w:rStyle w:val="VerbatimChar"/>
+        </w:rPr>
+        <w:t xml:space="preserve">month</w:t>
+      </w:r>
+      <w:r>
+        <w:t xml:space="preserve">. Remember</w:t>
+      </w:r>
+      <w:r>
+        <w:t xml:space="preserve"> </w:t>
+      </w:r>
+      <w:r>
+        <w:rPr>
+          <w:rStyle w:val="VerbatimChar"/>
+        </w:rPr>
+        <w:t xml:space="preserve">year</w:t>
+      </w:r>
+      <w:r>
+        <w:t xml:space="preserve"> </w:t>
+      </w:r>
+      <w:r>
+        <w:t xml:space="preserve">is the</w:t>
+      </w:r>
+      <w:r>
+        <w:t xml:space="preserve"> </w:t>
+      </w:r>
+      <w:r>
+        <w:rPr>
+          <w:i/>
+          <w:iCs/>
+        </w:rPr>
+        <w:t xml:space="preserve">season-end</w:t>
+      </w:r>
+      <w:r>
+        <w:t xml:space="preserve"> </w:t>
+      </w:r>
+      <w:r>
+        <w:t xml:space="preserve">year — a December belongs to the season labeled with the</w:t>
+      </w:r>
+      <w:r>
+        <w:t xml:space="preserve"> </w:t>
+      </w:r>
+      <w:r>
+        <w:rPr>
+          <w:i/>
+          <w:iCs/>
+        </w:rPr>
+        <w:t xml:space="preserve">next</w:t>
+      </w:r>
+      <w:r>
+        <w:t xml:space="preserve"> </w:t>
+      </w:r>
+      <w:r>
+        <w:t xml:space="preserve">year.</w:t>
+      </w:r>
+      <w:r>
+        <w:t xml:space="preserve"> </w:t>
+      </w:r>
+      <w:r>
+        <w:rPr>
+          <w:rStyle w:val="VerbatimChar"/>
+        </w:rPr>
+        <w:t xml:space="preserve">floor_date(full_date)</w:t>
+      </w:r>
+      <w:r>
+        <w:t xml:space="preserve"> </w:t>
+      </w:r>
+      <w:r>
+        <w:t xml:space="preserve">uses the real calendar date, which is what the weather data will be keyed on.</w:t>
+      </w:r>
+    </w:p>
+    <w:p>
+      <w:pPr>
+        <w:pStyle w:val="FirstParagraph"/>
+      </w:pPr>
+      <w:r>
+        <w:rPr>
+          <w:b/>
+          <w:bCs/>
+        </w:rPr>
+        <w:t xml:space="preserve">▶ Run this:</w:t>
+      </w:r>
+    </w:p>
+    <w:p>
+      <w:pPr>
+        <w:pStyle w:val="SourceCode"/>
+      </w:pPr>
+      <w:r>
+        <w:rPr>
+          <w:rStyle w:val="CommentTok"/>
+        </w:rPr>
+        <w:t xml:space="preserve"># Duluth daily weather, same years as the ice record ---</w:t>
+      </w:r>
+      <w:r>
+        <w:br/>
+      </w:r>
+      <w:r>
+        <w:rPr>
+          <w:rStyle w:val="NormalTok"/>
+        </w:rPr>
+        <w:t xml:space="preserve">duluth_df </w:t>
+      </w:r>
+      <w:r>
+        <w:rPr>
+          <w:rStyle w:val="OtherTok"/>
+        </w:rPr>
+        <w:t xml:space="preserve">&lt;-</w:t>
+      </w:r>
+      <w:r>
+        <w:rPr>
+          <w:rStyle w:val="NormalTok"/>
+        </w:rPr>
+        <w:t xml:space="preserve"> </w:t>
+      </w:r>
+      <w:r>
+        <w:rPr>
+          <w:rStyle w:val="FunctionTok"/>
+        </w:rPr>
+        <w:t xml:space="preserve">get_GSOD</w:t>
+      </w:r>
+      <w:r>
+        <w:rPr>
+          <w:rStyle w:val="NormalTok"/>
+        </w:rPr>
+        <w:t xml:space="preserve">(</w:t>
+      </w:r>
+      <w:r>
+        <w:rPr>
+          <w:rStyle w:val="AttributeTok"/>
+        </w:rPr>
+        <w:t xml:space="preserve">years =</w:t>
+      </w:r>
+      <w:r>
+        <w:rPr>
+          <w:rStyle w:val="NormalTok"/>
+        </w:rPr>
+        <w:t xml:space="preserve"> </w:t>
+      </w:r>
+      <w:r>
+        <w:rPr>
+          <w:rStyle w:val="DecValTok"/>
+        </w:rPr>
+        <w:t xml:space="preserve">1973</w:t>
+      </w:r>
+      <w:r>
+        <w:rPr>
+          <w:rStyle w:val="SpecialCharTok"/>
+        </w:rPr>
+        <w:t xml:space="preserve">:</w:t>
+      </w:r>
+      <w:r>
+        <w:rPr>
+          <w:rStyle w:val="DecValTok"/>
+        </w:rPr>
+        <w:t xml:space="preserve">2025</w:t>
+      </w:r>
+      <w:r>
+        <w:rPr>
+          <w:rStyle w:val="NormalTok"/>
+        </w:rPr>
+        <w:t xml:space="preserve">,</w:t>
+      </w:r>
+      <w:r>
+        <w:br/>
+      </w:r>
+      <w:r>
+        <w:rPr>
+          <w:rStyle w:val="NormalTok"/>
+        </w:rPr>
+        <w:t xml:space="preserve">                      </w:t>
+      </w:r>
+      <w:r>
+        <w:rPr>
+          <w:rStyle w:val="AttributeTok"/>
+        </w:rPr>
+        <w:t xml:space="preserve">station =</w:t>
+      </w:r>
+      <w:r>
+        <w:rPr>
+          <w:rStyle w:val="NormalTok"/>
+        </w:rPr>
+        <w:t xml:space="preserve"> </w:t>
+      </w:r>
+      <w:r>
+        <w:rPr>
+          <w:rStyle w:val="StringTok"/>
+        </w:rPr>
+        <w:t xml:space="preserve">"727450-14913"</w:t>
+      </w:r>
+      <w:r>
+        <w:rPr>
+          <w:rStyle w:val="NormalTok"/>
+        </w:rPr>
+        <w:t xml:space="preserve">) </w:t>
+      </w:r>
+      <w:r>
+        <w:rPr>
+          <w:rStyle w:val="SpecialCharTok"/>
+        </w:rPr>
+        <w:t xml:space="preserve">%&gt;%</w:t>
+      </w:r>
+      <w:r>
+        <w:br/>
+      </w:r>
+      <w:r>
+        <w:rPr>
+          <w:rStyle w:val="NormalTok"/>
+        </w:rPr>
+        <w:t xml:space="preserve">  </w:t>
+      </w:r>
+      <w:r>
+        <w:rPr>
+          <w:rStyle w:val="FunctionTok"/>
+        </w:rPr>
+        <w:t xml:space="preserve">clean_names</w:t>
+      </w:r>
+      <w:r>
+        <w:rPr>
+          <w:rStyle w:val="NormalTok"/>
+        </w:rPr>
+        <w:t xml:space="preserve">()</w:t>
+      </w:r>
+      <w:r>
+        <w:br/>
+      </w:r>
+      <w:r>
+        <w:br/>
+      </w:r>
+      <w:r>
+        <w:rPr>
+          <w:rStyle w:val="FunctionTok"/>
+        </w:rPr>
+        <w:t xml:space="preserve">dim</w:t>
+      </w:r>
+      <w:r>
+        <w:rPr>
+          <w:rStyle w:val="NormalTok"/>
+        </w:rPr>
+        <w:t xml:space="preserve">(duluth_df)</w:t>
+      </w:r>
+    </w:p>
+    <w:p>
+      <w:pPr>
+        <w:pStyle w:val="FirstParagraph"/>
+      </w:pPr>
+      <w:r>
+        <w:t xml:space="preserve">This takes a minute — it is 50+ years of daily records.</w:t>
+      </w:r>
+    </w:p>
+    <w:p>
+      <w:pPr>
+        <w:pStyle w:val="BodyText"/>
+      </w:pPr>
+      <w:r>
+        <w:rPr>
+          <w:b/>
+          <w:bCs/>
+        </w:rPr>
+        <w:t xml:space="preserve">▶ Run this:</w:t>
+      </w:r>
+    </w:p>
+    <w:p>
+      <w:pPr>
+        <w:pStyle w:val="SourceCode"/>
+      </w:pPr>
+      <w:r>
+        <w:rPr>
+          <w:rStyle w:val="CommentTok"/>
+        </w:rPr>
+        <w:t xml:space="preserve"># Monthly mean temp, plus the PREVIOUS month's temp ----</w:t>
+      </w:r>
+      <w:r>
+        <w:br/>
+      </w:r>
+      <w:r>
+        <w:rPr>
+          <w:rStyle w:val="NormalTok"/>
+        </w:rPr>
+        <w:t xml:space="preserve">dlh_month </w:t>
+      </w:r>
+      <w:r>
+        <w:rPr>
+          <w:rStyle w:val="OtherTok"/>
+        </w:rPr>
+        <w:t xml:space="preserve">&lt;-</w:t>
+      </w:r>
+      <w:r>
+        <w:rPr>
+          <w:rStyle w:val="NormalTok"/>
+        </w:rPr>
+        <w:t xml:space="preserve"> duluth_df </w:t>
+      </w:r>
+      <w:r>
+        <w:rPr>
+          <w:rStyle w:val="SpecialCharTok"/>
+        </w:rPr>
+        <w:t xml:space="preserve">%&gt;%</w:t>
+      </w:r>
+      <w:r>
+        <w:br/>
+      </w:r>
+      <w:r>
+        <w:rPr>
+          <w:rStyle w:val="NormalTok"/>
+        </w:rPr>
+        <w:t xml:space="preserve">  </w:t>
+      </w:r>
+      <w:r>
+        <w:rPr>
+          <w:rStyle w:val="FunctionTok"/>
+        </w:rPr>
+        <w:t xml:space="preserve">group_by</w:t>
+      </w:r>
+      <w:r>
+        <w:rPr>
+          <w:rStyle w:val="NormalTok"/>
+        </w:rPr>
+        <w:t xml:space="preserve">(year, month) </w:t>
+      </w:r>
+      <w:r>
+        <w:rPr>
+          <w:rStyle w:val="SpecialCharTok"/>
+        </w:rPr>
+        <w:t xml:space="preserve">%&gt;%</w:t>
+      </w:r>
+      <w:r>
+        <w:br/>
+      </w:r>
+      <w:r>
+        <w:rPr>
+          <w:rStyle w:val="NormalTok"/>
+        </w:rPr>
+        <w:t xml:space="preserve">  </w:t>
+      </w:r>
+      <w:r>
+        <w:rPr>
+          <w:rStyle w:val="FunctionTok"/>
+        </w:rPr>
+        <w:t xml:space="preserve">summarize</w:t>
+      </w:r>
+      <w:r>
+        <w:rPr>
+          <w:rStyle w:val="NormalTok"/>
+        </w:rPr>
+        <w:t xml:space="preserve">(</w:t>
+      </w:r>
+      <w:r>
+        <w:rPr>
+          <w:rStyle w:val="AttributeTok"/>
+        </w:rPr>
+        <w:t xml:space="preserve">mean_temp =</w:t>
+      </w:r>
+      <w:r>
+        <w:rPr>
+          <w:rStyle w:val="NormalTok"/>
+        </w:rPr>
+        <w:t xml:space="preserve"> </w:t>
+      </w:r>
+      <w:r>
+        <w:rPr>
+          <w:rStyle w:val="FunctionTok"/>
+        </w:rPr>
+        <w:t xml:space="preserve">mean</w:t>
+      </w:r>
+      <w:r>
+        <w:rPr>
+          <w:rStyle w:val="NormalTok"/>
+        </w:rPr>
+        <w:t xml:space="preserve">(temp, </w:t>
+      </w:r>
+      <w:r>
+        <w:rPr>
+          <w:rStyle w:val="AttributeTok"/>
+        </w:rPr>
+        <w:t xml:space="preserve">na.rm =</w:t>
+      </w:r>
+      <w:r>
+        <w:rPr>
+          <w:rStyle w:val="NormalTok"/>
+        </w:rPr>
+        <w:t xml:space="preserve"> </w:t>
+      </w:r>
+      <w:r>
+        <w:rPr>
+          <w:rStyle w:val="ConstantTok"/>
+        </w:rPr>
+        <w:t xml:space="preserve">TRUE</w:t>
+      </w:r>
+      <w:r>
+        <w:rPr>
+          <w:rStyle w:val="NormalTok"/>
+        </w:rPr>
+        <w:t xml:space="preserve">),</w:t>
+      </w:r>
+      <w:r>
+        <w:br/>
+      </w:r>
+      <w:r>
+        <w:rPr>
+          <w:rStyle w:val="NormalTok"/>
+        </w:rPr>
+        <w:t xml:space="preserve">            </w:t>
+      </w:r>
+      <w:r>
+        <w:rPr>
+          <w:rStyle w:val="AttributeTok"/>
+        </w:rPr>
+        <w:t xml:space="preserve">.groups =</w:t>
+      </w:r>
+      <w:r>
+        <w:rPr>
+          <w:rStyle w:val="NormalTok"/>
+        </w:rPr>
+        <w:t xml:space="preserve"> </w:t>
+      </w:r>
+      <w:r>
+        <w:rPr>
+          <w:rStyle w:val="StringTok"/>
+        </w:rPr>
+        <w:t xml:space="preserve">"drop"</w:t>
+      </w:r>
+      <w:r>
+        <w:rPr>
+          <w:rStyle w:val="NormalTok"/>
+        </w:rPr>
+        <w:t xml:space="preserve">) </w:t>
+      </w:r>
+      <w:r>
+        <w:rPr>
+          <w:rStyle w:val="SpecialCharTok"/>
+        </w:rPr>
+        <w:t xml:space="preserve">%&gt;%</w:t>
+      </w:r>
+      <w:r>
+        <w:br/>
+      </w:r>
+      <w:r>
+        <w:rPr>
+          <w:rStyle w:val="NormalTok"/>
+        </w:rPr>
+        <w:t xml:space="preserve">  </w:t>
+      </w:r>
+      <w:r>
+        <w:rPr>
+          <w:rStyle w:val="FunctionTok"/>
+        </w:rPr>
+        <w:t xml:space="preserve">mutate</w:t>
+      </w:r>
+      <w:r>
+        <w:rPr>
+          <w:rStyle w:val="NormalTok"/>
+        </w:rPr>
+        <w:t xml:space="preserve">(</w:t>
+      </w:r>
+      <w:r>
+        <w:rPr>
+          <w:rStyle w:val="AttributeTok"/>
+        </w:rPr>
+        <w:t xml:space="preserve">month_date =</w:t>
+      </w:r>
+      <w:r>
+        <w:rPr>
+          <w:rStyle w:val="NormalTok"/>
+        </w:rPr>
+        <w:t xml:space="preserve"> </w:t>
+      </w:r>
+      <w:r>
+        <w:rPr>
+          <w:rStyle w:val="FunctionTok"/>
+        </w:rPr>
+        <w:t xml:space="preserve">ymd</w:t>
+      </w:r>
+      <w:r>
+        <w:rPr>
+          <w:rStyle w:val="NormalTok"/>
+        </w:rPr>
+        <w:t xml:space="preserve">(</w:t>
+      </w:r>
+      <w:r>
+        <w:rPr>
+          <w:rStyle w:val="FunctionTok"/>
+        </w:rPr>
+        <w:t xml:space="preserve">paste</w:t>
+      </w:r>
+      <w:r>
+        <w:rPr>
+          <w:rStyle w:val="NormalTok"/>
+        </w:rPr>
+        <w:t xml:space="preserve">(year, month, </w:t>
+      </w:r>
+      <w:r>
+        <w:rPr>
+          <w:rStyle w:val="StringTok"/>
+        </w:rPr>
+        <w:t xml:space="preserve">"01"</w:t>
+      </w:r>
+      <w:r>
+        <w:rPr>
+          <w:rStyle w:val="NormalTok"/>
+        </w:rPr>
+        <w:t xml:space="preserve">, </w:t>
+      </w:r>
+      <w:r>
+        <w:rPr>
+          <w:rStyle w:val="AttributeTok"/>
+        </w:rPr>
+        <w:t xml:space="preserve">sep =</w:t>
+      </w:r>
+      <w:r>
+        <w:rPr>
+          <w:rStyle w:val="NormalTok"/>
+        </w:rPr>
+        <w:t xml:space="preserve"> </w:t>
+      </w:r>
+      <w:r>
+        <w:rPr>
+          <w:rStyle w:val="StringTok"/>
+        </w:rPr>
+        <w:t xml:space="preserve">"-"</w:t>
+      </w:r>
+      <w:r>
+        <w:rPr>
+          <w:rStyle w:val="NormalTok"/>
+        </w:rPr>
+        <w:t xml:space="preserve">))) </w:t>
+      </w:r>
+      <w:r>
+        <w:rPr>
+          <w:rStyle w:val="SpecialCharTok"/>
+        </w:rPr>
+        <w:t xml:space="preserve">%&gt;%</w:t>
+      </w:r>
+      <w:r>
+        <w:br/>
+      </w:r>
+      <w:r>
+        <w:rPr>
+          <w:rStyle w:val="NormalTok"/>
+        </w:rPr>
+        <w:t xml:space="preserve">  </w:t>
+      </w:r>
+      <w:r>
+        <w:rPr>
+          <w:rStyle w:val="FunctionTok"/>
+        </w:rPr>
+        <w:t xml:space="preserve">arrange</w:t>
+      </w:r>
+      <w:r>
+        <w:rPr>
+          <w:rStyle w:val="NormalTok"/>
+        </w:rPr>
+        <w:t xml:space="preserve">(month_date) </w:t>
+      </w:r>
+      <w:r>
+        <w:rPr>
+          <w:rStyle w:val="SpecialCharTok"/>
+        </w:rPr>
+        <w:t xml:space="preserve">%&gt;%</w:t>
+      </w:r>
+      <w:r>
+        <w:br/>
+      </w:r>
+      <w:r>
+        <w:rPr>
+          <w:rStyle w:val="NormalTok"/>
+        </w:rPr>
+        <w:t xml:space="preserve">  </w:t>
+      </w:r>
+      <w:r>
+        <w:rPr>
+          <w:rStyle w:val="FunctionTok"/>
+        </w:rPr>
+        <w:t xml:space="preserve">mutate</w:t>
+      </w:r>
+      <w:r>
+        <w:rPr>
+          <w:rStyle w:val="NormalTok"/>
+        </w:rPr>
+        <w:t xml:space="preserve">(</w:t>
+      </w:r>
+      <w:r>
+        <w:rPr>
+          <w:rStyle w:val="AttributeTok"/>
+        </w:rPr>
+        <w:t xml:space="preserve">temp_prior =</w:t>
+      </w:r>
+      <w:r>
+        <w:rPr>
+          <w:rStyle w:val="NormalTok"/>
+        </w:rPr>
+        <w:t xml:space="preserve"> </w:t>
+      </w:r>
+      <w:r>
+        <w:rPr>
+          <w:rStyle w:val="FunctionTok"/>
+        </w:rPr>
+        <w:t xml:space="preserve">lag</w:t>
+      </w:r>
+      <w:r>
+        <w:rPr>
+          <w:rStyle w:val="NormalTok"/>
+        </w:rPr>
+        <w:t xml:space="preserve">(mean_temp))</w:t>
+      </w:r>
+      <w:r>
+        <w:br/>
+      </w:r>
+      <w:r>
+        <w:br/>
+      </w:r>
+      <w:r>
+        <w:rPr>
+          <w:rStyle w:val="FunctionTok"/>
+        </w:rPr>
+        <w:t xml:space="preserve">head</w:t>
+      </w:r>
+      <w:r>
+        <w:rPr>
+          <w:rStyle w:val="NormalTok"/>
+        </w:rPr>
+        <w:t xml:space="preserve">(dlh_month)</w:t>
+      </w:r>
+    </w:p>
+    <w:p>
+      <w:pPr>
+        <w:pStyle w:val="FirstParagraph"/>
+      </w:pPr>
+      <w:r>
+        <w:rPr>
+          <w:rStyle w:val="VerbatimChar"/>
+        </w:rPr>
+        <w:t xml:space="preserve">lag()</w:t>
+      </w:r>
+      <w:r>
+        <w:t xml:space="preserve"> </w:t>
+      </w:r>
+      <w:r>
+        <w:t xml:space="preserve">shifts a column down by one row — so</w:t>
+      </w:r>
+      <w:r>
+        <w:t xml:space="preserve"> </w:t>
+      </w:r>
+      <w:r>
+        <w:rPr>
+          <w:rStyle w:val="VerbatimChar"/>
+        </w:rPr>
+        <w:t xml:space="preserve">temp_prior</w:t>
+      </w:r>
+      <w:r>
+        <w:t xml:space="preserve"> </w:t>
+      </w:r>
+      <w:r>
+        <w:t xml:space="preserve">on the February row holds</w:t>
+      </w:r>
+      <w:r>
+        <w:t xml:space="preserve"> </w:t>
+      </w:r>
+      <w:r>
+        <w:rPr>
+          <w:b/>
+          <w:bCs/>
+        </w:rPr>
+        <w:t xml:space="preserve">January’s</w:t>
+      </w:r>
+      <w:r>
+        <w:t xml:space="preserve"> </w:t>
+      </w:r>
+      <w:r>
+        <w:t xml:space="preserve">temperature. It only works if the rows are in order and no months are missing, which is why</w:t>
+      </w:r>
+      <w:r>
+        <w:t xml:space="preserve"> </w:t>
+      </w:r>
+      <w:r>
+        <w:rPr>
+          <w:rStyle w:val="VerbatimChar"/>
+        </w:rPr>
+        <w:t xml:space="preserve">arrange(month_date)</w:t>
+      </w:r>
+      <w:r>
+        <w:t xml:space="preserve"> </w:t>
+      </w:r>
+      <w:r>
+        <w:t xml:space="preserve">comes first.</w:t>
+      </w:r>
+    </w:p>
+    <w:p>
+      <w:pPr>
+        <w:pStyle w:val="BodyText"/>
+      </w:pPr>
+      <w:r>
+        <w:t xml:space="preserve">✏️</w:t>
+      </w:r>
+      <w:r>
+        <w:t xml:space="preserve"> </w:t>
+      </w:r>
+      <w:r>
+        <w:rPr>
+          <w:b/>
+          <w:bCs/>
+        </w:rPr>
+        <w:t xml:space="preserve">Q24:</w:t>
+      </w:r>
+      <w:r>
+        <w:t xml:space="preserve"> </w:t>
+      </w:r>
+      <w:r>
+        <w:t xml:space="preserve">Look at the first row of</w:t>
+      </w:r>
+      <w:r>
+        <w:t xml:space="preserve"> </w:t>
+      </w:r>
+      <w:r>
+        <w:rPr>
+          <w:rStyle w:val="VerbatimChar"/>
+        </w:rPr>
+        <w:t xml:space="preserve">dlh_month</w:t>
+      </w:r>
+      <w:r>
+        <w:t xml:space="preserve">. Why is</w:t>
+      </w:r>
+      <w:r>
+        <w:t xml:space="preserve"> </w:t>
+      </w:r>
+      <w:r>
+        <w:rPr>
+          <w:rStyle w:val="VerbatimChar"/>
+        </w:rPr>
+        <w:t xml:space="preserve">temp_prior</w:t>
+      </w:r>
+      <w:r>
+        <w:t xml:space="preserve"> </w:t>
+      </w:r>
+      <w:r>
+        <w:rPr>
+          <w:rStyle w:val="VerbatimChar"/>
+        </w:rPr>
+        <w:t xml:space="preserve">NA</w:t>
+      </w:r>
+      <w:r>
+        <w:t xml:space="preserve"> </w:t>
+      </w:r>
+      <w:r>
+        <w:t xml:space="preserve">there?</w:t>
+      </w:r>
+    </w:p>
+    <w:p>
+      <w:pPr>
+        <w:pStyle w:val="BodyText"/>
+      </w:pPr>
+      <w:r>
+        <w:rPr>
+          <w:b/>
+          <w:bCs/>
+        </w:rPr>
+        <w:t xml:space="preserve">▶ Run this:</w:t>
+      </w:r>
+    </w:p>
+    <w:p>
+      <w:pPr>
+        <w:pStyle w:val="SourceCode"/>
+      </w:pPr>
+      <w:r>
+        <w:rPr>
+          <w:rStyle w:val="CommentTok"/>
+        </w:rPr>
+        <w:t xml:space="preserve"># Join the temperature onto the ice data ---------------</w:t>
+      </w:r>
+      <w:r>
+        <w:br/>
+      </w:r>
+      <w:r>
+        <w:rPr>
+          <w:rStyle w:val="NormalTok"/>
+        </w:rPr>
+        <w:t xml:space="preserve">ice_temp_df </w:t>
+      </w:r>
+      <w:r>
+        <w:rPr>
+          <w:rStyle w:val="OtherTok"/>
+        </w:rPr>
+        <w:t xml:space="preserve">&lt;-</w:t>
+      </w:r>
+      <w:r>
+        <w:rPr>
+          <w:rStyle w:val="NormalTok"/>
+        </w:rPr>
+        <w:t xml:space="preserve"> ice_monthly </w:t>
+      </w:r>
+      <w:r>
+        <w:rPr>
+          <w:rStyle w:val="SpecialCharTok"/>
+        </w:rPr>
+        <w:t xml:space="preserve">%&gt;%</w:t>
+      </w:r>
+      <w:r>
+        <w:br/>
+      </w:r>
+      <w:r>
+        <w:rPr>
+          <w:rStyle w:val="NormalTok"/>
+        </w:rPr>
+        <w:t xml:space="preserve">  </w:t>
+      </w:r>
+      <w:r>
+        <w:rPr>
+          <w:rStyle w:val="FunctionTok"/>
+        </w:rPr>
+        <w:t xml:space="preserve">left_join</w:t>
+      </w:r>
+      <w:r>
+        <w:rPr>
+          <w:rStyle w:val="NormalTok"/>
+        </w:rPr>
+        <w:t xml:space="preserve">(dlh_month, </w:t>
+      </w:r>
+      <w:r>
+        <w:rPr>
+          <w:rStyle w:val="AttributeTok"/>
+        </w:rPr>
+        <w:t xml:space="preserve">by =</w:t>
+      </w:r>
+      <w:r>
+        <w:rPr>
+          <w:rStyle w:val="NormalTok"/>
+        </w:rPr>
+        <w:t xml:space="preserve"> </w:t>
+      </w:r>
+      <w:r>
+        <w:rPr>
+          <w:rStyle w:val="StringTok"/>
+        </w:rPr>
+        <w:t xml:space="preserve">"month_date"</w:t>
+      </w:r>
+      <w:r>
+        <w:rPr>
+          <w:rStyle w:val="NormalTok"/>
+        </w:rPr>
+        <w:t xml:space="preserve">)</w:t>
+      </w:r>
+      <w:r>
+        <w:br/>
+      </w:r>
+      <w:r>
+        <w:br/>
+      </w:r>
+      <w:r>
+        <w:rPr>
+          <w:rStyle w:val="NormalTok"/>
+        </w:rPr>
+        <w:t xml:space="preserve">ice_temp_df </w:t>
+      </w:r>
+      <w:r>
+        <w:rPr>
+          <w:rStyle w:val="SpecialCharTok"/>
+        </w:rPr>
+        <w:t xml:space="preserve">%&gt;%</w:t>
+      </w:r>
+      <w:r>
+        <w:br/>
+      </w:r>
+      <w:r>
+        <w:rPr>
+          <w:rStyle w:val="NormalTok"/>
+        </w:rPr>
+        <w:t xml:space="preserve">  </w:t>
+      </w:r>
+      <w:r>
+        <w:rPr>
+          <w:rStyle w:val="FunctionTok"/>
+        </w:rPr>
+        <w:t xml:space="preserve">select</w:t>
+      </w:r>
+      <w:r>
+        <w:rPr>
+          <w:rStyle w:val="NormalTok"/>
+        </w:rPr>
+        <w:t xml:space="preserve">(month_date, mean_ice, mean_temp, temp_prior)</w:t>
+      </w:r>
+    </w:p>
+    <w:p>
+      <w:pPr>
+        <w:pStyle w:val="FirstParagraph"/>
+      </w:pPr>
+      <w:r>
+        <w:t xml:space="preserve">✏️</w:t>
+      </w:r>
+      <w:r>
+        <w:t xml:space="preserve"> </w:t>
+      </w:r>
+      <w:r>
+        <w:rPr>
+          <w:b/>
+          <w:bCs/>
+        </w:rPr>
+        <w:t xml:space="preserve">Q25:</w:t>
+      </w:r>
+      <w:r>
+        <w:t xml:space="preserve"> </w:t>
+      </w:r>
+      <w:r>
+        <w:rPr>
+          <w:rStyle w:val="VerbatimChar"/>
+        </w:rPr>
+        <w:t xml:space="preserve">ice_monthly</w:t>
+      </w:r>
+      <w:r>
+        <w:t xml:space="preserve"> </w:t>
+      </w:r>
+      <w:r>
+        <w:t xml:space="preserve">had about 322 rows. How many does</w:t>
+      </w:r>
+      <w:r>
+        <w:t xml:space="preserve"> </w:t>
+      </w:r>
+      <w:r>
+        <w:rPr>
+          <w:rStyle w:val="VerbatimChar"/>
+        </w:rPr>
+        <w:t xml:space="preserve">ice_temp_df</w:t>
+      </w:r>
+      <w:r>
+        <w:t xml:space="preserve"> </w:t>
+      </w:r>
+      <w:r>
+        <w:t xml:space="preserve">have? What does that tell you about what a</w:t>
+      </w:r>
+      <w:r>
+        <w:t xml:space="preserve"> </w:t>
+      </w:r>
+      <w:r>
+        <w:rPr>
+          <w:rStyle w:val="VerbatimChar"/>
+        </w:rPr>
+        <w:t xml:space="preserve">left_join()</w:t>
+      </w:r>
+      <w:r>
+        <w:t xml:space="preserve"> </w:t>
+      </w:r>
+      <w:r>
+        <w:t xml:space="preserve">does to row count?</w:t>
+      </w:r>
+    </w:p>
+    <w:p>
+      <w:pPr>
+        <w:pStyle w:val="BodyText"/>
+      </w:pPr>
+      <w:r>
+        <w:t xml:space="preserve">✏️</w:t>
+      </w:r>
+      <w:r>
+        <w:t xml:space="preserve"> </w:t>
+      </w:r>
+      <w:r>
+        <w:rPr>
+          <w:b/>
+          <w:bCs/>
+        </w:rPr>
+        <w:t xml:space="preserve">Q26:</w:t>
+      </w:r>
+      <w:r>
+        <w:t xml:space="preserve"> </w:t>
+      </w:r>
+      <w:r>
+        <w:t xml:space="preserve">A few rows have</w:t>
+      </w:r>
+      <w:r>
+        <w:t xml:space="preserve"> </w:t>
+      </w:r>
+      <w:r>
+        <w:rPr>
+          <w:rStyle w:val="VerbatimChar"/>
+        </w:rPr>
+        <w:t xml:space="preserve">NA</w:t>
+      </w:r>
+      <w:r>
+        <w:t xml:space="preserve"> </w:t>
+      </w:r>
+      <w:r>
+        <w:t xml:space="preserve">for</w:t>
+      </w:r>
+      <w:r>
+        <w:t xml:space="preserve"> </w:t>
+      </w:r>
+      <w:r>
+        <w:rPr>
+          <w:rStyle w:val="VerbatimChar"/>
+        </w:rPr>
+        <w:t xml:space="preserve">mean_temp</w:t>
+      </w:r>
+      <w:r>
+        <w:t xml:space="preserve">. Which months, and why? (Think about where each record starts and stops.)</w:t>
+      </w:r>
+    </w:p>
+    <w:p>
+      <w:pPr>
+        <w:pStyle w:val="BodyText"/>
+      </w:pPr>
+      <w:r>
+        <w:rPr>
+          <w:b/>
+          <w:bCs/>
+        </w:rPr>
+        <w:t xml:space="preserve">▶ Run this:</w:t>
+      </w:r>
+    </w:p>
+    <w:p>
+      <w:pPr>
+        <w:pStyle w:val="SourceCode"/>
+      </w:pPr>
+      <w:r>
+        <w:rPr>
+          <w:rStyle w:val="CommentTok"/>
+        </w:rPr>
+        <w:t xml:space="preserve"># Ice cover predicted by THIS month's temperature ------</w:t>
+      </w:r>
+      <w:r>
+        <w:br/>
+      </w:r>
+      <w:r>
+        <w:rPr>
+          <w:rStyle w:val="NormalTok"/>
+        </w:rPr>
+        <w:t xml:space="preserve">ice_temp_model </w:t>
+      </w:r>
+      <w:r>
+        <w:rPr>
+          <w:rStyle w:val="OtherTok"/>
+        </w:rPr>
+        <w:t xml:space="preserve">&lt;-</w:t>
+      </w:r>
+      <w:r>
+        <w:rPr>
+          <w:rStyle w:val="NormalTok"/>
+        </w:rPr>
+        <w:t xml:space="preserve"> </w:t>
+      </w:r>
+      <w:r>
+        <w:rPr>
+          <w:rStyle w:val="FunctionTok"/>
+        </w:rPr>
+        <w:t xml:space="preserve">lm</w:t>
+      </w:r>
+      <w:r>
+        <w:rPr>
+          <w:rStyle w:val="NormalTok"/>
+        </w:rPr>
+        <w:t xml:space="preserve">(mean_ice </w:t>
+      </w:r>
+      <w:r>
+        <w:rPr>
+          <w:rStyle w:val="SpecialCharTok"/>
+        </w:rPr>
+        <w:t xml:space="preserve">~</w:t>
+      </w:r>
+      <w:r>
+        <w:rPr>
+          <w:rStyle w:val="NormalTok"/>
+        </w:rPr>
+        <w:t xml:space="preserve"> mean_temp, </w:t>
+      </w:r>
+      <w:r>
+        <w:rPr>
+          <w:rStyle w:val="AttributeTok"/>
+        </w:rPr>
+        <w:t xml:space="preserve">data =</w:t>
+      </w:r>
+      <w:r>
+        <w:rPr>
+          <w:rStyle w:val="NormalTok"/>
+        </w:rPr>
+        <w:t xml:space="preserve"> ice_temp_df)</w:t>
+      </w:r>
+      <w:r>
+        <w:br/>
+      </w:r>
+      <w:r>
+        <w:br/>
+      </w:r>
+      <w:r>
+        <w:rPr>
+          <w:rStyle w:val="FunctionTok"/>
+        </w:rPr>
+        <w:t xml:space="preserve">summary</w:t>
+      </w:r>
+      <w:r>
+        <w:rPr>
+          <w:rStyle w:val="NormalTok"/>
+        </w:rPr>
+        <w:t xml:space="preserve">(ice_temp_model)</w:t>
+      </w:r>
+      <w:r>
+        <w:br/>
+      </w:r>
+      <w:r>
+        <w:br/>
+      </w:r>
+      <w:r>
+        <w:rPr>
+          <w:rStyle w:val="NormalTok"/>
+        </w:rPr>
+        <w:t xml:space="preserve">ice_temp_df </w:t>
+      </w:r>
+      <w:r>
+        <w:rPr>
+          <w:rStyle w:val="SpecialCharTok"/>
+        </w:rPr>
+        <w:t xml:space="preserve">%&gt;%</w:t>
+      </w:r>
+      <w:r>
+        <w:br/>
+      </w:r>
+      <w:r>
+        <w:rPr>
+          <w:rStyle w:val="NormalTok"/>
+        </w:rPr>
+        <w:t xml:space="preserve">  </w:t>
+      </w:r>
+      <w:r>
+        <w:rPr>
+          <w:rStyle w:val="FunctionTok"/>
+        </w:rPr>
+        <w:t xml:space="preserve">ggplot</w:t>
+      </w:r>
+      <w:r>
+        <w:rPr>
+          <w:rStyle w:val="NormalTok"/>
+        </w:rPr>
+        <w:t xml:space="preserve">(</w:t>
+      </w:r>
+      <w:r>
+        <w:rPr>
+          <w:rStyle w:val="FunctionTok"/>
+        </w:rPr>
+        <w:t xml:space="preserve">aes</w:t>
+      </w:r>
+      <w:r>
+        <w:rPr>
+          <w:rStyle w:val="NormalTok"/>
+        </w:rPr>
+        <w:t xml:space="preserve">(</w:t>
+      </w:r>
+      <w:r>
+        <w:rPr>
+          <w:rStyle w:val="AttributeTok"/>
+        </w:rPr>
+        <w:t xml:space="preserve">x =</w:t>
+      </w:r>
+      <w:r>
+        <w:rPr>
+          <w:rStyle w:val="NormalTok"/>
+        </w:rPr>
+        <w:t xml:space="preserve"> mean_temp, </w:t>
+      </w:r>
+      <w:r>
+        <w:rPr>
+          <w:rStyle w:val="AttributeTok"/>
+        </w:rPr>
+        <w:t xml:space="preserve">y =</w:t>
+      </w:r>
+      <w:r>
+        <w:rPr>
+          <w:rStyle w:val="NormalTok"/>
+        </w:rPr>
+        <w:t xml:space="preserve"> mean_ice)) </w:t>
+      </w:r>
+      <w:r>
+        <w:rPr>
+          <w:rStyle w:val="SpecialCharTok"/>
+        </w:rPr>
+        <w:t xml:space="preserve">+</w:t>
+      </w:r>
+      <w:r>
+        <w:br/>
+      </w:r>
+      <w:r>
+        <w:rPr>
+          <w:rStyle w:val="NormalTok"/>
+        </w:rPr>
+        <w:t xml:space="preserve">  </w:t>
+      </w:r>
+      <w:r>
+        <w:rPr>
+          <w:rStyle w:val="FunctionTok"/>
+        </w:rPr>
+        <w:t xml:space="preserve">geom_point</w:t>
+      </w:r>
+      <w:r>
+        <w:rPr>
+          <w:rStyle w:val="NormalTok"/>
+        </w:rPr>
+        <w:t xml:space="preserve">() </w:t>
+      </w:r>
+      <w:r>
+        <w:rPr>
+          <w:rStyle w:val="SpecialCharTok"/>
+        </w:rPr>
+        <w:t xml:space="preserve">+</w:t>
+      </w:r>
+      <w:r>
+        <w:br/>
+      </w:r>
+      <w:r>
+        <w:rPr>
+          <w:rStyle w:val="NormalTok"/>
+        </w:rPr>
+        <w:t xml:space="preserve">  </w:t>
+      </w:r>
+      <w:r>
+        <w:rPr>
+          <w:rStyle w:val="FunctionTok"/>
+        </w:rPr>
+        <w:t xml:space="preserve">geom_smooth</w:t>
+      </w:r>
+      <w:r>
+        <w:rPr>
+          <w:rStyle w:val="NormalTok"/>
+        </w:rPr>
+        <w:t xml:space="preserve">(</w:t>
+      </w:r>
+      <w:r>
+        <w:rPr>
+          <w:rStyle w:val="AttributeTok"/>
+        </w:rPr>
+        <w:t xml:space="preserve">method =</w:t>
+      </w:r>
+      <w:r>
+        <w:rPr>
+          <w:rStyle w:val="NormalTok"/>
+        </w:rPr>
+        <w:t xml:space="preserve"> </w:t>
+      </w:r>
+      <w:r>
+        <w:rPr>
+          <w:rStyle w:val="StringTok"/>
+        </w:rPr>
+        <w:t xml:space="preserve">"lm"</w:t>
+      </w:r>
+      <w:r>
+        <w:rPr>
+          <w:rStyle w:val="NormalTok"/>
+        </w:rPr>
+        <w:t xml:space="preserve">)</w:t>
+      </w:r>
+    </w:p>
+    <w:p>
+      <w:pPr>
+        <w:pStyle w:val="BlockText"/>
+      </w:pPr>
+      <w:r>
+        <w:t xml:space="preserve">🔮</w:t>
+      </w:r>
+      <w:r>
+        <w:t xml:space="preserve"> </w:t>
+      </w:r>
+      <w:r>
+        <w:rPr>
+          <w:b/>
+          <w:bCs/>
+        </w:rPr>
+        <w:t xml:space="preserve">Predict first:</w:t>
+      </w:r>
+      <w:r>
+        <w:t xml:space="preserve"> </w:t>
+      </w:r>
+      <w:r>
+        <w:t xml:space="preserve">before you run the next chunk — will</w:t>
+      </w:r>
+      <w:r>
+        <w:t xml:space="preserve"> </w:t>
+      </w:r>
+      <w:r>
+        <w:rPr>
+          <w:b/>
+          <w:bCs/>
+        </w:rPr>
+        <w:t xml:space="preserve">last</w:t>
+      </w:r>
+      <w:r>
+        <w:t xml:space="preserve"> </w:t>
+      </w:r>
+      <w:r>
+        <w:t xml:space="preserve">month’s temperature predict ice cover better or worse than</w:t>
+      </w:r>
+      <w:r>
+        <w:t xml:space="preserve"> </w:t>
+      </w:r>
+      <w:r>
+        <w:rPr>
+          <w:b/>
+          <w:bCs/>
+        </w:rPr>
+        <w:t xml:space="preserve">this</w:t>
+      </w:r>
+      <w:r>
+        <w:t xml:space="preserve"> </w:t>
+      </w:r>
+      <w:r>
+        <w:t xml:space="preserve">month’s?</w:t>
+      </w:r>
+    </w:p>
+    <w:p>
+      <w:pPr>
+        <w:pStyle w:val="FirstParagraph"/>
+      </w:pPr>
+      <w:r>
+        <w:rPr>
+          <w:b/>
+          <w:bCs/>
+        </w:rPr>
+        <w:t xml:space="preserve">▶ Run this:</w:t>
+      </w:r>
+    </w:p>
+    <w:p>
+      <w:pPr>
+        <w:pStyle w:val="SourceCode"/>
+      </w:pPr>
+      <w:r>
+        <w:rPr>
+          <w:rStyle w:val="CommentTok"/>
+        </w:rPr>
+        <w:t xml:space="preserve"># Ice cover predicted by LAST month's temperature ------</w:t>
+      </w:r>
+      <w:r>
+        <w:br/>
+      </w:r>
+      <w:r>
+        <w:rPr>
+          <w:rStyle w:val="NormalTok"/>
+        </w:rPr>
+        <w:t xml:space="preserve">ice_lag_model </w:t>
+      </w:r>
+      <w:r>
+        <w:rPr>
+          <w:rStyle w:val="OtherTok"/>
+        </w:rPr>
+        <w:t xml:space="preserve">&lt;-</w:t>
+      </w:r>
+      <w:r>
+        <w:rPr>
+          <w:rStyle w:val="NormalTok"/>
+        </w:rPr>
+        <w:t xml:space="preserve"> </w:t>
+      </w:r>
+      <w:r>
+        <w:rPr>
+          <w:rStyle w:val="FunctionTok"/>
+        </w:rPr>
+        <w:t xml:space="preserve">lm</w:t>
+      </w:r>
+      <w:r>
+        <w:rPr>
+          <w:rStyle w:val="NormalTok"/>
+        </w:rPr>
+        <w:t xml:space="preserve">(mean_ice </w:t>
+      </w:r>
+      <w:r>
+        <w:rPr>
+          <w:rStyle w:val="SpecialCharTok"/>
+        </w:rPr>
+        <w:t xml:space="preserve">~</w:t>
+      </w:r>
+      <w:r>
+        <w:rPr>
+          <w:rStyle w:val="NormalTok"/>
+        </w:rPr>
+        <w:t xml:space="preserve"> temp_prior, </w:t>
+      </w:r>
+      <w:r>
+        <w:rPr>
+          <w:rStyle w:val="AttributeTok"/>
+        </w:rPr>
+        <w:t xml:space="preserve">data =</w:t>
+      </w:r>
+      <w:r>
+        <w:rPr>
+          <w:rStyle w:val="NormalTok"/>
+        </w:rPr>
+        <w:t xml:space="preserve"> ice_temp_df)</w:t>
+      </w:r>
+      <w:r>
+        <w:br/>
+      </w:r>
+      <w:r>
+        <w:br/>
+      </w:r>
+      <w:r>
+        <w:rPr>
+          <w:rStyle w:val="FunctionTok"/>
+        </w:rPr>
+        <w:t xml:space="preserve">summary</w:t>
+      </w:r>
+      <w:r>
+        <w:rPr>
+          <w:rStyle w:val="NormalTok"/>
+        </w:rPr>
+        <w:t xml:space="preserve">(ice_lag_model)</w:t>
+      </w:r>
+      <w:r>
+        <w:br/>
+      </w:r>
+      <w:r>
+        <w:br/>
+      </w:r>
+      <w:r>
+        <w:rPr>
+          <w:rStyle w:val="NormalTok"/>
+        </w:rPr>
+        <w:t xml:space="preserve">ice_temp_df </w:t>
+      </w:r>
+      <w:r>
+        <w:rPr>
+          <w:rStyle w:val="SpecialCharTok"/>
+        </w:rPr>
+        <w:t xml:space="preserve">%&gt;%</w:t>
+      </w:r>
+      <w:r>
+        <w:br/>
+      </w:r>
+      <w:r>
+        <w:rPr>
+          <w:rStyle w:val="NormalTok"/>
+        </w:rPr>
+        <w:t xml:space="preserve">  </w:t>
+      </w:r>
+      <w:r>
+        <w:rPr>
+          <w:rStyle w:val="FunctionTok"/>
+        </w:rPr>
+        <w:t xml:space="preserve">ggplot</w:t>
+      </w:r>
+      <w:r>
+        <w:rPr>
+          <w:rStyle w:val="NormalTok"/>
+        </w:rPr>
+        <w:t xml:space="preserve">(</w:t>
+      </w:r>
+      <w:r>
+        <w:rPr>
+          <w:rStyle w:val="FunctionTok"/>
+        </w:rPr>
+        <w:t xml:space="preserve">aes</w:t>
+      </w:r>
+      <w:r>
+        <w:rPr>
+          <w:rStyle w:val="NormalTok"/>
+        </w:rPr>
+        <w:t xml:space="preserve">(</w:t>
+      </w:r>
+      <w:r>
+        <w:rPr>
+          <w:rStyle w:val="AttributeTok"/>
+        </w:rPr>
+        <w:t xml:space="preserve">x =</w:t>
+      </w:r>
+      <w:r>
+        <w:rPr>
+          <w:rStyle w:val="NormalTok"/>
+        </w:rPr>
+        <w:t xml:space="preserve"> temp_prior, </w:t>
+      </w:r>
+      <w:r>
+        <w:rPr>
+          <w:rStyle w:val="AttributeTok"/>
+        </w:rPr>
+        <w:t xml:space="preserve">y =</w:t>
+      </w:r>
+      <w:r>
+        <w:rPr>
+          <w:rStyle w:val="NormalTok"/>
+        </w:rPr>
+        <w:t xml:space="preserve"> mean_ice)) </w:t>
+      </w:r>
+      <w:r>
+        <w:rPr>
+          <w:rStyle w:val="SpecialCharTok"/>
+        </w:rPr>
+        <w:t xml:space="preserve">+</w:t>
+      </w:r>
+      <w:r>
+        <w:br/>
+      </w:r>
+      <w:r>
+        <w:rPr>
+          <w:rStyle w:val="NormalTok"/>
+        </w:rPr>
+        <w:t xml:space="preserve">  </w:t>
+      </w:r>
+      <w:r>
+        <w:rPr>
+          <w:rStyle w:val="FunctionTok"/>
+        </w:rPr>
+        <w:t xml:space="preserve">geom_point</w:t>
+      </w:r>
+      <w:r>
+        <w:rPr>
+          <w:rStyle w:val="NormalTok"/>
+        </w:rPr>
+        <w:t xml:space="preserve">() </w:t>
+      </w:r>
+      <w:r>
+        <w:rPr>
+          <w:rStyle w:val="SpecialCharTok"/>
+        </w:rPr>
+        <w:t xml:space="preserve">+</w:t>
+      </w:r>
+      <w:r>
+        <w:br/>
+      </w:r>
+      <w:r>
+        <w:rPr>
+          <w:rStyle w:val="NormalTok"/>
+        </w:rPr>
+        <w:t xml:space="preserve">  </w:t>
+      </w:r>
+      <w:r>
+        <w:rPr>
+          <w:rStyle w:val="FunctionTok"/>
+        </w:rPr>
+        <w:t xml:space="preserve">geom_smooth</w:t>
+      </w:r>
+      <w:r>
+        <w:rPr>
+          <w:rStyle w:val="NormalTok"/>
+        </w:rPr>
+        <w:t xml:space="preserve">(</w:t>
+      </w:r>
+      <w:r>
+        <w:rPr>
+          <w:rStyle w:val="AttributeTok"/>
+        </w:rPr>
+        <w:t xml:space="preserve">method =</w:t>
+      </w:r>
+      <w:r>
+        <w:rPr>
+          <w:rStyle w:val="NormalTok"/>
+        </w:rPr>
+        <w:t xml:space="preserve"> </w:t>
+      </w:r>
+      <w:r>
+        <w:rPr>
+          <w:rStyle w:val="StringTok"/>
+        </w:rPr>
+        <w:t xml:space="preserve">"lm"</w:t>
+      </w:r>
+      <w:r>
+        <w:rPr>
+          <w:rStyle w:val="NormalTok"/>
+        </w:rPr>
+        <w:t xml:space="preserve">)</w:t>
+      </w:r>
+    </w:p>
+    <w:p>
+      <w:pPr>
+        <w:pStyle w:val="FirstParagraph"/>
+      </w:pPr>
+      <w:r>
+        <w:t xml:space="preserve">✏️</w:t>
+      </w:r>
+      <w:r>
+        <w:t xml:space="preserve"> </w:t>
+      </w:r>
+      <w:r>
+        <w:rPr>
+          <w:b/>
+          <w:bCs/>
+        </w:rPr>
+        <w:t xml:space="preserve">Q27:</w:t>
+      </w:r>
+      <w:r>
+        <w:t xml:space="preserve"> </w:t>
+      </w:r>
+      <w:r>
+        <w:t xml:space="preserve">Fill this in from the two</w:t>
+      </w:r>
+      <w:r>
+        <w:t xml:space="preserve"> </w:t>
+      </w:r>
+      <w:r>
+        <w:rPr>
+          <w:rStyle w:val="VerbatimChar"/>
+        </w:rPr>
+        <w:t xml:space="preserve">summary()</w:t>
+      </w:r>
+      <w:r>
+        <w:t xml:space="preserve"> </w:t>
+      </w:r>
+      <w:r>
+        <w:t xml:space="preserve">calls:</w:t>
+      </w:r>
+    </w:p>
+    <w:p>
+      <w:pPr>
+        <w:pStyle w:val="SourceCode"/>
+      </w:pPr>
+      <w:r>
+        <w:rPr>
+          <w:rStyle w:val="VerbatimChar"/>
+        </w:rPr>
+        <w:t xml:space="preserve">                    slope (% per C)   p-value   R-squared</w:t>
+      </w:r>
+      <w:r>
+        <w:br/>
+      </w:r>
+      <w:r>
+        <w:rPr>
+          <w:rStyle w:val="VerbatimChar"/>
+        </w:rPr>
+        <w:t xml:space="preserve">this month's temp</w:t>
+      </w:r>
+      <w:r>
+        <w:br/>
+      </w:r>
+      <w:r>
+        <w:rPr>
+          <w:rStyle w:val="VerbatimChar"/>
+        </w:rPr>
+        <w:t xml:space="preserve">last month's temp</w:t>
+      </w:r>
+    </w:p>
+    <w:p>
+      <w:pPr>
+        <w:pStyle w:val="FirstParagraph"/>
+      </w:pPr>
+      <w:r>
+        <w:t xml:space="preserve">✏️</w:t>
+      </w:r>
+      <w:r>
+        <w:t xml:space="preserve"> </w:t>
+      </w:r>
+      <w:r>
+        <w:rPr>
+          <w:b/>
+          <w:bCs/>
+        </w:rPr>
+        <w:t xml:space="preserve">Q28:</w:t>
+      </w:r>
+      <w:r>
+        <w:t xml:space="preserve"> </w:t>
+      </w:r>
+      <w:r>
+        <w:t xml:space="preserve">Which predictor won, and by how much? Was your prediction right?</w:t>
+      </w:r>
+    </w:p>
+    <w:p>
+      <w:pPr>
+        <w:pStyle w:val="BodyText"/>
+      </w:pPr>
+      <w:r>
+        <w:t xml:space="preserve">✏️</w:t>
+      </w:r>
+      <w:r>
+        <w:t xml:space="preserve"> </w:t>
+      </w:r>
+      <w:r>
+        <w:rPr>
+          <w:b/>
+          <w:bCs/>
+        </w:rPr>
+        <w:t xml:space="preserve">Q29:</w:t>
+      </w:r>
+      <w:r>
+        <w:t xml:space="preserve"> </w:t>
+      </w:r>
+      <w:r>
+        <w:t xml:space="preserve">Why would the</w:t>
+      </w:r>
+      <w:r>
+        <w:t xml:space="preserve"> </w:t>
+      </w:r>
+      <w:r>
+        <w:rPr>
+          <w:i/>
+          <w:iCs/>
+        </w:rPr>
+        <w:t xml:space="preserve">previous</w:t>
+      </w:r>
+      <w:r>
+        <w:t xml:space="preserve"> </w:t>
+      </w:r>
+      <w:r>
+        <w:t xml:space="preserve">month’s cold predict today’s ice better than today’s cold does? (How long does it take a lake the size of Superior to freeze?)</w:t>
+      </w:r>
+    </w:p>
+    <w:p>
+      <w:pPr>
+        <w:pStyle w:val="BodyText"/>
+      </w:pPr>
+      <w:r>
+        <w:t xml:space="preserve">✏️</w:t>
+      </w:r>
+      <w:r>
+        <w:t xml:space="preserve"> </w:t>
+      </w:r>
+      <w:r>
+        <w:rPr>
+          <w:b/>
+          <w:bCs/>
+        </w:rPr>
+        <w:t xml:space="preserve">Q30:</w:t>
+      </w:r>
+      <w:r>
+        <w:t xml:space="preserve"> </w:t>
+      </w:r>
+      <w:r>
+        <w:t xml:space="preserve">Both slopes are negative. Say what the lag model’s slope means in plain language: one degree colder last month buys you how much more ice this month?</w:t>
+      </w:r>
+    </w:p>
+    <w:p>
+      <w:pPr>
+        <w:pStyle w:val="BlockText"/>
+      </w:pPr>
+      <w:r>
+        <w:t xml:space="preserve">💡</w:t>
+      </w:r>
+      <w:r>
+        <w:t xml:space="preserve"> </w:t>
+      </w:r>
+      <w:r>
+        <w:rPr>
+          <w:b/>
+          <w:bCs/>
+        </w:rPr>
+        <w:t xml:space="preserve">Key idea:</w:t>
+      </w:r>
+      <w:r>
+        <w:t xml:space="preserve"> </w:t>
+      </w:r>
+      <w:r>
+        <w:t xml:space="preserve">this is the whole arc of the course in one place. Pivot the data so it can be grouped, summarize it to the scale your question lives at, join in a second source keyed on something both tables share, then model it. The lag is the science: a lake is a big thermal flywheel, so its state today reflects the weather of weeks past, not the weather of this morning.</w:t>
+      </w:r>
+    </w:p>
+    <w:p>
+      <w:r>
+        <w:pict>
+          <v:rect style="width:0;height:1.5pt" o:hralign="center" o:hrstd="t" o:hr="t"/>
+        </w:pict>
+      </w:r>
+    </w:p>
+    <w:bookmarkEnd w:id="38"/>
+    <w:bookmarkStart w:id="44" w:name="homework-a-different-great-lake"/>
+    <w:p>
+      <w:pPr>
+        <w:pStyle w:val="Heading1"/>
+      </w:pPr>
+      <w:r>
+        <w:t xml:space="preserve">Homework — a different Great Lake</w:t>
+      </w:r>
+    </w:p>
+    <w:p>
+      <w:pPr>
+        <w:pStyle w:val="FirstParagraph"/>
+      </w:pPr>
+      <w:r>
+        <w:rPr>
+          <w:i/>
+          <w:iCs/>
+        </w:rPr>
+        <w:t xml:space="preserve">Write it at the bottom of the same script. This part</w:t>
+      </w:r>
+      <w:r>
+        <w:rPr>
+          <w:i/>
+          <w:iCs/>
+        </w:rPr>
+        <w:t xml:space="preserve"> </w:t>
+      </w:r>
+      <w:r>
+        <w:rPr>
+          <w:b/>
+          <w:bCs/>
+          <w:i/>
+          <w:iCs/>
+        </w:rPr>
+        <w:t xml:space="preserve">is</w:t>
+      </w:r>
+      <w:r>
+        <w:rPr>
+          <w:i/>
+          <w:iCs/>
+        </w:rPr>
+        <w:t xml:space="preserve"> </w:t>
+      </w:r>
+      <w:r>
+        <w:rPr>
+          <w:i/>
+          <w:iCs/>
+        </w:rPr>
+        <w:t xml:space="preserve">graded — hand in your answers as</w:t>
       </w:r>
       <w:r>
         <w:rPr>
@@ -3980,10 +10693,10 @@
         <w:pStyle w:val="BodyText"/>
       </w:pPr>
       <w:r>
-        <w:t xml:space="preserve">Change only the file name in the URL, then repeat Parts 1 → 9. Nothing is filled in — copy your own chunks from above and change what needs changing; for most chunks that is nothing at all.</w:t>
-      </w:r>
-    </w:p>
-    <w:bookmarkStart w:id="37" w:name="h1-read-and-pivot-your-lake"/>
+        <w:t xml:space="preserve">Change only the file name in the URL, then repeat Parts 1 → 10. Nothing is filled in — copy your own chunks from above and change what needs changing; for most chunks that is nothing at all.</w:t>
+      </w:r>
+    </w:p>
+    <w:bookmarkStart w:id="39" w:name="h1-read-and-pivot-your-lake"/>
     <w:p>
       <w:pPr>
         <w:pStyle w:val="Heading2"/>
@@ -4051,8 +10764,8 @@
         <w:t xml:space="preserve">Your lake, and the rows × columns before and after the pivot.</w:t>
       </w:r>
     </w:p>
-    <w:bookmarkEnd w:id="37"/>
-    <w:bookmarkStart w:id="38" w:name="h2-peak-ice-per-winter"/>
+    <w:bookmarkEnd w:id="39"/>
+    <w:bookmarkStart w:id="40" w:name="h2-peak-ice-per-winter"/>
     <w:p>
       <w:pPr>
         <w:pStyle w:val="Heading2"/>
@@ -4102,8 +10815,8 @@
         <w:t xml:space="preserve">How many winters are in your lake’s record? Lowest-peak and highest-peak winters?</w:t>
       </w:r>
     </w:p>
-    <w:bookmarkEnd w:id="38"/>
-    <w:bookmarkStart w:id="39" w:name="h3-model-the-trend"/>
+    <w:bookmarkEnd w:id="40"/>
+    <w:bookmarkStart w:id="41" w:name="h3-model-the-trend"/>
     <w:p>
       <w:pPr>
         <w:pStyle w:val="Heading2"/>
@@ -4216,19 +10929,39 @@
         <w:t xml:space="preserve">than Superior, and by how much?</w:t>
       </w:r>
     </w:p>
-    <w:bookmarkEnd w:id="39"/>
-    <w:bookmarkStart w:id="40" w:name="h4-explain-it"/>
+    <w:bookmarkEnd w:id="41"/>
+    <w:bookmarkStart w:id="42" w:name="h4-month-by-month"/>
     <w:p>
       <w:pPr>
         <w:pStyle w:val="Heading2"/>
       </w:pPr>
       <w:r>
-        <w:t xml:space="preserve">H4 · Explain it</w:t>
+        <w:t xml:space="preserve">H4 · Month by month</w:t>
       </w:r>
     </w:p>
     <w:p>
       <w:pPr>
         <w:pStyle w:val="FirstParagraph"/>
+      </w:pPr>
+      <w:r>
+        <w:t xml:space="preserve">Build the wide summary table with</w:t>
+      </w:r>
+      <w:r>
+        <w:t xml:space="preserve"> </w:t>
+      </w:r>
+      <w:r>
+        <w:rPr>
+          <w:rStyle w:val="VerbatimChar"/>
+        </w:rPr>
+        <w:t xml:space="preserve">pivot_wider()</w:t>
+      </w:r>
+      <w:r>
+        <w:t xml:space="preserve">, flip it back to long, and get every month’s slope the way you did in Part 10.</w:t>
+      </w:r>
+    </w:p>
+    <w:p>
+      <w:pPr>
+        <w:pStyle w:val="BodyText"/>
       </w:pPr>
       <w:r>
         <w:t xml:space="preserve">✏️</w:t>
@@ -4247,7 +10980,25 @@
         <w:t xml:space="preserve"> </w:t>
       </w:r>
       <w:r>
-        <w:t xml:space="preserve">Using</w:t>
+        <w:t xml:space="preserve">Which month is your lake losing ice fastest in? Is it the same month as Superior?</w:t>
+      </w:r>
+    </w:p>
+    <w:bookmarkEnd w:id="42"/>
+    <w:bookmarkStart w:id="43" w:name="h5-explain-it"/>
+    <w:p>
+      <w:pPr>
+        <w:pStyle w:val="Heading2"/>
+      </w:pPr>
+      <w:r>
+        <w:t xml:space="preserve">H5 · Explain it</w:t>
+      </w:r>
+    </w:p>
+    <w:p>
+      <w:pPr>
+        <w:pStyle w:val="FirstParagraph"/>
+      </w:pPr>
+      <w:r>
+        <w:t xml:space="preserve">✏️</w:t>
       </w:r>
       <w:r>
         <w:t xml:space="preserve"> </w:t>
@@ -4257,21 +11008,13 @@
           <w:b/>
           <w:bCs/>
         </w:rPr>
-        <w:t xml:space="preserve">your</w:t>
-      </w:r>
-      <w:r>
-        <w:t xml:space="preserve"> </w:t>
-      </w:r>
-      <w:r>
-        <w:t xml:space="preserve">slope, say in plain language how fast your lake is losing (or gaining) maximum ice cover, and how much total change that adds up to across the whole record.</w:t>
-      </w:r>
-    </w:p>
-    <w:p>
-      <w:pPr>
-        <w:pStyle w:val="BodyText"/>
-      </w:pPr>
-      <w:r>
-        <w:t xml:space="preserve">✏️</w:t>
+        <w:t xml:space="preserve">H-Q6:</w:t>
+      </w:r>
+      <w:r>
+        <w:t xml:space="preserve"> </w:t>
+      </w:r>
+      <w:r>
+        <w:t xml:space="preserve">Using</w:t>
       </w:r>
       <w:r>
         <w:t xml:space="preserve"> </w:t>
@@ -4281,7 +11024,31 @@
           <w:b/>
           <w:bCs/>
         </w:rPr>
-        <w:t xml:space="preserve">H-Q6:</w:t>
+        <w:t xml:space="preserve">your</w:t>
+      </w:r>
+      <w:r>
+        <w:t xml:space="preserve"> </w:t>
+      </w:r>
+      <w:r>
+        <w:t xml:space="preserve">slope, say in plain language how fast your lake is losing (or gaining) maximum ice cover, and how much total change that adds up to across the whole record.</w:t>
+      </w:r>
+    </w:p>
+    <w:p>
+      <w:pPr>
+        <w:pStyle w:val="BodyText"/>
+      </w:pPr>
+      <w:r>
+        <w:t xml:space="preserve">✏️</w:t>
+      </w:r>
+      <w:r>
+        <w:t xml:space="preserve"> </w:t>
+      </w:r>
+      <w:r>
+        <w:rPr>
+          <w:b/>
+          <w:bCs/>
+        </w:rPr>
+        <w:t xml:space="preserve">H-Q7:</w:t>
       </w:r>
       <w:r>
         <w:t xml:space="preserve"> </w:t>
@@ -4297,9 +11064,9 @@
         </w:pict>
       </w:r>
     </w:p>
-    <w:bookmarkEnd w:id="40"/>
-    <w:bookmarkEnd w:id="41"/>
-    <w:bookmarkStart w:id="42" w:name="review-and-checkpoint"/>
+    <w:bookmarkEnd w:id="43"/>
+    <w:bookmarkEnd w:id="44"/>
+    <w:bookmarkStart w:id="45" w:name="review-and-checkpoint"/>
     <w:p>
       <w:pPr>
         <w:pStyle w:val="Heading1"/>
@@ -4487,7 +11254,7 @@
         </w:numPr>
       </w:pPr>
       <w:r>
-        <w:t xml:space="preserve">Use</w:t>
+        <w:t xml:space="preserve">Fit</w:t>
       </w:r>
       <w:r>
         <w:t xml:space="preserve"> </w:t>
@@ -4496,13 +11263,13 @@
         <w:rPr>
           <w:rStyle w:val="VerbatimChar"/>
         </w:rPr>
-        <w:t xml:space="preserve">slice_max()</w:t>
-      </w:r>
-      <w:r>
-        <w:t xml:space="preserve"> </w:t>
-      </w:r>
-      <w:r>
-        <w:t xml:space="preserve">to pull one extreme row per group</w:t>
+        <w:t xml:space="preserve">lm()</w:t>
+      </w:r>
+      <w:r>
+        <w:t xml:space="preserve"> </w:t>
+      </w:r>
+      <w:r>
+        <w:t xml:space="preserve">on one column of a wide table, and on a grouped long table</w:t>
       </w:r>
     </w:p>
     <w:p>
@@ -4514,7 +11281,7 @@
         </w:numPr>
       </w:pPr>
       <w:r>
-        <w:t xml:space="preserve">Fit and interpret</w:t>
+        <w:t xml:space="preserve">Use</w:t>
       </w:r>
       <w:r>
         <w:t xml:space="preserve"> </w:t>
@@ -4523,10 +11290,25 @@
         <w:rPr>
           <w:rStyle w:val="VerbatimChar"/>
         </w:rPr>
-        <w:t xml:space="preserve">lm(ice_cover ~ year)</w:t>
-      </w:r>
-      <w:r>
-        <w:t xml:space="preserve">, reading the slope</w:t>
+        <w:t xml:space="preserve">slice_max()</w:t>
+      </w:r>
+      <w:r>
+        <w:t xml:space="preserve"> </w:t>
+      </w:r>
+      <w:r>
+        <w:t xml:space="preserve">to pull one extreme row per group</w:t>
+      </w:r>
+    </w:p>
+    <w:p>
+      <w:pPr>
+        <w:pStyle w:val="Compact"/>
+        <w:numPr>
+          <w:ilvl w:val="0"/>
+          <w:numId w:val="1011"/>
+        </w:numPr>
+      </w:pPr>
+      <w:r>
+        <w:t xml:space="preserve">Read a slope</w:t>
       </w:r>
       <w:r>
         <w:t xml:space="preserve"> </w:t>
@@ -4542,7 +11324,34 @@
         <w:t xml:space="preserve"> </w:t>
       </w:r>
       <w:r>
-        <w:t xml:space="preserve">the R²</w:t>
+        <w:t xml:space="preserve">an R² together</w:t>
+      </w:r>
+    </w:p>
+    <w:p>
+      <w:pPr>
+        <w:pStyle w:val="Compact"/>
+        <w:numPr>
+          <w:ilvl w:val="0"/>
+          <w:numId w:val="1012"/>
+        </w:numPr>
+      </w:pPr>
+      <w:r>
+        <w:t xml:space="preserve">Summarize two sources to the same scale and</w:t>
+      </w:r>
+      <w:r>
+        <w:t xml:space="preserve"> </w:t>
+      </w:r>
+      <w:r>
+        <w:rPr>
+          <w:rStyle w:val="VerbatimChar"/>
+        </w:rPr>
+        <w:t xml:space="preserve">left_join()</w:t>
+      </w:r>
+      <w:r>
+        <w:t xml:space="preserve"> </w:t>
+      </w:r>
+      <w:r>
+        <w:t xml:space="preserve">them on a shared key</w:t>
       </w:r>
     </w:p>
     <w:p>
@@ -4639,7 +11448,7 @@
         <w:t xml:space="preserve">End of Activity 15. Next: two tables that each have half the story, and the joins that put them back together.</w:t>
       </w:r>
     </w:p>
-    <w:bookmarkEnd w:id="42"/>
+    <w:bookmarkEnd w:id="45"/>
     <w:sectPr>
       <w:pgSz w:h="15840" w:w="12240"/>
       <w:pgMar w:bottom="720" w:footer="432" w:gutter="0" w:header="432" w:left="720" w:right="1008" w:top="720"/>
@@ -5073,6 +11882,12 @@
     <w:abstractNumId w:val="992"/>
   </w:num>
   <w:num w:numId="1010">
+    <w:abstractNumId w:val="992"/>
+  </w:num>
+  <w:num w:numId="1011">
+    <w:abstractNumId w:val="992"/>
+  </w:num>
+  <w:num w:numId="1012">
     <w:abstractNumId w:val="992"/>
   </w:num>
 </w:numbering>
